--- a/numpy/06_난수와_실전예제/06_난수와_실전예제_교안.docx
+++ b/numpy/06_난수와_실전예제/06_난수와_실전예제_교안.docx
@@ -4701,205 +4701,13 @@
                 <w:rFonts w:ascii="Consolas" w:cs="Consolas" w:eastAsia="맑은 고딕" w:hAnsi="Consolas"/>
                 <w:b w:val="false"/>
                 <w:bCs w:val="false"/>
-                <w:i w:val="false"/>
-                <w:iCs w:val="false"/>
-                <w:color w:val="24292F"/>
-                <w:sz w:val="17"/>
-                <w:szCs w:val="17"/>
-              </w:rPr>
-              <w:t xml:space="preserve">rng</w:t>
-            </w:r>
-            <w:r>
-              <w:rPr>
-                <w:rFonts w:ascii="Consolas" w:cs="Consolas" w:eastAsia="맑은 고딕" w:hAnsi="Consolas"/>
-                <w:b w:val="false"/>
-                <w:bCs w:val="false"/>
-                <w:i w:val="false"/>
-                <w:iCs w:val="false"/>
-                <w:color w:val="24292F"/>
-                <w:sz w:val="17"/>
-                <w:szCs w:val="17"/>
-              </w:rPr>
-              <w:t xml:space="preserve"> = </w:t>
-            </w:r>
-            <w:r>
-              <w:rPr>
-                <w:rFonts w:ascii="Consolas" w:cs="Consolas" w:eastAsia="맑은 고딕" w:hAnsi="Consolas"/>
-                <w:b w:val="false"/>
-                <w:bCs w:val="false"/>
-                <w:i w:val="false"/>
-                <w:iCs w:val="false"/>
-                <w:color w:val="24292F"/>
-                <w:sz w:val="17"/>
-                <w:szCs w:val="17"/>
-              </w:rPr>
-              <w:t xml:space="preserve">np</w:t>
-            </w:r>
-            <w:r>
-              <w:rPr>
-                <w:rFonts w:ascii="Consolas" w:cs="Consolas" w:eastAsia="맑은 고딕" w:hAnsi="Consolas"/>
-                <w:b w:val="false"/>
-                <w:bCs w:val="false"/>
-                <w:i w:val="false"/>
-                <w:iCs w:val="false"/>
-                <w:color w:val="24292F"/>
-                <w:sz w:val="17"/>
-                <w:szCs w:val="17"/>
-              </w:rPr>
-              <w:t xml:space="preserve">.</w:t>
-            </w:r>
-            <w:r>
-              <w:rPr>
-                <w:rFonts w:ascii="Consolas" w:cs="Consolas" w:eastAsia="맑은 고딕" w:hAnsi="Consolas"/>
-                <w:b w:val="false"/>
-                <w:bCs w:val="false"/>
-                <w:i w:val="false"/>
-                <w:iCs w:val="false"/>
-                <w:color w:val="24292F"/>
-                <w:sz w:val="17"/>
-                <w:szCs w:val="17"/>
-              </w:rPr>
-              <w:t xml:space="preserve">random</w:t>
-            </w:r>
-            <w:r>
-              <w:rPr>
-                <w:rFonts w:ascii="Consolas" w:cs="Consolas" w:eastAsia="맑은 고딕" w:hAnsi="Consolas"/>
-                <w:b w:val="false"/>
-                <w:bCs w:val="false"/>
-                <w:i w:val="false"/>
-                <w:iCs w:val="false"/>
-                <w:color w:val="24292F"/>
-                <w:sz w:val="17"/>
-                <w:szCs w:val="17"/>
-              </w:rPr>
-              <w:t xml:space="preserve">.</w:t>
-            </w:r>
-            <w:r>
-              <w:rPr>
-                <w:rFonts w:ascii="Consolas" w:cs="Consolas" w:eastAsia="맑은 고딕" w:hAnsi="Consolas"/>
-                <w:b w:val="false"/>
-                <w:bCs w:val="false"/>
-                <w:i w:val="false"/>
-                <w:iCs w:val="false"/>
-                <w:color w:val="24292F"/>
-                <w:sz w:val="17"/>
-                <w:szCs w:val="17"/>
-              </w:rPr>
-              <w:t xml:space="preserve">default_rng</w:t>
-            </w:r>
-            <w:r>
-              <w:rPr>
-                <w:rFonts w:ascii="Consolas" w:cs="Consolas" w:eastAsia="맑은 고딕" w:hAnsi="Consolas"/>
-                <w:b w:val="false"/>
-                <w:bCs w:val="false"/>
-                <w:i w:val="false"/>
-                <w:iCs w:val="false"/>
-                <w:color w:val="24292F"/>
-                <w:sz w:val="17"/>
-                <w:szCs w:val="17"/>
-              </w:rPr>
-              <w:t xml:space="preserve">(</w:t>
-            </w:r>
-            <w:r>
-              <w:rPr>
-                <w:rFonts w:ascii="Consolas" w:cs="Consolas" w:eastAsia="맑은 고딕" w:hAnsi="Consolas"/>
-                <w:b w:val="false"/>
-                <w:bCs w:val="false"/>
-                <w:i w:val="false"/>
-                <w:iCs w:val="false"/>
-                <w:color w:val="24292F"/>
-                <w:sz w:val="17"/>
-                <w:szCs w:val="17"/>
-              </w:rPr>
-              <w:t xml:space="preserve">seed</w:t>
-            </w:r>
-            <w:r>
-              <w:rPr>
-                <w:rFonts w:ascii="Consolas" w:cs="Consolas" w:eastAsia="맑은 고딕" w:hAnsi="Consolas"/>
-                <w:b w:val="false"/>
-                <w:bCs w:val="false"/>
-                <w:i w:val="false"/>
-                <w:iCs w:val="false"/>
-                <w:color w:val="24292F"/>
-                <w:sz w:val="17"/>
-                <w:szCs w:val="17"/>
-              </w:rPr>
-              <w:t xml:space="preserve">=</w:t>
-            </w:r>
-            <w:r>
-              <w:rPr>
-                <w:rFonts w:ascii="Consolas" w:cs="Consolas" w:eastAsia="맑은 고딕" w:hAnsi="Consolas"/>
-                <w:b w:val="false"/>
-                <w:bCs w:val="false"/>
-                <w:i w:val="false"/>
-                <w:iCs w:val="false"/>
-                <w:color w:val="098658"/>
-                <w:sz w:val="17"/>
-                <w:szCs w:val="17"/>
-              </w:rPr>
-              <w:t xml:space="preserve">7</w:t>
-            </w:r>
-            <w:r>
-              <w:rPr>
-                <w:rFonts w:ascii="Consolas" w:cs="Consolas" w:eastAsia="맑은 고딕" w:hAnsi="Consolas"/>
-                <w:b w:val="false"/>
-                <w:bCs w:val="false"/>
-                <w:i w:val="false"/>
-                <w:iCs w:val="false"/>
-                <w:color w:val="24292F"/>
-                <w:sz w:val="17"/>
-                <w:szCs w:val="17"/>
-              </w:rPr>
-              <w:t xml:space="preserve">)</w:t>
-            </w:r>
-          </w:p>
-          <w:p>
-            <w:pPr>
-              <w:spacing w:after="0" w:line="252"/>
-            </w:pPr>
-            <w:r>
-              <w:rPr>
-                <w:rFonts w:ascii="Consolas" w:cs="Consolas" w:eastAsia="맑은 고딕" w:hAnsi="Consolas"/>
-                <w:color w:val="A0A0A0"/>
-                <w:sz w:val="17"/>
-                <w:szCs w:val="17"/>
-              </w:rPr>
-              <w:t xml:space="preserve"> 4  </w:t>
-            </w:r>
-            <w:r>
-              <w:rPr>
-                <w:rFonts w:ascii="Consolas" w:cs="Consolas" w:eastAsia="맑은 고딕" w:hAnsi="Consolas"/>
-                <w:sz w:val="17"/>
-                <w:szCs w:val="17"/>
-              </w:rPr>
-              <w:t xml:space="preserve"> </w:t>
-            </w:r>
-          </w:p>
-          <w:p>
-            <w:pPr>
-              <w:spacing w:after="0" w:line="252"/>
-            </w:pPr>
-            <w:r>
-              <w:rPr>
-                <w:rFonts w:ascii="Consolas" w:cs="Consolas" w:eastAsia="맑은 고딕" w:hAnsi="Consolas"/>
-                <w:color w:val="A0A0A0"/>
-                <w:sz w:val="17"/>
-                <w:szCs w:val="17"/>
-              </w:rPr>
-              <w:t xml:space="preserve"> 5  </w:t>
-            </w:r>
-            <w:r>
-              <w:rPr>
-                <w:rFonts w:ascii="Consolas" w:cs="Consolas" w:eastAsia="맑은 고딕" w:hAnsi="Consolas"/>
-                <w:b w:val="false"/>
-                <w:bCs w:val="false"/>
                 <w:i/>
                 <w:iCs/>
                 <w:color w:val="6A9955"/>
                 <w:sz w:val="17"/>
                 <w:szCs w:val="17"/>
               </w:rPr>
-              <w:t xml:space="preserve"># 주사위 6000 번 던지기</w:t>
+              <w:t xml:space="preserve"># 난수 생성기 (seed 고정 → 실행할 때마다 같은 결과)</w:t>
             </w:r>
           </w:p>
           <w:p>
@@ -4913,879 +4721,199 @@
                 <w:sz w:val="17"/>
                 <w:szCs w:val="17"/>
               </w:rPr>
+              <w:t xml:space="preserve"> 4  </w:t>
+            </w:r>
+            <w:r>
+              <w:rPr>
+                <w:rFonts w:ascii="Consolas" w:cs="Consolas" w:eastAsia="맑은 고딕" w:hAnsi="Consolas"/>
+                <w:b w:val="false"/>
+                <w:bCs w:val="false"/>
+                <w:i w:val="false"/>
+                <w:iCs w:val="false"/>
+                <w:color w:val="24292F"/>
+                <w:sz w:val="17"/>
+                <w:szCs w:val="17"/>
+              </w:rPr>
+              <w:t xml:space="preserve">rng</w:t>
+            </w:r>
+            <w:r>
+              <w:rPr>
+                <w:rFonts w:ascii="Consolas" w:cs="Consolas" w:eastAsia="맑은 고딕" w:hAnsi="Consolas"/>
+                <w:b w:val="false"/>
+                <w:bCs w:val="false"/>
+                <w:i w:val="false"/>
+                <w:iCs w:val="false"/>
+                <w:color w:val="24292F"/>
+                <w:sz w:val="17"/>
+                <w:szCs w:val="17"/>
+              </w:rPr>
+              <w:t xml:space="preserve"> = </w:t>
+            </w:r>
+            <w:r>
+              <w:rPr>
+                <w:rFonts w:ascii="Consolas" w:cs="Consolas" w:eastAsia="맑은 고딕" w:hAnsi="Consolas"/>
+                <w:b w:val="false"/>
+                <w:bCs w:val="false"/>
+                <w:i w:val="false"/>
+                <w:iCs w:val="false"/>
+                <w:color w:val="24292F"/>
+                <w:sz w:val="17"/>
+                <w:szCs w:val="17"/>
+              </w:rPr>
+              <w:t xml:space="preserve">np</w:t>
+            </w:r>
+            <w:r>
+              <w:rPr>
+                <w:rFonts w:ascii="Consolas" w:cs="Consolas" w:eastAsia="맑은 고딕" w:hAnsi="Consolas"/>
+                <w:b w:val="false"/>
+                <w:bCs w:val="false"/>
+                <w:i w:val="false"/>
+                <w:iCs w:val="false"/>
+                <w:color w:val="24292F"/>
+                <w:sz w:val="17"/>
+                <w:szCs w:val="17"/>
+              </w:rPr>
+              <w:t xml:space="preserve">.</w:t>
+            </w:r>
+            <w:r>
+              <w:rPr>
+                <w:rFonts w:ascii="Consolas" w:cs="Consolas" w:eastAsia="맑은 고딕" w:hAnsi="Consolas"/>
+                <w:b w:val="false"/>
+                <w:bCs w:val="false"/>
+                <w:i w:val="false"/>
+                <w:iCs w:val="false"/>
+                <w:color w:val="24292F"/>
+                <w:sz w:val="17"/>
+                <w:szCs w:val="17"/>
+              </w:rPr>
+              <w:t xml:space="preserve">random</w:t>
+            </w:r>
+            <w:r>
+              <w:rPr>
+                <w:rFonts w:ascii="Consolas" w:cs="Consolas" w:eastAsia="맑은 고딕" w:hAnsi="Consolas"/>
+                <w:b w:val="false"/>
+                <w:bCs w:val="false"/>
+                <w:i w:val="false"/>
+                <w:iCs w:val="false"/>
+                <w:color w:val="24292F"/>
+                <w:sz w:val="17"/>
+                <w:szCs w:val="17"/>
+              </w:rPr>
+              <w:t xml:space="preserve">.</w:t>
+            </w:r>
+            <w:r>
+              <w:rPr>
+                <w:rFonts w:ascii="Consolas" w:cs="Consolas" w:eastAsia="맑은 고딕" w:hAnsi="Consolas"/>
+                <w:b w:val="false"/>
+                <w:bCs w:val="false"/>
+                <w:i w:val="false"/>
+                <w:iCs w:val="false"/>
+                <w:color w:val="24292F"/>
+                <w:sz w:val="17"/>
+                <w:szCs w:val="17"/>
+              </w:rPr>
+              <w:t xml:space="preserve">default_rng</w:t>
+            </w:r>
+            <w:r>
+              <w:rPr>
+                <w:rFonts w:ascii="Consolas" w:cs="Consolas" w:eastAsia="맑은 고딕" w:hAnsi="Consolas"/>
+                <w:b w:val="false"/>
+                <w:bCs w:val="false"/>
+                <w:i w:val="false"/>
+                <w:iCs w:val="false"/>
+                <w:color w:val="24292F"/>
+                <w:sz w:val="17"/>
+                <w:szCs w:val="17"/>
+              </w:rPr>
+              <w:t xml:space="preserve">(</w:t>
+            </w:r>
+            <w:r>
+              <w:rPr>
+                <w:rFonts w:ascii="Consolas" w:cs="Consolas" w:eastAsia="맑은 고딕" w:hAnsi="Consolas"/>
+                <w:b w:val="false"/>
+                <w:bCs w:val="false"/>
+                <w:i w:val="false"/>
+                <w:iCs w:val="false"/>
+                <w:color w:val="24292F"/>
+                <w:sz w:val="17"/>
+                <w:szCs w:val="17"/>
+              </w:rPr>
+              <w:t xml:space="preserve">seed</w:t>
+            </w:r>
+            <w:r>
+              <w:rPr>
+                <w:rFonts w:ascii="Consolas" w:cs="Consolas" w:eastAsia="맑은 고딕" w:hAnsi="Consolas"/>
+                <w:b w:val="false"/>
+                <w:bCs w:val="false"/>
+                <w:i w:val="false"/>
+                <w:iCs w:val="false"/>
+                <w:color w:val="24292F"/>
+                <w:sz w:val="17"/>
+                <w:szCs w:val="17"/>
+              </w:rPr>
+              <w:t xml:space="preserve">=</w:t>
+            </w:r>
+            <w:r>
+              <w:rPr>
+                <w:rFonts w:ascii="Consolas" w:cs="Consolas" w:eastAsia="맑은 고딕" w:hAnsi="Consolas"/>
+                <w:b w:val="false"/>
+                <w:bCs w:val="false"/>
+                <w:i w:val="false"/>
+                <w:iCs w:val="false"/>
+                <w:color w:val="098658"/>
+                <w:sz w:val="17"/>
+                <w:szCs w:val="17"/>
+              </w:rPr>
+              <w:t xml:space="preserve">7</w:t>
+            </w:r>
+            <w:r>
+              <w:rPr>
+                <w:rFonts w:ascii="Consolas" w:cs="Consolas" w:eastAsia="맑은 고딕" w:hAnsi="Consolas"/>
+                <w:b w:val="false"/>
+                <w:bCs w:val="false"/>
+                <w:i w:val="false"/>
+                <w:iCs w:val="false"/>
+                <w:color w:val="24292F"/>
+                <w:sz w:val="17"/>
+                <w:szCs w:val="17"/>
+              </w:rPr>
+              <w:t xml:space="preserve">)</w:t>
+            </w:r>
+          </w:p>
+          <w:p>
+            <w:pPr>
+              <w:spacing w:after="0" w:line="252"/>
+            </w:pPr>
+            <w:r>
+              <w:rPr>
+                <w:rFonts w:ascii="Consolas" w:cs="Consolas" w:eastAsia="맑은 고딕" w:hAnsi="Consolas"/>
+                <w:color w:val="A0A0A0"/>
+                <w:sz w:val="17"/>
+                <w:szCs w:val="17"/>
+              </w:rPr>
+              <w:t xml:space="preserve"> 5  </w:t>
+            </w:r>
+            <w:r>
+              <w:rPr>
+                <w:rFonts w:ascii="Consolas" w:cs="Consolas" w:eastAsia="맑은 고딕" w:hAnsi="Consolas"/>
+                <w:sz w:val="17"/>
+                <w:szCs w:val="17"/>
+              </w:rPr>
+              <w:t xml:space="preserve"> </w:t>
+            </w:r>
+          </w:p>
+          <w:p>
+            <w:pPr>
+              <w:spacing w:after="0" w:line="252"/>
+            </w:pPr>
+            <w:r>
+              <w:rPr>
+                <w:rFonts w:ascii="Consolas" w:cs="Consolas" w:eastAsia="맑은 고딕" w:hAnsi="Consolas"/>
+                <w:color w:val="A0A0A0"/>
+                <w:sz w:val="17"/>
+                <w:szCs w:val="17"/>
+              </w:rPr>
               <w:t xml:space="preserve"> 6  </w:t>
-            </w:r>
-            <w:r>
-              <w:rPr>
-                <w:rFonts w:ascii="Consolas" w:cs="Consolas" w:eastAsia="맑은 고딕" w:hAnsi="Consolas"/>
-                <w:b w:val="false"/>
-                <w:bCs w:val="false"/>
-                <w:i w:val="false"/>
-                <w:iCs w:val="false"/>
-                <w:color w:val="24292F"/>
-                <w:sz w:val="17"/>
-                <w:szCs w:val="17"/>
-              </w:rPr>
-              <w:t xml:space="preserve">dice</w:t>
-            </w:r>
-            <w:r>
-              <w:rPr>
-                <w:rFonts w:ascii="Consolas" w:cs="Consolas" w:eastAsia="맑은 고딕" w:hAnsi="Consolas"/>
-                <w:b w:val="false"/>
-                <w:bCs w:val="false"/>
-                <w:i w:val="false"/>
-                <w:iCs w:val="false"/>
-                <w:color w:val="24292F"/>
-                <w:sz w:val="17"/>
-                <w:szCs w:val="17"/>
-              </w:rPr>
-              <w:t xml:space="preserve"> = </w:t>
-            </w:r>
-            <w:r>
-              <w:rPr>
-                <w:rFonts w:ascii="Consolas" w:cs="Consolas" w:eastAsia="맑은 고딕" w:hAnsi="Consolas"/>
-                <w:b w:val="false"/>
-                <w:bCs w:val="false"/>
-                <w:i w:val="false"/>
-                <w:iCs w:val="false"/>
-                <w:color w:val="24292F"/>
-                <w:sz w:val="17"/>
-                <w:szCs w:val="17"/>
-              </w:rPr>
-              <w:t xml:space="preserve">rng</w:t>
-            </w:r>
-            <w:r>
-              <w:rPr>
-                <w:rFonts w:ascii="Consolas" w:cs="Consolas" w:eastAsia="맑은 고딕" w:hAnsi="Consolas"/>
-                <w:b w:val="false"/>
-                <w:bCs w:val="false"/>
-                <w:i w:val="false"/>
-                <w:iCs w:val="false"/>
-                <w:color w:val="24292F"/>
-                <w:sz w:val="17"/>
-                <w:szCs w:val="17"/>
-              </w:rPr>
-              <w:t xml:space="preserve">.</w:t>
-            </w:r>
-            <w:r>
-              <w:rPr>
-                <w:rFonts w:ascii="Consolas" w:cs="Consolas" w:eastAsia="맑은 고딕" w:hAnsi="Consolas"/>
-                <w:b w:val="false"/>
-                <w:bCs w:val="false"/>
-                <w:i w:val="false"/>
-                <w:iCs w:val="false"/>
-                <w:color w:val="24292F"/>
-                <w:sz w:val="17"/>
-                <w:szCs w:val="17"/>
-              </w:rPr>
-              <w:t xml:space="preserve">integers</w:t>
-            </w:r>
-            <w:r>
-              <w:rPr>
-                <w:rFonts w:ascii="Consolas" w:cs="Consolas" w:eastAsia="맑은 고딕" w:hAnsi="Consolas"/>
-                <w:b w:val="false"/>
-                <w:bCs w:val="false"/>
-                <w:i w:val="false"/>
-                <w:iCs w:val="false"/>
-                <w:color w:val="24292F"/>
-                <w:sz w:val="17"/>
-                <w:szCs w:val="17"/>
-              </w:rPr>
-              <w:t xml:space="preserve">(</w:t>
-            </w:r>
-            <w:r>
-              <w:rPr>
-                <w:rFonts w:ascii="Consolas" w:cs="Consolas" w:eastAsia="맑은 고딕" w:hAnsi="Consolas"/>
-                <w:b w:val="false"/>
-                <w:bCs w:val="false"/>
-                <w:i w:val="false"/>
-                <w:iCs w:val="false"/>
-                <w:color w:val="098658"/>
-                <w:sz w:val="17"/>
-                <w:szCs w:val="17"/>
-              </w:rPr>
-              <w:t xml:space="preserve">1</w:t>
-            </w:r>
-            <w:r>
-              <w:rPr>
-                <w:rFonts w:ascii="Consolas" w:cs="Consolas" w:eastAsia="맑은 고딕" w:hAnsi="Consolas"/>
-                <w:b w:val="false"/>
-                <w:bCs w:val="false"/>
-                <w:i w:val="false"/>
-                <w:iCs w:val="false"/>
-                <w:color w:val="24292F"/>
-                <w:sz w:val="17"/>
-                <w:szCs w:val="17"/>
-              </w:rPr>
-              <w:t xml:space="preserve">, </w:t>
-            </w:r>
-            <w:r>
-              <w:rPr>
-                <w:rFonts w:ascii="Consolas" w:cs="Consolas" w:eastAsia="맑은 고딕" w:hAnsi="Consolas"/>
-                <w:b w:val="false"/>
-                <w:bCs w:val="false"/>
-                <w:i w:val="false"/>
-                <w:iCs w:val="false"/>
-                <w:color w:val="098658"/>
-                <w:sz w:val="17"/>
-                <w:szCs w:val="17"/>
-              </w:rPr>
-              <w:t xml:space="preserve">7</w:t>
-            </w:r>
-            <w:r>
-              <w:rPr>
-                <w:rFonts w:ascii="Consolas" w:cs="Consolas" w:eastAsia="맑은 고딕" w:hAnsi="Consolas"/>
-                <w:b w:val="false"/>
-                <w:bCs w:val="false"/>
-                <w:i w:val="false"/>
-                <w:iCs w:val="false"/>
-                <w:color w:val="24292F"/>
-                <w:sz w:val="17"/>
-                <w:szCs w:val="17"/>
-              </w:rPr>
-              <w:t xml:space="preserve">, </w:t>
-            </w:r>
-            <w:r>
-              <w:rPr>
-                <w:rFonts w:ascii="Consolas" w:cs="Consolas" w:eastAsia="맑은 고딕" w:hAnsi="Consolas"/>
-                <w:b w:val="false"/>
-                <w:bCs w:val="false"/>
-                <w:i w:val="false"/>
-                <w:iCs w:val="false"/>
-                <w:color w:val="24292F"/>
-                <w:sz w:val="17"/>
-                <w:szCs w:val="17"/>
-              </w:rPr>
-              <w:t xml:space="preserve">size</w:t>
-            </w:r>
-            <w:r>
-              <w:rPr>
-                <w:rFonts w:ascii="Consolas" w:cs="Consolas" w:eastAsia="맑은 고딕" w:hAnsi="Consolas"/>
-                <w:b w:val="false"/>
-                <w:bCs w:val="false"/>
-                <w:i w:val="false"/>
-                <w:iCs w:val="false"/>
-                <w:color w:val="24292F"/>
-                <w:sz w:val="17"/>
-                <w:szCs w:val="17"/>
-              </w:rPr>
-              <w:t xml:space="preserve">=</w:t>
-            </w:r>
-            <w:r>
-              <w:rPr>
-                <w:rFonts w:ascii="Consolas" w:cs="Consolas" w:eastAsia="맑은 고딕" w:hAnsi="Consolas"/>
-                <w:b w:val="false"/>
-                <w:bCs w:val="false"/>
-                <w:i w:val="false"/>
-                <w:iCs w:val="false"/>
-                <w:color w:val="098658"/>
-                <w:sz w:val="17"/>
-                <w:szCs w:val="17"/>
-              </w:rPr>
-              <w:t xml:space="preserve">6000</w:t>
-            </w:r>
-            <w:r>
-              <w:rPr>
-                <w:rFonts w:ascii="Consolas" w:cs="Consolas" w:eastAsia="맑은 고딕" w:hAnsi="Consolas"/>
-                <w:b w:val="false"/>
-                <w:bCs w:val="false"/>
-                <w:i w:val="false"/>
-                <w:iCs w:val="false"/>
-                <w:color w:val="24292F"/>
-                <w:sz w:val="17"/>
-                <w:szCs w:val="17"/>
-              </w:rPr>
-              <w:t xml:space="preserve">)</w:t>
-            </w:r>
-          </w:p>
-          <w:p>
-            <w:pPr>
-              <w:spacing w:after="0" w:line="252"/>
-            </w:pPr>
-            <w:r>
-              <w:rPr>
-                <w:rFonts w:ascii="Consolas" w:cs="Consolas" w:eastAsia="맑은 고딕" w:hAnsi="Consolas"/>
-                <w:color w:val="A0A0A0"/>
-                <w:sz w:val="17"/>
-                <w:szCs w:val="17"/>
-              </w:rPr>
-              <w:t xml:space="preserve"> 7  </w:t>
-            </w:r>
-            <w:r>
-              <w:rPr>
-                <w:rFonts w:ascii="Consolas" w:cs="Consolas" w:eastAsia="맑은 고딕" w:hAnsi="Consolas"/>
-                <w:b w:val="false"/>
-                <w:bCs w:val="false"/>
-                <w:i w:val="false"/>
-                <w:iCs w:val="false"/>
-                <w:color w:val="24292F"/>
-                <w:sz w:val="17"/>
-                <w:szCs w:val="17"/>
-              </w:rPr>
-              <w:t xml:space="preserve">values</w:t>
-            </w:r>
-            <w:r>
-              <w:rPr>
-                <w:rFonts w:ascii="Consolas" w:cs="Consolas" w:eastAsia="맑은 고딕" w:hAnsi="Consolas"/>
-                <w:b w:val="false"/>
-                <w:bCs w:val="false"/>
-                <w:i w:val="false"/>
-                <w:iCs w:val="false"/>
-                <w:color w:val="24292F"/>
-                <w:sz w:val="17"/>
-                <w:szCs w:val="17"/>
-              </w:rPr>
-              <w:t xml:space="preserve">, </w:t>
-            </w:r>
-            <w:r>
-              <w:rPr>
-                <w:rFonts w:ascii="Consolas" w:cs="Consolas" w:eastAsia="맑은 고딕" w:hAnsi="Consolas"/>
-                <w:b w:val="false"/>
-                <w:bCs w:val="false"/>
-                <w:i w:val="false"/>
-                <w:iCs w:val="false"/>
-                <w:color w:val="24292F"/>
-                <w:sz w:val="17"/>
-                <w:szCs w:val="17"/>
-              </w:rPr>
-              <w:t xml:space="preserve">counts</w:t>
-            </w:r>
-            <w:r>
-              <w:rPr>
-                <w:rFonts w:ascii="Consolas" w:cs="Consolas" w:eastAsia="맑은 고딕" w:hAnsi="Consolas"/>
-                <w:b w:val="false"/>
-                <w:bCs w:val="false"/>
-                <w:i w:val="false"/>
-                <w:iCs w:val="false"/>
-                <w:color w:val="24292F"/>
-                <w:sz w:val="17"/>
-                <w:szCs w:val="17"/>
-              </w:rPr>
-              <w:t xml:space="preserve"> = </w:t>
-            </w:r>
-            <w:r>
-              <w:rPr>
-                <w:rFonts w:ascii="Consolas" w:cs="Consolas" w:eastAsia="맑은 고딕" w:hAnsi="Consolas"/>
-                <w:b w:val="false"/>
-                <w:bCs w:val="false"/>
-                <w:i w:val="false"/>
-                <w:iCs w:val="false"/>
-                <w:color w:val="24292F"/>
-                <w:sz w:val="17"/>
-                <w:szCs w:val="17"/>
-              </w:rPr>
-              <w:t xml:space="preserve">np</w:t>
-            </w:r>
-            <w:r>
-              <w:rPr>
-                <w:rFonts w:ascii="Consolas" w:cs="Consolas" w:eastAsia="맑은 고딕" w:hAnsi="Consolas"/>
-                <w:b w:val="false"/>
-                <w:bCs w:val="false"/>
-                <w:i w:val="false"/>
-                <w:iCs w:val="false"/>
-                <w:color w:val="24292F"/>
-                <w:sz w:val="17"/>
-                <w:szCs w:val="17"/>
-              </w:rPr>
-              <w:t xml:space="preserve">.</w:t>
-            </w:r>
-            <w:r>
-              <w:rPr>
-                <w:rFonts w:ascii="Consolas" w:cs="Consolas" w:eastAsia="맑은 고딕" w:hAnsi="Consolas"/>
-                <w:b w:val="false"/>
-                <w:bCs w:val="false"/>
-                <w:i w:val="false"/>
-                <w:iCs w:val="false"/>
-                <w:color w:val="24292F"/>
-                <w:sz w:val="17"/>
-                <w:szCs w:val="17"/>
-              </w:rPr>
-              <w:t xml:space="preserve">unique</w:t>
-            </w:r>
-            <w:r>
-              <w:rPr>
-                <w:rFonts w:ascii="Consolas" w:cs="Consolas" w:eastAsia="맑은 고딕" w:hAnsi="Consolas"/>
-                <w:b w:val="false"/>
-                <w:bCs w:val="false"/>
-                <w:i w:val="false"/>
-                <w:iCs w:val="false"/>
-                <w:color w:val="24292F"/>
-                <w:sz w:val="17"/>
-                <w:szCs w:val="17"/>
-              </w:rPr>
-              <w:t xml:space="preserve">(</w:t>
-            </w:r>
-            <w:r>
-              <w:rPr>
-                <w:rFonts w:ascii="Consolas" w:cs="Consolas" w:eastAsia="맑은 고딕" w:hAnsi="Consolas"/>
-                <w:b w:val="false"/>
-                <w:bCs w:val="false"/>
-                <w:i w:val="false"/>
-                <w:iCs w:val="false"/>
-                <w:color w:val="24292F"/>
-                <w:sz w:val="17"/>
-                <w:szCs w:val="17"/>
-              </w:rPr>
-              <w:t xml:space="preserve">dice</w:t>
-            </w:r>
-            <w:r>
-              <w:rPr>
-                <w:rFonts w:ascii="Consolas" w:cs="Consolas" w:eastAsia="맑은 고딕" w:hAnsi="Consolas"/>
-                <w:b w:val="false"/>
-                <w:bCs w:val="false"/>
-                <w:i w:val="false"/>
-                <w:iCs w:val="false"/>
-                <w:color w:val="24292F"/>
-                <w:sz w:val="17"/>
-                <w:szCs w:val="17"/>
-              </w:rPr>
-              <w:t xml:space="preserve">, </w:t>
-            </w:r>
-            <w:r>
-              <w:rPr>
-                <w:rFonts w:ascii="Consolas" w:cs="Consolas" w:eastAsia="맑은 고딕" w:hAnsi="Consolas"/>
-                <w:b w:val="false"/>
-                <w:bCs w:val="false"/>
-                <w:i w:val="false"/>
-                <w:iCs w:val="false"/>
-                <w:color w:val="24292F"/>
-                <w:sz w:val="17"/>
-                <w:szCs w:val="17"/>
-              </w:rPr>
-              <w:t xml:space="preserve">return_counts</w:t>
-            </w:r>
-            <w:r>
-              <w:rPr>
-                <w:rFonts w:ascii="Consolas" w:cs="Consolas" w:eastAsia="맑은 고딕" w:hAnsi="Consolas"/>
-                <w:b w:val="false"/>
-                <w:bCs w:val="false"/>
-                <w:i w:val="false"/>
-                <w:iCs w:val="false"/>
-                <w:color w:val="24292F"/>
-                <w:sz w:val="17"/>
-                <w:szCs w:val="17"/>
-              </w:rPr>
-              <w:t xml:space="preserve">=</w:t>
-            </w:r>
-            <w:r>
-              <w:rPr>
-                <w:rFonts w:ascii="Consolas" w:cs="Consolas" w:eastAsia="맑은 고딕" w:hAnsi="Consolas"/>
-                <w:b/>
-                <w:bCs/>
-                <w:i w:val="false"/>
-                <w:iCs w:val="false"/>
-                <w:color w:val="0033B3"/>
-                <w:sz w:val="17"/>
-                <w:szCs w:val="17"/>
-              </w:rPr>
-              <w:t xml:space="preserve">True</w:t>
-            </w:r>
-            <w:r>
-              <w:rPr>
-                <w:rFonts w:ascii="Consolas" w:cs="Consolas" w:eastAsia="맑은 고딕" w:hAnsi="Consolas"/>
-                <w:b w:val="false"/>
-                <w:bCs w:val="false"/>
-                <w:i w:val="false"/>
-                <w:iCs w:val="false"/>
-                <w:color w:val="24292F"/>
-                <w:sz w:val="17"/>
-                <w:szCs w:val="17"/>
-              </w:rPr>
-              <w:t xml:space="preserve">)</w:t>
-            </w:r>
-          </w:p>
-          <w:p>
-            <w:pPr>
-              <w:spacing w:after="0" w:line="252"/>
-            </w:pPr>
-            <w:r>
-              <w:rPr>
-                <w:rFonts w:ascii="Consolas" w:cs="Consolas" w:eastAsia="맑은 고딕" w:hAnsi="Consolas"/>
-                <w:color w:val="A0A0A0"/>
-                <w:sz w:val="17"/>
-                <w:szCs w:val="17"/>
-              </w:rPr>
-              <w:t xml:space="preserve"> 8  </w:t>
-            </w:r>
-            <w:r>
-              <w:rPr>
-                <w:rFonts w:ascii="Consolas" w:cs="Consolas" w:eastAsia="맑은 고딕" w:hAnsi="Consolas"/>
-                <w:b/>
-                <w:bCs/>
-                <w:i w:val="false"/>
-                <w:iCs w:val="false"/>
-                <w:color w:val="0033B3"/>
-                <w:sz w:val="17"/>
-                <w:szCs w:val="17"/>
-              </w:rPr>
-              <w:t xml:space="preserve">for</w:t>
-            </w:r>
-            <w:r>
-              <w:rPr>
-                <w:rFonts w:ascii="Consolas" w:cs="Consolas" w:eastAsia="맑은 고딕" w:hAnsi="Consolas"/>
-                <w:b w:val="false"/>
-                <w:bCs w:val="false"/>
-                <w:i w:val="false"/>
-                <w:iCs w:val="false"/>
-                <w:color w:val="24292F"/>
-                <w:sz w:val="17"/>
-                <w:szCs w:val="17"/>
-              </w:rPr>
-              <w:t xml:space="preserve"> </w:t>
-            </w:r>
-            <w:r>
-              <w:rPr>
-                <w:rFonts w:ascii="Consolas" w:cs="Consolas" w:eastAsia="맑은 고딕" w:hAnsi="Consolas"/>
-                <w:b w:val="false"/>
-                <w:bCs w:val="false"/>
-                <w:i w:val="false"/>
-                <w:iCs w:val="false"/>
-                <w:color w:val="24292F"/>
-                <w:sz w:val="17"/>
-                <w:szCs w:val="17"/>
-              </w:rPr>
-              <w:t xml:space="preserve">v</w:t>
-            </w:r>
-            <w:r>
-              <w:rPr>
-                <w:rFonts w:ascii="Consolas" w:cs="Consolas" w:eastAsia="맑은 고딕" w:hAnsi="Consolas"/>
-                <w:b w:val="false"/>
-                <w:bCs w:val="false"/>
-                <w:i w:val="false"/>
-                <w:iCs w:val="false"/>
-                <w:color w:val="24292F"/>
-                <w:sz w:val="17"/>
-                <w:szCs w:val="17"/>
-              </w:rPr>
-              <w:t xml:space="preserve">, </w:t>
-            </w:r>
-            <w:r>
-              <w:rPr>
-                <w:rFonts w:ascii="Consolas" w:cs="Consolas" w:eastAsia="맑은 고딕" w:hAnsi="Consolas"/>
-                <w:b w:val="false"/>
-                <w:bCs w:val="false"/>
-                <w:i w:val="false"/>
-                <w:iCs w:val="false"/>
-                <w:color w:val="24292F"/>
-                <w:sz w:val="17"/>
-                <w:szCs w:val="17"/>
-              </w:rPr>
-              <w:t xml:space="preserve">c</w:t>
-            </w:r>
-            <w:r>
-              <w:rPr>
-                <w:rFonts w:ascii="Consolas" w:cs="Consolas" w:eastAsia="맑은 고딕" w:hAnsi="Consolas"/>
-                <w:b w:val="false"/>
-                <w:bCs w:val="false"/>
-                <w:i w:val="false"/>
-                <w:iCs w:val="false"/>
-                <w:color w:val="24292F"/>
-                <w:sz w:val="17"/>
-                <w:szCs w:val="17"/>
-              </w:rPr>
-              <w:t xml:space="preserve"> </w:t>
-            </w:r>
-            <w:r>
-              <w:rPr>
-                <w:rFonts w:ascii="Consolas" w:cs="Consolas" w:eastAsia="맑은 고딕" w:hAnsi="Consolas"/>
-                <w:b/>
-                <w:bCs/>
-                <w:i w:val="false"/>
-                <w:iCs w:val="false"/>
-                <w:color w:val="0033B3"/>
-                <w:sz w:val="17"/>
-                <w:szCs w:val="17"/>
-              </w:rPr>
-              <w:t xml:space="preserve">in</w:t>
-            </w:r>
-            <w:r>
-              <w:rPr>
-                <w:rFonts w:ascii="Consolas" w:cs="Consolas" w:eastAsia="맑은 고딕" w:hAnsi="Consolas"/>
-                <w:b w:val="false"/>
-                <w:bCs w:val="false"/>
-                <w:i w:val="false"/>
-                <w:iCs w:val="false"/>
-                <w:color w:val="24292F"/>
-                <w:sz w:val="17"/>
-                <w:szCs w:val="17"/>
-              </w:rPr>
-              <w:t xml:space="preserve"> </w:t>
-            </w:r>
-            <w:r>
-              <w:rPr>
-                <w:rFonts w:ascii="Consolas" w:cs="Consolas" w:eastAsia="맑은 고딕" w:hAnsi="Consolas"/>
-                <w:b w:val="false"/>
-                <w:bCs w:val="false"/>
-                <w:i w:val="false"/>
-                <w:iCs w:val="false"/>
-                <w:color w:val="795E26"/>
-                <w:sz w:val="17"/>
-                <w:szCs w:val="17"/>
-              </w:rPr>
-              <w:t xml:space="preserve">zip</w:t>
-            </w:r>
-            <w:r>
-              <w:rPr>
-                <w:rFonts w:ascii="Consolas" w:cs="Consolas" w:eastAsia="맑은 고딕" w:hAnsi="Consolas"/>
-                <w:b w:val="false"/>
-                <w:bCs w:val="false"/>
-                <w:i w:val="false"/>
-                <w:iCs w:val="false"/>
-                <w:color w:val="24292F"/>
-                <w:sz w:val="17"/>
-                <w:szCs w:val="17"/>
-              </w:rPr>
-              <w:t xml:space="preserve">(</w:t>
-            </w:r>
-            <w:r>
-              <w:rPr>
-                <w:rFonts w:ascii="Consolas" w:cs="Consolas" w:eastAsia="맑은 고딕" w:hAnsi="Consolas"/>
-                <w:b w:val="false"/>
-                <w:bCs w:val="false"/>
-                <w:i w:val="false"/>
-                <w:iCs w:val="false"/>
-                <w:color w:val="24292F"/>
-                <w:sz w:val="17"/>
-                <w:szCs w:val="17"/>
-              </w:rPr>
-              <w:t xml:space="preserve">values</w:t>
-            </w:r>
-            <w:r>
-              <w:rPr>
-                <w:rFonts w:ascii="Consolas" w:cs="Consolas" w:eastAsia="맑은 고딕" w:hAnsi="Consolas"/>
-                <w:b w:val="false"/>
-                <w:bCs w:val="false"/>
-                <w:i w:val="false"/>
-                <w:iCs w:val="false"/>
-                <w:color w:val="24292F"/>
-                <w:sz w:val="17"/>
-                <w:szCs w:val="17"/>
-              </w:rPr>
-              <w:t xml:space="preserve">, </w:t>
-            </w:r>
-            <w:r>
-              <w:rPr>
-                <w:rFonts w:ascii="Consolas" w:cs="Consolas" w:eastAsia="맑은 고딕" w:hAnsi="Consolas"/>
-                <w:b w:val="false"/>
-                <w:bCs w:val="false"/>
-                <w:i w:val="false"/>
-                <w:iCs w:val="false"/>
-                <w:color w:val="24292F"/>
-                <w:sz w:val="17"/>
-                <w:szCs w:val="17"/>
-              </w:rPr>
-              <w:t xml:space="preserve">counts</w:t>
-            </w:r>
-            <w:r>
-              <w:rPr>
-                <w:rFonts w:ascii="Consolas" w:cs="Consolas" w:eastAsia="맑은 고딕" w:hAnsi="Consolas"/>
-                <w:b w:val="false"/>
-                <w:bCs w:val="false"/>
-                <w:i w:val="false"/>
-                <w:iCs w:val="false"/>
-                <w:color w:val="24292F"/>
-                <w:sz w:val="17"/>
-                <w:szCs w:val="17"/>
-              </w:rPr>
-              <w:t xml:space="preserve">):</w:t>
-            </w:r>
-          </w:p>
-          <w:p>
-            <w:pPr>
-              <w:spacing w:after="0" w:line="252"/>
-            </w:pPr>
-            <w:r>
-              <w:rPr>
-                <w:rFonts w:ascii="Consolas" w:cs="Consolas" w:eastAsia="맑은 고딕" w:hAnsi="Consolas"/>
-                <w:color w:val="A0A0A0"/>
-                <w:sz w:val="17"/>
-                <w:szCs w:val="17"/>
-              </w:rPr>
-              <w:t xml:space="preserve"> 9  </w:t>
-            </w:r>
-            <w:r>
-              <w:rPr>
-                <w:rFonts w:ascii="Consolas" w:cs="Consolas" w:eastAsia="맑은 고딕" w:hAnsi="Consolas"/>
-                <w:b w:val="false"/>
-                <w:bCs w:val="false"/>
-                <w:i w:val="false"/>
-                <w:iCs w:val="false"/>
-                <w:color w:val="24292F"/>
-                <w:sz w:val="17"/>
-                <w:szCs w:val="17"/>
-              </w:rPr>
-              <w:t xml:space="preserve">    </w:t>
-            </w:r>
-            <w:r>
-              <w:rPr>
-                <w:rFonts w:ascii="Consolas" w:cs="Consolas" w:eastAsia="맑은 고딕" w:hAnsi="Consolas"/>
-                <w:b w:val="false"/>
-                <w:bCs w:val="false"/>
-                <w:i w:val="false"/>
-                <w:iCs w:val="false"/>
-                <w:color w:val="795E26"/>
-                <w:sz w:val="17"/>
-                <w:szCs w:val="17"/>
-              </w:rPr>
-              <w:t xml:space="preserve">print</w:t>
-            </w:r>
-            <w:r>
-              <w:rPr>
-                <w:rFonts w:ascii="Consolas" w:cs="Consolas" w:eastAsia="맑은 고딕" w:hAnsi="Consolas"/>
-                <w:b w:val="false"/>
-                <w:bCs w:val="false"/>
-                <w:i w:val="false"/>
-                <w:iCs w:val="false"/>
-                <w:color w:val="24292F"/>
-                <w:sz w:val="17"/>
-                <w:szCs w:val="17"/>
-              </w:rPr>
-              <w:t xml:space="preserve">(</w:t>
-            </w:r>
-            <w:r>
-              <w:rPr>
-                <w:rFonts w:ascii="Consolas" w:cs="Consolas" w:eastAsia="맑은 고딕" w:hAnsi="Consolas"/>
-                <w:b w:val="false"/>
-                <w:bCs w:val="false"/>
-                <w:i w:val="false"/>
-                <w:iCs w:val="false"/>
-                <w:color w:val="24292F"/>
-                <w:sz w:val="17"/>
-                <w:szCs w:val="17"/>
-              </w:rPr>
-              <w:t xml:space="preserve">f</w:t>
-            </w:r>
-            <w:r>
-              <w:rPr>
-                <w:rFonts w:ascii="Consolas" w:cs="Consolas" w:eastAsia="맑은 고딕" w:hAnsi="Consolas"/>
-                <w:b w:val="false"/>
-                <w:bCs w:val="false"/>
-                <w:i w:val="false"/>
-                <w:iCs w:val="false"/>
-                <w:color w:val="A31515"/>
-                <w:sz w:val="17"/>
-                <w:szCs w:val="17"/>
-              </w:rPr>
-              <w:t xml:space="preserve">"{v}: {c}번 ({c / dice.size:.1%})"</w:t>
-            </w:r>
-            <w:r>
-              <w:rPr>
-                <w:rFonts w:ascii="Consolas" w:cs="Consolas" w:eastAsia="맑은 고딕" w:hAnsi="Consolas"/>
-                <w:b w:val="false"/>
-                <w:bCs w:val="false"/>
-                <w:i w:val="false"/>
-                <w:iCs w:val="false"/>
-                <w:color w:val="24292F"/>
-                <w:sz w:val="17"/>
-                <w:szCs w:val="17"/>
-              </w:rPr>
-              <w:t xml:space="preserve">)</w:t>
-            </w:r>
-          </w:p>
-          <w:p>
-            <w:pPr>
-              <w:spacing w:after="0" w:line="252"/>
-            </w:pPr>
-            <w:r>
-              <w:rPr>
-                <w:rFonts w:ascii="Consolas" w:cs="Consolas" w:eastAsia="맑은 고딕" w:hAnsi="Consolas"/>
-                <w:color w:val="A0A0A0"/>
-                <w:sz w:val="17"/>
-                <w:szCs w:val="17"/>
-              </w:rPr>
-              <w:t xml:space="preserve">10  </w:t>
-            </w:r>
-            <w:r>
-              <w:rPr>
-                <w:rFonts w:ascii="Consolas" w:cs="Consolas" w:eastAsia="맑은 고딕" w:hAnsi="Consolas"/>
-                <w:b w:val="false"/>
-                <w:bCs w:val="false"/>
-                <w:i w:val="false"/>
-                <w:iCs w:val="false"/>
-                <w:color w:val="795E26"/>
-                <w:sz w:val="17"/>
-                <w:szCs w:val="17"/>
-              </w:rPr>
-              <w:t xml:space="preserve">print</w:t>
-            </w:r>
-            <w:r>
-              <w:rPr>
-                <w:rFonts w:ascii="Consolas" w:cs="Consolas" w:eastAsia="맑은 고딕" w:hAnsi="Consolas"/>
-                <w:b w:val="false"/>
-                <w:bCs w:val="false"/>
-                <w:i w:val="false"/>
-                <w:iCs w:val="false"/>
-                <w:color w:val="24292F"/>
-                <w:sz w:val="17"/>
-                <w:szCs w:val="17"/>
-              </w:rPr>
-              <w:t xml:space="preserve">(</w:t>
-            </w:r>
-            <w:r>
-              <w:rPr>
-                <w:rFonts w:ascii="Consolas" w:cs="Consolas" w:eastAsia="맑은 고딕" w:hAnsi="Consolas"/>
-                <w:b w:val="false"/>
-                <w:bCs w:val="false"/>
-                <w:i w:val="false"/>
-                <w:iCs w:val="false"/>
-                <w:color w:val="A31515"/>
-                <w:sz w:val="17"/>
-                <w:szCs w:val="17"/>
-              </w:rPr>
-              <w:t xml:space="preserve">"평균 눈:"</w:t>
-            </w:r>
-            <w:r>
-              <w:rPr>
-                <w:rFonts w:ascii="Consolas" w:cs="Consolas" w:eastAsia="맑은 고딕" w:hAnsi="Consolas"/>
-                <w:b w:val="false"/>
-                <w:bCs w:val="false"/>
-                <w:i w:val="false"/>
-                <w:iCs w:val="false"/>
-                <w:color w:val="24292F"/>
-                <w:sz w:val="17"/>
-                <w:szCs w:val="17"/>
-              </w:rPr>
-              <w:t xml:space="preserve">, </w:t>
-            </w:r>
-            <w:r>
-              <w:rPr>
-                <w:rFonts w:ascii="Consolas" w:cs="Consolas" w:eastAsia="맑은 고딕" w:hAnsi="Consolas"/>
-                <w:b w:val="false"/>
-                <w:bCs w:val="false"/>
-                <w:i w:val="false"/>
-                <w:iCs w:val="false"/>
-                <w:color w:val="24292F"/>
-                <w:sz w:val="17"/>
-                <w:szCs w:val="17"/>
-              </w:rPr>
-              <w:t xml:space="preserve">dice</w:t>
-            </w:r>
-            <w:r>
-              <w:rPr>
-                <w:rFonts w:ascii="Consolas" w:cs="Consolas" w:eastAsia="맑은 고딕" w:hAnsi="Consolas"/>
-                <w:b w:val="false"/>
-                <w:bCs w:val="false"/>
-                <w:i w:val="false"/>
-                <w:iCs w:val="false"/>
-                <w:color w:val="24292F"/>
-                <w:sz w:val="17"/>
-                <w:szCs w:val="17"/>
-              </w:rPr>
-              <w:t xml:space="preserve">.</w:t>
-            </w:r>
-            <w:r>
-              <w:rPr>
-                <w:rFonts w:ascii="Consolas" w:cs="Consolas" w:eastAsia="맑은 고딕" w:hAnsi="Consolas"/>
-                <w:b w:val="false"/>
-                <w:bCs w:val="false"/>
-                <w:i w:val="false"/>
-                <w:iCs w:val="false"/>
-                <w:color w:val="24292F"/>
-                <w:sz w:val="17"/>
-                <w:szCs w:val="17"/>
-              </w:rPr>
-              <w:t xml:space="preserve">mean</w:t>
-            </w:r>
-            <w:r>
-              <w:rPr>
-                <w:rFonts w:ascii="Consolas" w:cs="Consolas" w:eastAsia="맑은 고딕" w:hAnsi="Consolas"/>
-                <w:b w:val="false"/>
-                <w:bCs w:val="false"/>
-                <w:i w:val="false"/>
-                <w:iCs w:val="false"/>
-                <w:color w:val="24292F"/>
-                <w:sz w:val="17"/>
-                <w:szCs w:val="17"/>
-              </w:rPr>
-              <w:t xml:space="preserve">().</w:t>
-            </w:r>
-            <w:r>
-              <w:rPr>
-                <w:rFonts w:ascii="Consolas" w:cs="Consolas" w:eastAsia="맑은 고딕" w:hAnsi="Consolas"/>
-                <w:b w:val="false"/>
-                <w:bCs w:val="false"/>
-                <w:i w:val="false"/>
-                <w:iCs w:val="false"/>
-                <w:color w:val="795E26"/>
-                <w:sz w:val="17"/>
-                <w:szCs w:val="17"/>
-              </w:rPr>
-              <w:t xml:space="preserve">round</w:t>
-            </w:r>
-            <w:r>
-              <w:rPr>
-                <w:rFonts w:ascii="Consolas" w:cs="Consolas" w:eastAsia="맑은 고딕" w:hAnsi="Consolas"/>
-                <w:b w:val="false"/>
-                <w:bCs w:val="false"/>
-                <w:i w:val="false"/>
-                <w:iCs w:val="false"/>
-                <w:color w:val="24292F"/>
-                <w:sz w:val="17"/>
-                <w:szCs w:val="17"/>
-              </w:rPr>
-              <w:t xml:space="preserve">(</w:t>
-            </w:r>
-            <w:r>
-              <w:rPr>
-                <w:rFonts w:ascii="Consolas" w:cs="Consolas" w:eastAsia="맑은 고딕" w:hAnsi="Consolas"/>
-                <w:b w:val="false"/>
-                <w:bCs w:val="false"/>
-                <w:i w:val="false"/>
-                <w:iCs w:val="false"/>
-                <w:color w:val="098658"/>
-                <w:sz w:val="17"/>
-                <w:szCs w:val="17"/>
-              </w:rPr>
-              <w:t xml:space="preserve">2</w:t>
-            </w:r>
-            <w:r>
-              <w:rPr>
-                <w:rFonts w:ascii="Consolas" w:cs="Consolas" w:eastAsia="맑은 고딕" w:hAnsi="Consolas"/>
-                <w:b w:val="false"/>
-                <w:bCs w:val="false"/>
-                <w:i w:val="false"/>
-                <w:iCs w:val="false"/>
-                <w:color w:val="24292F"/>
-                <w:sz w:val="17"/>
-                <w:szCs w:val="17"/>
-              </w:rPr>
-              <w:t xml:space="preserve">))</w:t>
-            </w:r>
-          </w:p>
-          <w:p>
-            <w:pPr>
-              <w:spacing w:after="0" w:line="252"/>
-            </w:pPr>
-            <w:r>
-              <w:rPr>
-                <w:rFonts w:ascii="Consolas" w:cs="Consolas" w:eastAsia="맑은 고딕" w:hAnsi="Consolas"/>
-                <w:color w:val="A0A0A0"/>
-                <w:sz w:val="17"/>
-                <w:szCs w:val="17"/>
-              </w:rPr>
-              <w:t xml:space="preserve">11  </w:t>
-            </w:r>
-            <w:r>
-              <w:rPr>
-                <w:rFonts w:ascii="Consolas" w:cs="Consolas" w:eastAsia="맑은 고딕" w:hAnsi="Consolas"/>
-                <w:sz w:val="17"/>
-                <w:szCs w:val="17"/>
-              </w:rPr>
-              <w:t xml:space="preserve"> </w:t>
-            </w:r>
-          </w:p>
-          <w:p>
-            <w:pPr>
-              <w:spacing w:after="0" w:line="252"/>
-            </w:pPr>
-            <w:r>
-              <w:rPr>
-                <w:rFonts w:ascii="Consolas" w:cs="Consolas" w:eastAsia="맑은 고딕" w:hAnsi="Consolas"/>
-                <w:color w:val="A0A0A0"/>
-                <w:sz w:val="17"/>
-                <w:szCs w:val="17"/>
-              </w:rPr>
-              <w:t xml:space="preserve">12  </w:t>
             </w:r>
             <w:r>
               <w:rPr>
@@ -5798,7 +4926,7 @@
                 <w:sz w:val="17"/>
                 <w:szCs w:val="17"/>
               </w:rPr>
-              <w:t xml:space="preserve"># 로또: 1 ~ 45 중 중복 없이 6개</w:t>
+              <w:t xml:space="preserve"># 주사위 6000 번 던지기</w:t>
             </w:r>
           </w:p>
           <w:p>
@@ -5812,20 +4940,47 @@
                 <w:sz w:val="17"/>
                 <w:szCs w:val="17"/>
               </w:rPr>
-              <w:t xml:space="preserve">13  </w:t>
-            </w:r>
-            <w:r>
-              <w:rPr>
-                <w:rFonts w:ascii="Consolas" w:cs="Consolas" w:eastAsia="맑은 고딕" w:hAnsi="Consolas"/>
-                <w:b w:val="false"/>
-                <w:bCs w:val="false"/>
-                <w:i w:val="false"/>
-                <w:iCs w:val="false"/>
-                <w:color w:val="24292F"/>
-                <w:sz w:val="17"/>
-                <w:szCs w:val="17"/>
-              </w:rPr>
-              <w:t xml:space="preserve">lotto</w:t>
+              <w:t xml:space="preserve"> 7  </w:t>
+            </w:r>
+            <w:r>
+              <w:rPr>
+                <w:rFonts w:ascii="Consolas" w:cs="Consolas" w:eastAsia="맑은 고딕" w:hAnsi="Consolas"/>
+                <w:b w:val="false"/>
+                <w:bCs w:val="false"/>
+                <w:i/>
+                <w:iCs/>
+                <w:color w:val="6A9955"/>
+                <w:sz w:val="17"/>
+                <w:szCs w:val="17"/>
+              </w:rPr>
+              <w:t xml:space="preserve"># integers(1, 7): 1 이상 7 미만 정수 = 주사위 눈 1 ~ 6</w:t>
+            </w:r>
+          </w:p>
+          <w:p>
+            <w:pPr>
+              <w:spacing w:after="0" w:line="252"/>
+            </w:pPr>
+            <w:r>
+              <w:rPr>
+                <w:rFonts w:ascii="Consolas" w:cs="Consolas" w:eastAsia="맑은 고딕" w:hAnsi="Consolas"/>
+                <w:color w:val="A0A0A0"/>
+                <w:sz w:val="17"/>
+                <w:szCs w:val="17"/>
+              </w:rPr>
+              <w:t xml:space="preserve"> 8  </w:t>
+            </w:r>
+            <w:r>
+              <w:rPr>
+                <w:rFonts w:ascii="Consolas" w:cs="Consolas" w:eastAsia="맑은 고딕" w:hAnsi="Consolas"/>
+                <w:b w:val="false"/>
+                <w:bCs w:val="false"/>
+                <w:i w:val="false"/>
+                <w:iCs w:val="false"/>
+                <w:color w:val="24292F"/>
+                <w:sz w:val="17"/>
+                <w:szCs w:val="17"/>
+              </w:rPr>
+              <w:t xml:space="preserve">dice</w:t>
             </w:r>
             <w:r>
               <w:rPr>
@@ -5877,7 +5032,7 @@
                 <w:sz w:val="17"/>
                 <w:szCs w:val="17"/>
               </w:rPr>
-              <w:t xml:space="preserve">choice</w:t>
+              <w:t xml:space="preserve">integers</w:t>
             </w:r>
             <w:r>
               <w:rPr>
@@ -5899,6 +5054,203 @@
                 <w:bCs w:val="false"/>
                 <w:i w:val="false"/>
                 <w:iCs w:val="false"/>
+                <w:color w:val="098658"/>
+                <w:sz w:val="17"/>
+                <w:szCs w:val="17"/>
+              </w:rPr>
+              <w:t xml:space="preserve">1</w:t>
+            </w:r>
+            <w:r>
+              <w:rPr>
+                <w:rFonts w:ascii="Consolas" w:cs="Consolas" w:eastAsia="맑은 고딕" w:hAnsi="Consolas"/>
+                <w:b w:val="false"/>
+                <w:bCs w:val="false"/>
+                <w:i w:val="false"/>
+                <w:iCs w:val="false"/>
+                <w:color w:val="24292F"/>
+                <w:sz w:val="17"/>
+                <w:szCs w:val="17"/>
+              </w:rPr>
+              <w:t xml:space="preserve">, </w:t>
+            </w:r>
+            <w:r>
+              <w:rPr>
+                <w:rFonts w:ascii="Consolas" w:cs="Consolas" w:eastAsia="맑은 고딕" w:hAnsi="Consolas"/>
+                <w:b w:val="false"/>
+                <w:bCs w:val="false"/>
+                <w:i w:val="false"/>
+                <w:iCs w:val="false"/>
+                <w:color w:val="098658"/>
+                <w:sz w:val="17"/>
+                <w:szCs w:val="17"/>
+              </w:rPr>
+              <w:t xml:space="preserve">7</w:t>
+            </w:r>
+            <w:r>
+              <w:rPr>
+                <w:rFonts w:ascii="Consolas" w:cs="Consolas" w:eastAsia="맑은 고딕" w:hAnsi="Consolas"/>
+                <w:b w:val="false"/>
+                <w:bCs w:val="false"/>
+                <w:i w:val="false"/>
+                <w:iCs w:val="false"/>
+                <w:color w:val="24292F"/>
+                <w:sz w:val="17"/>
+                <w:szCs w:val="17"/>
+              </w:rPr>
+              <w:t xml:space="preserve">, </w:t>
+            </w:r>
+            <w:r>
+              <w:rPr>
+                <w:rFonts w:ascii="Consolas" w:cs="Consolas" w:eastAsia="맑은 고딕" w:hAnsi="Consolas"/>
+                <w:b w:val="false"/>
+                <w:bCs w:val="false"/>
+                <w:i w:val="false"/>
+                <w:iCs w:val="false"/>
+                <w:color w:val="24292F"/>
+                <w:sz w:val="17"/>
+                <w:szCs w:val="17"/>
+              </w:rPr>
+              <w:t xml:space="preserve">size</w:t>
+            </w:r>
+            <w:r>
+              <w:rPr>
+                <w:rFonts w:ascii="Consolas" w:cs="Consolas" w:eastAsia="맑은 고딕" w:hAnsi="Consolas"/>
+                <w:b w:val="false"/>
+                <w:bCs w:val="false"/>
+                <w:i w:val="false"/>
+                <w:iCs w:val="false"/>
+                <w:color w:val="24292F"/>
+                <w:sz w:val="17"/>
+                <w:szCs w:val="17"/>
+              </w:rPr>
+              <w:t xml:space="preserve">=</w:t>
+            </w:r>
+            <w:r>
+              <w:rPr>
+                <w:rFonts w:ascii="Consolas" w:cs="Consolas" w:eastAsia="맑은 고딕" w:hAnsi="Consolas"/>
+                <w:b w:val="false"/>
+                <w:bCs w:val="false"/>
+                <w:i w:val="false"/>
+                <w:iCs w:val="false"/>
+                <w:color w:val="098658"/>
+                <w:sz w:val="17"/>
+                <w:szCs w:val="17"/>
+              </w:rPr>
+              <w:t xml:space="preserve">6000</w:t>
+            </w:r>
+            <w:r>
+              <w:rPr>
+                <w:rFonts w:ascii="Consolas" w:cs="Consolas" w:eastAsia="맑은 고딕" w:hAnsi="Consolas"/>
+                <w:b w:val="false"/>
+                <w:bCs w:val="false"/>
+                <w:i w:val="false"/>
+                <w:iCs w:val="false"/>
+                <w:color w:val="24292F"/>
+                <w:sz w:val="17"/>
+                <w:szCs w:val="17"/>
+              </w:rPr>
+              <w:t xml:space="preserve">)</w:t>
+            </w:r>
+          </w:p>
+          <w:p>
+            <w:pPr>
+              <w:spacing w:after="0" w:line="252"/>
+            </w:pPr>
+            <w:r>
+              <w:rPr>
+                <w:rFonts w:ascii="Consolas" w:cs="Consolas" w:eastAsia="맑은 고딕" w:hAnsi="Consolas"/>
+                <w:color w:val="A0A0A0"/>
+                <w:sz w:val="17"/>
+                <w:szCs w:val="17"/>
+              </w:rPr>
+              <w:t xml:space="preserve"> 9  </w:t>
+            </w:r>
+            <w:r>
+              <w:rPr>
+                <w:rFonts w:ascii="Consolas" w:cs="Consolas" w:eastAsia="맑은 고딕" w:hAnsi="Consolas"/>
+                <w:b w:val="false"/>
+                <w:bCs w:val="false"/>
+                <w:i/>
+                <w:iCs/>
+                <w:color w:val="6A9955"/>
+                <w:sz w:val="17"/>
+                <w:szCs w:val="17"/>
+              </w:rPr>
+              <w:t xml:space="preserve"># 눈마다 나온 횟수 세기</w:t>
+            </w:r>
+          </w:p>
+          <w:p>
+            <w:pPr>
+              <w:spacing w:after="0" w:line="252"/>
+            </w:pPr>
+            <w:r>
+              <w:rPr>
+                <w:rFonts w:ascii="Consolas" w:cs="Consolas" w:eastAsia="맑은 고딕" w:hAnsi="Consolas"/>
+                <w:color w:val="A0A0A0"/>
+                <w:sz w:val="17"/>
+                <w:szCs w:val="17"/>
+              </w:rPr>
+              <w:t xml:space="preserve">10  </w:t>
+            </w:r>
+            <w:r>
+              <w:rPr>
+                <w:rFonts w:ascii="Consolas" w:cs="Consolas" w:eastAsia="맑은 고딕" w:hAnsi="Consolas"/>
+                <w:b w:val="false"/>
+                <w:bCs w:val="false"/>
+                <w:i w:val="false"/>
+                <w:iCs w:val="false"/>
+                <w:color w:val="24292F"/>
+                <w:sz w:val="17"/>
+                <w:szCs w:val="17"/>
+              </w:rPr>
+              <w:t xml:space="preserve">values</w:t>
+            </w:r>
+            <w:r>
+              <w:rPr>
+                <w:rFonts w:ascii="Consolas" w:cs="Consolas" w:eastAsia="맑은 고딕" w:hAnsi="Consolas"/>
+                <w:b w:val="false"/>
+                <w:bCs w:val="false"/>
+                <w:i w:val="false"/>
+                <w:iCs w:val="false"/>
+                <w:color w:val="24292F"/>
+                <w:sz w:val="17"/>
+                <w:szCs w:val="17"/>
+              </w:rPr>
+              <w:t xml:space="preserve">, </w:t>
+            </w:r>
+            <w:r>
+              <w:rPr>
+                <w:rFonts w:ascii="Consolas" w:cs="Consolas" w:eastAsia="맑은 고딕" w:hAnsi="Consolas"/>
+                <w:b w:val="false"/>
+                <w:bCs w:val="false"/>
+                <w:i w:val="false"/>
+                <w:iCs w:val="false"/>
+                <w:color w:val="24292F"/>
+                <w:sz w:val="17"/>
+                <w:szCs w:val="17"/>
+              </w:rPr>
+              <w:t xml:space="preserve">counts</w:t>
+            </w:r>
+            <w:r>
+              <w:rPr>
+                <w:rFonts w:ascii="Consolas" w:cs="Consolas" w:eastAsia="맑은 고딕" w:hAnsi="Consolas"/>
+                <w:b w:val="false"/>
+                <w:bCs w:val="false"/>
+                <w:i w:val="false"/>
+                <w:iCs w:val="false"/>
+                <w:color w:val="24292F"/>
+                <w:sz w:val="17"/>
+                <w:szCs w:val="17"/>
+              </w:rPr>
+              <w:t xml:space="preserve"> = </w:t>
+            </w:r>
+            <w:r>
+              <w:rPr>
+                <w:rFonts w:ascii="Consolas" w:cs="Consolas" w:eastAsia="맑은 고딕" w:hAnsi="Consolas"/>
+                <w:b w:val="false"/>
+                <w:bCs w:val="false"/>
+                <w:i w:val="false"/>
+                <w:iCs w:val="false"/>
                 <w:color w:val="24292F"/>
                 <w:sz w:val="17"/>
                 <w:szCs w:val="17"/>
@@ -5929,7 +5281,7 @@
                 <w:sz w:val="17"/>
                 <w:szCs w:val="17"/>
               </w:rPr>
-              <w:t xml:space="preserve">arange</w:t>
+              <w:t xml:space="preserve">unique</w:t>
             </w:r>
             <w:r>
               <w:rPr>
@@ -5951,11 +5303,11 @@
                 <w:bCs w:val="false"/>
                 <w:i w:val="false"/>
                 <w:iCs w:val="false"/>
-                <w:color w:val="098658"/>
-                <w:sz w:val="17"/>
-                <w:szCs w:val="17"/>
-              </w:rPr>
-              <w:t xml:space="preserve">1</w:t>
+                <w:color w:val="24292F"/>
+                <w:sz w:val="17"/>
+                <w:szCs w:val="17"/>
+              </w:rPr>
+              <w:t xml:space="preserve">dice</w:t>
             </w:r>
             <w:r>
               <w:rPr>
@@ -5977,89 +5329,11 @@
                 <w:bCs w:val="false"/>
                 <w:i w:val="false"/>
                 <w:iCs w:val="false"/>
-                <w:color w:val="098658"/>
-                <w:sz w:val="17"/>
-                <w:szCs w:val="17"/>
-              </w:rPr>
-              <w:t xml:space="preserve">46</w:t>
-            </w:r>
-            <w:r>
-              <w:rPr>
-                <w:rFonts w:ascii="Consolas" w:cs="Consolas" w:eastAsia="맑은 고딕" w:hAnsi="Consolas"/>
-                <w:b w:val="false"/>
-                <w:bCs w:val="false"/>
-                <w:i w:val="false"/>
-                <w:iCs w:val="false"/>
-                <w:color w:val="24292F"/>
-                <w:sz w:val="17"/>
-                <w:szCs w:val="17"/>
-              </w:rPr>
-              <w:t xml:space="preserve">), </w:t>
-            </w:r>
-            <w:r>
-              <w:rPr>
-                <w:rFonts w:ascii="Consolas" w:cs="Consolas" w:eastAsia="맑은 고딕" w:hAnsi="Consolas"/>
-                <w:b w:val="false"/>
-                <w:bCs w:val="false"/>
-                <w:i w:val="false"/>
-                <w:iCs w:val="false"/>
-                <w:color w:val="24292F"/>
-                <w:sz w:val="17"/>
-                <w:szCs w:val="17"/>
-              </w:rPr>
-              <w:t xml:space="preserve">size</w:t>
-            </w:r>
-            <w:r>
-              <w:rPr>
-                <w:rFonts w:ascii="Consolas" w:cs="Consolas" w:eastAsia="맑은 고딕" w:hAnsi="Consolas"/>
-                <w:b w:val="false"/>
-                <w:bCs w:val="false"/>
-                <w:i w:val="false"/>
-                <w:iCs w:val="false"/>
-                <w:color w:val="24292F"/>
-                <w:sz w:val="17"/>
-                <w:szCs w:val="17"/>
-              </w:rPr>
-              <w:t xml:space="preserve">=</w:t>
-            </w:r>
-            <w:r>
-              <w:rPr>
-                <w:rFonts w:ascii="Consolas" w:cs="Consolas" w:eastAsia="맑은 고딕" w:hAnsi="Consolas"/>
-                <w:b w:val="false"/>
-                <w:bCs w:val="false"/>
-                <w:i w:val="false"/>
-                <w:iCs w:val="false"/>
-                <w:color w:val="098658"/>
-                <w:sz w:val="17"/>
-                <w:szCs w:val="17"/>
-              </w:rPr>
-              <w:t xml:space="preserve">6</w:t>
-            </w:r>
-            <w:r>
-              <w:rPr>
-                <w:rFonts w:ascii="Consolas" w:cs="Consolas" w:eastAsia="맑은 고딕" w:hAnsi="Consolas"/>
-                <w:b w:val="false"/>
-                <w:bCs w:val="false"/>
-                <w:i w:val="false"/>
-                <w:iCs w:val="false"/>
-                <w:color w:val="24292F"/>
-                <w:sz w:val="17"/>
-                <w:szCs w:val="17"/>
-              </w:rPr>
-              <w:t xml:space="preserve">, </w:t>
-            </w:r>
-            <w:r>
-              <w:rPr>
-                <w:rFonts w:ascii="Consolas" w:cs="Consolas" w:eastAsia="맑은 고딕" w:hAnsi="Consolas"/>
-                <w:b w:val="false"/>
-                <w:bCs w:val="false"/>
-                <w:i w:val="false"/>
-                <w:iCs w:val="false"/>
-                <w:color w:val="24292F"/>
-                <w:sz w:val="17"/>
-                <w:szCs w:val="17"/>
-              </w:rPr>
-              <w:t xml:space="preserve">replace</w:t>
+                <w:color w:val="24292F"/>
+                <w:sz w:val="17"/>
+                <w:szCs w:val="17"/>
+              </w:rPr>
+              <w:t xml:space="preserve">return_counts</w:t>
             </w:r>
             <w:r>
               <w:rPr>
@@ -6085,6 +5359,867 @@
                 <w:sz w:val="17"/>
                 <w:szCs w:val="17"/>
               </w:rPr>
+              <w:t xml:space="preserve">True</w:t>
+            </w:r>
+            <w:r>
+              <w:rPr>
+                <w:rFonts w:ascii="Consolas" w:cs="Consolas" w:eastAsia="맑은 고딕" w:hAnsi="Consolas"/>
+                <w:b w:val="false"/>
+                <w:bCs w:val="false"/>
+                <w:i w:val="false"/>
+                <w:iCs w:val="false"/>
+                <w:color w:val="24292F"/>
+                <w:sz w:val="17"/>
+                <w:szCs w:val="17"/>
+              </w:rPr>
+              <w:t xml:space="preserve">)</w:t>
+            </w:r>
+          </w:p>
+          <w:p>
+            <w:pPr>
+              <w:spacing w:after="0" w:line="252"/>
+            </w:pPr>
+            <w:r>
+              <w:rPr>
+                <w:rFonts w:ascii="Consolas" w:cs="Consolas" w:eastAsia="맑은 고딕" w:hAnsi="Consolas"/>
+                <w:color w:val="A0A0A0"/>
+                <w:sz w:val="17"/>
+                <w:szCs w:val="17"/>
+              </w:rPr>
+              <w:t xml:space="preserve">11  </w:t>
+            </w:r>
+            <w:r>
+              <w:rPr>
+                <w:rFonts w:ascii="Consolas" w:cs="Consolas" w:eastAsia="맑은 고딕" w:hAnsi="Consolas"/>
+                <w:b w:val="false"/>
+                <w:bCs w:val="false"/>
+                <w:i/>
+                <w:iCs/>
+                <w:color w:val="6A9955"/>
+                <w:sz w:val="17"/>
+                <w:szCs w:val="17"/>
+              </w:rPr>
+              <w:t xml:space="preserve"># 횟수와 비율 출력 (6000번이면 눈마다 약 1/6 = 16.7%)</w:t>
+            </w:r>
+          </w:p>
+          <w:p>
+            <w:pPr>
+              <w:spacing w:after="0" w:line="252"/>
+            </w:pPr>
+            <w:r>
+              <w:rPr>
+                <w:rFonts w:ascii="Consolas" w:cs="Consolas" w:eastAsia="맑은 고딕" w:hAnsi="Consolas"/>
+                <w:color w:val="A0A0A0"/>
+                <w:sz w:val="17"/>
+                <w:szCs w:val="17"/>
+              </w:rPr>
+              <w:t xml:space="preserve">12  </w:t>
+            </w:r>
+            <w:r>
+              <w:rPr>
+                <w:rFonts w:ascii="Consolas" w:cs="Consolas" w:eastAsia="맑은 고딕" w:hAnsi="Consolas"/>
+                <w:b/>
+                <w:bCs/>
+                <w:i w:val="false"/>
+                <w:iCs w:val="false"/>
+                <w:color w:val="0033B3"/>
+                <w:sz w:val="17"/>
+                <w:szCs w:val="17"/>
+              </w:rPr>
+              <w:t xml:space="preserve">for</w:t>
+            </w:r>
+            <w:r>
+              <w:rPr>
+                <w:rFonts w:ascii="Consolas" w:cs="Consolas" w:eastAsia="맑은 고딕" w:hAnsi="Consolas"/>
+                <w:b w:val="false"/>
+                <w:bCs w:val="false"/>
+                <w:i w:val="false"/>
+                <w:iCs w:val="false"/>
+                <w:color w:val="24292F"/>
+                <w:sz w:val="17"/>
+                <w:szCs w:val="17"/>
+              </w:rPr>
+              <w:t xml:space="preserve"> </w:t>
+            </w:r>
+            <w:r>
+              <w:rPr>
+                <w:rFonts w:ascii="Consolas" w:cs="Consolas" w:eastAsia="맑은 고딕" w:hAnsi="Consolas"/>
+                <w:b w:val="false"/>
+                <w:bCs w:val="false"/>
+                <w:i w:val="false"/>
+                <w:iCs w:val="false"/>
+                <w:color w:val="24292F"/>
+                <w:sz w:val="17"/>
+                <w:szCs w:val="17"/>
+              </w:rPr>
+              <w:t xml:space="preserve">v</w:t>
+            </w:r>
+            <w:r>
+              <w:rPr>
+                <w:rFonts w:ascii="Consolas" w:cs="Consolas" w:eastAsia="맑은 고딕" w:hAnsi="Consolas"/>
+                <w:b w:val="false"/>
+                <w:bCs w:val="false"/>
+                <w:i w:val="false"/>
+                <w:iCs w:val="false"/>
+                <w:color w:val="24292F"/>
+                <w:sz w:val="17"/>
+                <w:szCs w:val="17"/>
+              </w:rPr>
+              <w:t xml:space="preserve">, </w:t>
+            </w:r>
+            <w:r>
+              <w:rPr>
+                <w:rFonts w:ascii="Consolas" w:cs="Consolas" w:eastAsia="맑은 고딕" w:hAnsi="Consolas"/>
+                <w:b w:val="false"/>
+                <w:bCs w:val="false"/>
+                <w:i w:val="false"/>
+                <w:iCs w:val="false"/>
+                <w:color w:val="24292F"/>
+                <w:sz w:val="17"/>
+                <w:szCs w:val="17"/>
+              </w:rPr>
+              <w:t xml:space="preserve">c</w:t>
+            </w:r>
+            <w:r>
+              <w:rPr>
+                <w:rFonts w:ascii="Consolas" w:cs="Consolas" w:eastAsia="맑은 고딕" w:hAnsi="Consolas"/>
+                <w:b w:val="false"/>
+                <w:bCs w:val="false"/>
+                <w:i w:val="false"/>
+                <w:iCs w:val="false"/>
+                <w:color w:val="24292F"/>
+                <w:sz w:val="17"/>
+                <w:szCs w:val="17"/>
+              </w:rPr>
+              <w:t xml:space="preserve"> </w:t>
+            </w:r>
+            <w:r>
+              <w:rPr>
+                <w:rFonts w:ascii="Consolas" w:cs="Consolas" w:eastAsia="맑은 고딕" w:hAnsi="Consolas"/>
+                <w:b/>
+                <w:bCs/>
+                <w:i w:val="false"/>
+                <w:iCs w:val="false"/>
+                <w:color w:val="0033B3"/>
+                <w:sz w:val="17"/>
+                <w:szCs w:val="17"/>
+              </w:rPr>
+              <w:t xml:space="preserve">in</w:t>
+            </w:r>
+            <w:r>
+              <w:rPr>
+                <w:rFonts w:ascii="Consolas" w:cs="Consolas" w:eastAsia="맑은 고딕" w:hAnsi="Consolas"/>
+                <w:b w:val="false"/>
+                <w:bCs w:val="false"/>
+                <w:i w:val="false"/>
+                <w:iCs w:val="false"/>
+                <w:color w:val="24292F"/>
+                <w:sz w:val="17"/>
+                <w:szCs w:val="17"/>
+              </w:rPr>
+              <w:t xml:space="preserve"> </w:t>
+            </w:r>
+            <w:r>
+              <w:rPr>
+                <w:rFonts w:ascii="Consolas" w:cs="Consolas" w:eastAsia="맑은 고딕" w:hAnsi="Consolas"/>
+                <w:b w:val="false"/>
+                <w:bCs w:val="false"/>
+                <w:i w:val="false"/>
+                <w:iCs w:val="false"/>
+                <w:color w:val="795E26"/>
+                <w:sz w:val="17"/>
+                <w:szCs w:val="17"/>
+              </w:rPr>
+              <w:t xml:space="preserve">zip</w:t>
+            </w:r>
+            <w:r>
+              <w:rPr>
+                <w:rFonts w:ascii="Consolas" w:cs="Consolas" w:eastAsia="맑은 고딕" w:hAnsi="Consolas"/>
+                <w:b w:val="false"/>
+                <w:bCs w:val="false"/>
+                <w:i w:val="false"/>
+                <w:iCs w:val="false"/>
+                <w:color w:val="24292F"/>
+                <w:sz w:val="17"/>
+                <w:szCs w:val="17"/>
+              </w:rPr>
+              <w:t xml:space="preserve">(</w:t>
+            </w:r>
+            <w:r>
+              <w:rPr>
+                <w:rFonts w:ascii="Consolas" w:cs="Consolas" w:eastAsia="맑은 고딕" w:hAnsi="Consolas"/>
+                <w:b w:val="false"/>
+                <w:bCs w:val="false"/>
+                <w:i w:val="false"/>
+                <w:iCs w:val="false"/>
+                <w:color w:val="24292F"/>
+                <w:sz w:val="17"/>
+                <w:szCs w:val="17"/>
+              </w:rPr>
+              <w:t xml:space="preserve">values</w:t>
+            </w:r>
+            <w:r>
+              <w:rPr>
+                <w:rFonts w:ascii="Consolas" w:cs="Consolas" w:eastAsia="맑은 고딕" w:hAnsi="Consolas"/>
+                <w:b w:val="false"/>
+                <w:bCs w:val="false"/>
+                <w:i w:val="false"/>
+                <w:iCs w:val="false"/>
+                <w:color w:val="24292F"/>
+                <w:sz w:val="17"/>
+                <w:szCs w:val="17"/>
+              </w:rPr>
+              <w:t xml:space="preserve">, </w:t>
+            </w:r>
+            <w:r>
+              <w:rPr>
+                <w:rFonts w:ascii="Consolas" w:cs="Consolas" w:eastAsia="맑은 고딕" w:hAnsi="Consolas"/>
+                <w:b w:val="false"/>
+                <w:bCs w:val="false"/>
+                <w:i w:val="false"/>
+                <w:iCs w:val="false"/>
+                <w:color w:val="24292F"/>
+                <w:sz w:val="17"/>
+                <w:szCs w:val="17"/>
+              </w:rPr>
+              <w:t xml:space="preserve">counts</w:t>
+            </w:r>
+            <w:r>
+              <w:rPr>
+                <w:rFonts w:ascii="Consolas" w:cs="Consolas" w:eastAsia="맑은 고딕" w:hAnsi="Consolas"/>
+                <w:b w:val="false"/>
+                <w:bCs w:val="false"/>
+                <w:i w:val="false"/>
+                <w:iCs w:val="false"/>
+                <w:color w:val="24292F"/>
+                <w:sz w:val="17"/>
+                <w:szCs w:val="17"/>
+              </w:rPr>
+              <w:t xml:space="preserve">):</w:t>
+            </w:r>
+          </w:p>
+          <w:p>
+            <w:pPr>
+              <w:spacing w:after="0" w:line="252"/>
+            </w:pPr>
+            <w:r>
+              <w:rPr>
+                <w:rFonts w:ascii="Consolas" w:cs="Consolas" w:eastAsia="맑은 고딕" w:hAnsi="Consolas"/>
+                <w:color w:val="A0A0A0"/>
+                <w:sz w:val="17"/>
+                <w:szCs w:val="17"/>
+              </w:rPr>
+              <w:t xml:space="preserve">13  </w:t>
+            </w:r>
+            <w:r>
+              <w:rPr>
+                <w:rFonts w:ascii="Consolas" w:cs="Consolas" w:eastAsia="맑은 고딕" w:hAnsi="Consolas"/>
+                <w:b w:val="false"/>
+                <w:bCs w:val="false"/>
+                <w:i w:val="false"/>
+                <w:iCs w:val="false"/>
+                <w:color w:val="24292F"/>
+                <w:sz w:val="17"/>
+                <w:szCs w:val="17"/>
+              </w:rPr>
+              <w:t xml:space="preserve">    </w:t>
+            </w:r>
+            <w:r>
+              <w:rPr>
+                <w:rFonts w:ascii="Consolas" w:cs="Consolas" w:eastAsia="맑은 고딕" w:hAnsi="Consolas"/>
+                <w:b w:val="false"/>
+                <w:bCs w:val="false"/>
+                <w:i w:val="false"/>
+                <w:iCs w:val="false"/>
+                <w:color w:val="795E26"/>
+                <w:sz w:val="17"/>
+                <w:szCs w:val="17"/>
+              </w:rPr>
+              <w:t xml:space="preserve">print</w:t>
+            </w:r>
+            <w:r>
+              <w:rPr>
+                <w:rFonts w:ascii="Consolas" w:cs="Consolas" w:eastAsia="맑은 고딕" w:hAnsi="Consolas"/>
+                <w:b w:val="false"/>
+                <w:bCs w:val="false"/>
+                <w:i w:val="false"/>
+                <w:iCs w:val="false"/>
+                <w:color w:val="24292F"/>
+                <w:sz w:val="17"/>
+                <w:szCs w:val="17"/>
+              </w:rPr>
+              <w:t xml:space="preserve">(</w:t>
+            </w:r>
+            <w:r>
+              <w:rPr>
+                <w:rFonts w:ascii="Consolas" w:cs="Consolas" w:eastAsia="맑은 고딕" w:hAnsi="Consolas"/>
+                <w:b w:val="false"/>
+                <w:bCs w:val="false"/>
+                <w:i w:val="false"/>
+                <w:iCs w:val="false"/>
+                <w:color w:val="24292F"/>
+                <w:sz w:val="17"/>
+                <w:szCs w:val="17"/>
+              </w:rPr>
+              <w:t xml:space="preserve">f</w:t>
+            </w:r>
+            <w:r>
+              <w:rPr>
+                <w:rFonts w:ascii="Consolas" w:cs="Consolas" w:eastAsia="맑은 고딕" w:hAnsi="Consolas"/>
+                <w:b w:val="false"/>
+                <w:bCs w:val="false"/>
+                <w:i w:val="false"/>
+                <w:iCs w:val="false"/>
+                <w:color w:val="A31515"/>
+                <w:sz w:val="17"/>
+                <w:szCs w:val="17"/>
+              </w:rPr>
+              <w:t xml:space="preserve">"{v}: {c}번 ({c / dice.size:.1%})"</w:t>
+            </w:r>
+            <w:r>
+              <w:rPr>
+                <w:rFonts w:ascii="Consolas" w:cs="Consolas" w:eastAsia="맑은 고딕" w:hAnsi="Consolas"/>
+                <w:b w:val="false"/>
+                <w:bCs w:val="false"/>
+                <w:i w:val="false"/>
+                <w:iCs w:val="false"/>
+                <w:color w:val="24292F"/>
+                <w:sz w:val="17"/>
+                <w:szCs w:val="17"/>
+              </w:rPr>
+              <w:t xml:space="preserve">)</w:t>
+            </w:r>
+          </w:p>
+          <w:p>
+            <w:pPr>
+              <w:spacing w:after="0" w:line="252"/>
+            </w:pPr>
+            <w:r>
+              <w:rPr>
+                <w:rFonts w:ascii="Consolas" w:cs="Consolas" w:eastAsia="맑은 고딕" w:hAnsi="Consolas"/>
+                <w:color w:val="A0A0A0"/>
+                <w:sz w:val="17"/>
+                <w:szCs w:val="17"/>
+              </w:rPr>
+              <w:t xml:space="preserve">14  </w:t>
+            </w:r>
+            <w:r>
+              <w:rPr>
+                <w:rFonts w:ascii="Consolas" w:cs="Consolas" w:eastAsia="맑은 고딕" w:hAnsi="Consolas"/>
+                <w:b w:val="false"/>
+                <w:bCs w:val="false"/>
+                <w:i w:val="false"/>
+                <w:iCs w:val="false"/>
+                <w:color w:val="795E26"/>
+                <w:sz w:val="17"/>
+                <w:szCs w:val="17"/>
+              </w:rPr>
+              <w:t xml:space="preserve">print</w:t>
+            </w:r>
+            <w:r>
+              <w:rPr>
+                <w:rFonts w:ascii="Consolas" w:cs="Consolas" w:eastAsia="맑은 고딕" w:hAnsi="Consolas"/>
+                <w:b w:val="false"/>
+                <w:bCs w:val="false"/>
+                <w:i w:val="false"/>
+                <w:iCs w:val="false"/>
+                <w:color w:val="24292F"/>
+                <w:sz w:val="17"/>
+                <w:szCs w:val="17"/>
+              </w:rPr>
+              <w:t xml:space="preserve">(</w:t>
+            </w:r>
+            <w:r>
+              <w:rPr>
+                <w:rFonts w:ascii="Consolas" w:cs="Consolas" w:eastAsia="맑은 고딕" w:hAnsi="Consolas"/>
+                <w:b w:val="false"/>
+                <w:bCs w:val="false"/>
+                <w:i w:val="false"/>
+                <w:iCs w:val="false"/>
+                <w:color w:val="A31515"/>
+                <w:sz w:val="17"/>
+                <w:szCs w:val="17"/>
+              </w:rPr>
+              <w:t xml:space="preserve">"평균 눈:"</w:t>
+            </w:r>
+            <w:r>
+              <w:rPr>
+                <w:rFonts w:ascii="Consolas" w:cs="Consolas" w:eastAsia="맑은 고딕" w:hAnsi="Consolas"/>
+                <w:b w:val="false"/>
+                <w:bCs w:val="false"/>
+                <w:i w:val="false"/>
+                <w:iCs w:val="false"/>
+                <w:color w:val="24292F"/>
+                <w:sz w:val="17"/>
+                <w:szCs w:val="17"/>
+              </w:rPr>
+              <w:t xml:space="preserve">, </w:t>
+            </w:r>
+            <w:r>
+              <w:rPr>
+                <w:rFonts w:ascii="Consolas" w:cs="Consolas" w:eastAsia="맑은 고딕" w:hAnsi="Consolas"/>
+                <w:b w:val="false"/>
+                <w:bCs w:val="false"/>
+                <w:i w:val="false"/>
+                <w:iCs w:val="false"/>
+                <w:color w:val="24292F"/>
+                <w:sz w:val="17"/>
+                <w:szCs w:val="17"/>
+              </w:rPr>
+              <w:t xml:space="preserve">dice</w:t>
+            </w:r>
+            <w:r>
+              <w:rPr>
+                <w:rFonts w:ascii="Consolas" w:cs="Consolas" w:eastAsia="맑은 고딕" w:hAnsi="Consolas"/>
+                <w:b w:val="false"/>
+                <w:bCs w:val="false"/>
+                <w:i w:val="false"/>
+                <w:iCs w:val="false"/>
+                <w:color w:val="24292F"/>
+                <w:sz w:val="17"/>
+                <w:szCs w:val="17"/>
+              </w:rPr>
+              <w:t xml:space="preserve">.</w:t>
+            </w:r>
+            <w:r>
+              <w:rPr>
+                <w:rFonts w:ascii="Consolas" w:cs="Consolas" w:eastAsia="맑은 고딕" w:hAnsi="Consolas"/>
+                <w:b w:val="false"/>
+                <w:bCs w:val="false"/>
+                <w:i w:val="false"/>
+                <w:iCs w:val="false"/>
+                <w:color w:val="24292F"/>
+                <w:sz w:val="17"/>
+                <w:szCs w:val="17"/>
+              </w:rPr>
+              <w:t xml:space="preserve">mean</w:t>
+            </w:r>
+            <w:r>
+              <w:rPr>
+                <w:rFonts w:ascii="Consolas" w:cs="Consolas" w:eastAsia="맑은 고딕" w:hAnsi="Consolas"/>
+                <w:b w:val="false"/>
+                <w:bCs w:val="false"/>
+                <w:i w:val="false"/>
+                <w:iCs w:val="false"/>
+                <w:color w:val="24292F"/>
+                <w:sz w:val="17"/>
+                <w:szCs w:val="17"/>
+              </w:rPr>
+              <w:t xml:space="preserve">().</w:t>
+            </w:r>
+            <w:r>
+              <w:rPr>
+                <w:rFonts w:ascii="Consolas" w:cs="Consolas" w:eastAsia="맑은 고딕" w:hAnsi="Consolas"/>
+                <w:b w:val="false"/>
+                <w:bCs w:val="false"/>
+                <w:i w:val="false"/>
+                <w:iCs w:val="false"/>
+                <w:color w:val="795E26"/>
+                <w:sz w:val="17"/>
+                <w:szCs w:val="17"/>
+              </w:rPr>
+              <w:t xml:space="preserve">round</w:t>
+            </w:r>
+            <w:r>
+              <w:rPr>
+                <w:rFonts w:ascii="Consolas" w:cs="Consolas" w:eastAsia="맑은 고딕" w:hAnsi="Consolas"/>
+                <w:b w:val="false"/>
+                <w:bCs w:val="false"/>
+                <w:i w:val="false"/>
+                <w:iCs w:val="false"/>
+                <w:color w:val="24292F"/>
+                <w:sz w:val="17"/>
+                <w:szCs w:val="17"/>
+              </w:rPr>
+              <w:t xml:space="preserve">(</w:t>
+            </w:r>
+            <w:r>
+              <w:rPr>
+                <w:rFonts w:ascii="Consolas" w:cs="Consolas" w:eastAsia="맑은 고딕" w:hAnsi="Consolas"/>
+                <w:b w:val="false"/>
+                <w:bCs w:val="false"/>
+                <w:i w:val="false"/>
+                <w:iCs w:val="false"/>
+                <w:color w:val="098658"/>
+                <w:sz w:val="17"/>
+                <w:szCs w:val="17"/>
+              </w:rPr>
+              <w:t xml:space="preserve">2</w:t>
+            </w:r>
+            <w:r>
+              <w:rPr>
+                <w:rFonts w:ascii="Consolas" w:cs="Consolas" w:eastAsia="맑은 고딕" w:hAnsi="Consolas"/>
+                <w:b w:val="false"/>
+                <w:bCs w:val="false"/>
+                <w:i w:val="false"/>
+                <w:iCs w:val="false"/>
+                <w:color w:val="24292F"/>
+                <w:sz w:val="17"/>
+                <w:szCs w:val="17"/>
+              </w:rPr>
+              <w:t xml:space="preserve">))</w:t>
+            </w:r>
+          </w:p>
+          <w:p>
+            <w:pPr>
+              <w:spacing w:after="0" w:line="252"/>
+            </w:pPr>
+            <w:r>
+              <w:rPr>
+                <w:rFonts w:ascii="Consolas" w:cs="Consolas" w:eastAsia="맑은 고딕" w:hAnsi="Consolas"/>
+                <w:color w:val="A0A0A0"/>
+                <w:sz w:val="17"/>
+                <w:szCs w:val="17"/>
+              </w:rPr>
+              <w:t xml:space="preserve">15  </w:t>
+            </w:r>
+            <w:r>
+              <w:rPr>
+                <w:rFonts w:ascii="Consolas" w:cs="Consolas" w:eastAsia="맑은 고딕" w:hAnsi="Consolas"/>
+                <w:sz w:val="17"/>
+                <w:szCs w:val="17"/>
+              </w:rPr>
+              <w:t xml:space="preserve"> </w:t>
+            </w:r>
+          </w:p>
+          <w:p>
+            <w:pPr>
+              <w:spacing w:after="0" w:line="252"/>
+            </w:pPr>
+            <w:r>
+              <w:rPr>
+                <w:rFonts w:ascii="Consolas" w:cs="Consolas" w:eastAsia="맑은 고딕" w:hAnsi="Consolas"/>
+                <w:color w:val="A0A0A0"/>
+                <w:sz w:val="17"/>
+                <w:szCs w:val="17"/>
+              </w:rPr>
+              <w:t xml:space="preserve">16  </w:t>
+            </w:r>
+            <w:r>
+              <w:rPr>
+                <w:rFonts w:ascii="Consolas" w:cs="Consolas" w:eastAsia="맑은 고딕" w:hAnsi="Consolas"/>
+                <w:b w:val="false"/>
+                <w:bCs w:val="false"/>
+                <w:i/>
+                <w:iCs/>
+                <w:color w:val="6A9955"/>
+                <w:sz w:val="17"/>
+                <w:szCs w:val="17"/>
+              </w:rPr>
+              <w:t xml:space="preserve"># 로또: 1 ~ 45 중 중복 없이 6개</w:t>
+            </w:r>
+          </w:p>
+          <w:p>
+            <w:pPr>
+              <w:spacing w:after="0" w:line="252"/>
+            </w:pPr>
+            <w:r>
+              <w:rPr>
+                <w:rFonts w:ascii="Consolas" w:cs="Consolas" w:eastAsia="맑은 고딕" w:hAnsi="Consolas"/>
+                <w:color w:val="A0A0A0"/>
+                <w:sz w:val="17"/>
+                <w:szCs w:val="17"/>
+              </w:rPr>
+              <w:t xml:space="preserve">17  </w:t>
+            </w:r>
+            <w:r>
+              <w:rPr>
+                <w:rFonts w:ascii="Consolas" w:cs="Consolas" w:eastAsia="맑은 고딕" w:hAnsi="Consolas"/>
+                <w:b w:val="false"/>
+                <w:bCs w:val="false"/>
+                <w:i/>
+                <w:iCs/>
+                <w:color w:val="6A9955"/>
+                <w:sz w:val="17"/>
+                <w:szCs w:val="17"/>
+              </w:rPr>
+              <w:t xml:space="preserve"># choice(..., replace=False): 한 번 뽑은 번호는 다시 안 뽑기</w:t>
+            </w:r>
+          </w:p>
+          <w:p>
+            <w:pPr>
+              <w:spacing w:after="0" w:line="252"/>
+            </w:pPr>
+            <w:r>
+              <w:rPr>
+                <w:rFonts w:ascii="Consolas" w:cs="Consolas" w:eastAsia="맑은 고딕" w:hAnsi="Consolas"/>
+                <w:color w:val="A0A0A0"/>
+                <w:sz w:val="17"/>
+                <w:szCs w:val="17"/>
+              </w:rPr>
+              <w:t xml:space="preserve">18  </w:t>
+            </w:r>
+            <w:r>
+              <w:rPr>
+                <w:rFonts w:ascii="Consolas" w:cs="Consolas" w:eastAsia="맑은 고딕" w:hAnsi="Consolas"/>
+                <w:b w:val="false"/>
+                <w:bCs w:val="false"/>
+                <w:i w:val="false"/>
+                <w:iCs w:val="false"/>
+                <w:color w:val="24292F"/>
+                <w:sz w:val="17"/>
+                <w:szCs w:val="17"/>
+              </w:rPr>
+              <w:t xml:space="preserve">lotto</w:t>
+            </w:r>
+            <w:r>
+              <w:rPr>
+                <w:rFonts w:ascii="Consolas" w:cs="Consolas" w:eastAsia="맑은 고딕" w:hAnsi="Consolas"/>
+                <w:b w:val="false"/>
+                <w:bCs w:val="false"/>
+                <w:i w:val="false"/>
+                <w:iCs w:val="false"/>
+                <w:color w:val="24292F"/>
+                <w:sz w:val="17"/>
+                <w:szCs w:val="17"/>
+              </w:rPr>
+              <w:t xml:space="preserve"> = </w:t>
+            </w:r>
+            <w:r>
+              <w:rPr>
+                <w:rFonts w:ascii="Consolas" w:cs="Consolas" w:eastAsia="맑은 고딕" w:hAnsi="Consolas"/>
+                <w:b w:val="false"/>
+                <w:bCs w:val="false"/>
+                <w:i w:val="false"/>
+                <w:iCs w:val="false"/>
+                <w:color w:val="24292F"/>
+                <w:sz w:val="17"/>
+                <w:szCs w:val="17"/>
+              </w:rPr>
+              <w:t xml:space="preserve">rng</w:t>
+            </w:r>
+            <w:r>
+              <w:rPr>
+                <w:rFonts w:ascii="Consolas" w:cs="Consolas" w:eastAsia="맑은 고딕" w:hAnsi="Consolas"/>
+                <w:b w:val="false"/>
+                <w:bCs w:val="false"/>
+                <w:i w:val="false"/>
+                <w:iCs w:val="false"/>
+                <w:color w:val="24292F"/>
+                <w:sz w:val="17"/>
+                <w:szCs w:val="17"/>
+              </w:rPr>
+              <w:t xml:space="preserve">.</w:t>
+            </w:r>
+            <w:r>
+              <w:rPr>
+                <w:rFonts w:ascii="Consolas" w:cs="Consolas" w:eastAsia="맑은 고딕" w:hAnsi="Consolas"/>
+                <w:b w:val="false"/>
+                <w:bCs w:val="false"/>
+                <w:i w:val="false"/>
+                <w:iCs w:val="false"/>
+                <w:color w:val="24292F"/>
+                <w:sz w:val="17"/>
+                <w:szCs w:val="17"/>
+              </w:rPr>
+              <w:t xml:space="preserve">choice</w:t>
+            </w:r>
+            <w:r>
+              <w:rPr>
+                <w:rFonts w:ascii="Consolas" w:cs="Consolas" w:eastAsia="맑은 고딕" w:hAnsi="Consolas"/>
+                <w:b w:val="false"/>
+                <w:bCs w:val="false"/>
+                <w:i w:val="false"/>
+                <w:iCs w:val="false"/>
+                <w:color w:val="24292F"/>
+                <w:sz w:val="17"/>
+                <w:szCs w:val="17"/>
+              </w:rPr>
+              <w:t xml:space="preserve">(</w:t>
+            </w:r>
+            <w:r>
+              <w:rPr>
+                <w:rFonts w:ascii="Consolas" w:cs="Consolas" w:eastAsia="맑은 고딕" w:hAnsi="Consolas"/>
+                <w:b w:val="false"/>
+                <w:bCs w:val="false"/>
+                <w:i w:val="false"/>
+                <w:iCs w:val="false"/>
+                <w:color w:val="24292F"/>
+                <w:sz w:val="17"/>
+                <w:szCs w:val="17"/>
+              </w:rPr>
+              <w:t xml:space="preserve">np</w:t>
+            </w:r>
+            <w:r>
+              <w:rPr>
+                <w:rFonts w:ascii="Consolas" w:cs="Consolas" w:eastAsia="맑은 고딕" w:hAnsi="Consolas"/>
+                <w:b w:val="false"/>
+                <w:bCs w:val="false"/>
+                <w:i w:val="false"/>
+                <w:iCs w:val="false"/>
+                <w:color w:val="24292F"/>
+                <w:sz w:val="17"/>
+                <w:szCs w:val="17"/>
+              </w:rPr>
+              <w:t xml:space="preserve">.</w:t>
+            </w:r>
+            <w:r>
+              <w:rPr>
+                <w:rFonts w:ascii="Consolas" w:cs="Consolas" w:eastAsia="맑은 고딕" w:hAnsi="Consolas"/>
+                <w:b w:val="false"/>
+                <w:bCs w:val="false"/>
+                <w:i w:val="false"/>
+                <w:iCs w:val="false"/>
+                <w:color w:val="24292F"/>
+                <w:sz w:val="17"/>
+                <w:szCs w:val="17"/>
+              </w:rPr>
+              <w:t xml:space="preserve">arange</w:t>
+            </w:r>
+            <w:r>
+              <w:rPr>
+                <w:rFonts w:ascii="Consolas" w:cs="Consolas" w:eastAsia="맑은 고딕" w:hAnsi="Consolas"/>
+                <w:b w:val="false"/>
+                <w:bCs w:val="false"/>
+                <w:i w:val="false"/>
+                <w:iCs w:val="false"/>
+                <w:color w:val="24292F"/>
+                <w:sz w:val="17"/>
+                <w:szCs w:val="17"/>
+              </w:rPr>
+              <w:t xml:space="preserve">(</w:t>
+            </w:r>
+            <w:r>
+              <w:rPr>
+                <w:rFonts w:ascii="Consolas" w:cs="Consolas" w:eastAsia="맑은 고딕" w:hAnsi="Consolas"/>
+                <w:b w:val="false"/>
+                <w:bCs w:val="false"/>
+                <w:i w:val="false"/>
+                <w:iCs w:val="false"/>
+                <w:color w:val="098658"/>
+                <w:sz w:val="17"/>
+                <w:szCs w:val="17"/>
+              </w:rPr>
+              <w:t xml:space="preserve">1</w:t>
+            </w:r>
+            <w:r>
+              <w:rPr>
+                <w:rFonts w:ascii="Consolas" w:cs="Consolas" w:eastAsia="맑은 고딕" w:hAnsi="Consolas"/>
+                <w:b w:val="false"/>
+                <w:bCs w:val="false"/>
+                <w:i w:val="false"/>
+                <w:iCs w:val="false"/>
+                <w:color w:val="24292F"/>
+                <w:sz w:val="17"/>
+                <w:szCs w:val="17"/>
+              </w:rPr>
+              <w:t xml:space="preserve">, </w:t>
+            </w:r>
+            <w:r>
+              <w:rPr>
+                <w:rFonts w:ascii="Consolas" w:cs="Consolas" w:eastAsia="맑은 고딕" w:hAnsi="Consolas"/>
+                <w:b w:val="false"/>
+                <w:bCs w:val="false"/>
+                <w:i w:val="false"/>
+                <w:iCs w:val="false"/>
+                <w:color w:val="098658"/>
+                <w:sz w:val="17"/>
+                <w:szCs w:val="17"/>
+              </w:rPr>
+              <w:t xml:space="preserve">46</w:t>
+            </w:r>
+            <w:r>
+              <w:rPr>
+                <w:rFonts w:ascii="Consolas" w:cs="Consolas" w:eastAsia="맑은 고딕" w:hAnsi="Consolas"/>
+                <w:b w:val="false"/>
+                <w:bCs w:val="false"/>
+                <w:i w:val="false"/>
+                <w:iCs w:val="false"/>
+                <w:color w:val="24292F"/>
+                <w:sz w:val="17"/>
+                <w:szCs w:val="17"/>
+              </w:rPr>
+              <w:t xml:space="preserve">), </w:t>
+            </w:r>
+            <w:r>
+              <w:rPr>
+                <w:rFonts w:ascii="Consolas" w:cs="Consolas" w:eastAsia="맑은 고딕" w:hAnsi="Consolas"/>
+                <w:b w:val="false"/>
+                <w:bCs w:val="false"/>
+                <w:i w:val="false"/>
+                <w:iCs w:val="false"/>
+                <w:color w:val="24292F"/>
+                <w:sz w:val="17"/>
+                <w:szCs w:val="17"/>
+              </w:rPr>
+              <w:t xml:space="preserve">size</w:t>
+            </w:r>
+            <w:r>
+              <w:rPr>
+                <w:rFonts w:ascii="Consolas" w:cs="Consolas" w:eastAsia="맑은 고딕" w:hAnsi="Consolas"/>
+                <w:b w:val="false"/>
+                <w:bCs w:val="false"/>
+                <w:i w:val="false"/>
+                <w:iCs w:val="false"/>
+                <w:color w:val="24292F"/>
+                <w:sz w:val="17"/>
+                <w:szCs w:val="17"/>
+              </w:rPr>
+              <w:t xml:space="preserve">=</w:t>
+            </w:r>
+            <w:r>
+              <w:rPr>
+                <w:rFonts w:ascii="Consolas" w:cs="Consolas" w:eastAsia="맑은 고딕" w:hAnsi="Consolas"/>
+                <w:b w:val="false"/>
+                <w:bCs w:val="false"/>
+                <w:i w:val="false"/>
+                <w:iCs w:val="false"/>
+                <w:color w:val="098658"/>
+                <w:sz w:val="17"/>
+                <w:szCs w:val="17"/>
+              </w:rPr>
+              <w:t xml:space="preserve">6</w:t>
+            </w:r>
+            <w:r>
+              <w:rPr>
+                <w:rFonts w:ascii="Consolas" w:cs="Consolas" w:eastAsia="맑은 고딕" w:hAnsi="Consolas"/>
+                <w:b w:val="false"/>
+                <w:bCs w:val="false"/>
+                <w:i w:val="false"/>
+                <w:iCs w:val="false"/>
+                <w:color w:val="24292F"/>
+                <w:sz w:val="17"/>
+                <w:szCs w:val="17"/>
+              </w:rPr>
+              <w:t xml:space="preserve">, </w:t>
+            </w:r>
+            <w:r>
+              <w:rPr>
+                <w:rFonts w:ascii="Consolas" w:cs="Consolas" w:eastAsia="맑은 고딕" w:hAnsi="Consolas"/>
+                <w:b w:val="false"/>
+                <w:bCs w:val="false"/>
+                <w:i w:val="false"/>
+                <w:iCs w:val="false"/>
+                <w:color w:val="24292F"/>
+                <w:sz w:val="17"/>
+                <w:szCs w:val="17"/>
+              </w:rPr>
+              <w:t xml:space="preserve">replace</w:t>
+            </w:r>
+            <w:r>
+              <w:rPr>
+                <w:rFonts w:ascii="Consolas" w:cs="Consolas" w:eastAsia="맑은 고딕" w:hAnsi="Consolas"/>
+                <w:b w:val="false"/>
+                <w:bCs w:val="false"/>
+                <w:i w:val="false"/>
+                <w:iCs w:val="false"/>
+                <w:color w:val="24292F"/>
+                <w:sz w:val="17"/>
+                <w:szCs w:val="17"/>
+              </w:rPr>
+              <w:t xml:space="preserve">=</w:t>
+            </w:r>
+            <w:r>
+              <w:rPr>
+                <w:rFonts w:ascii="Consolas" w:cs="Consolas" w:eastAsia="맑은 고딕" w:hAnsi="Consolas"/>
+                <w:b/>
+                <w:bCs/>
+                <w:i w:val="false"/>
+                <w:iCs w:val="false"/>
+                <w:color w:val="0033B3"/>
+                <w:sz w:val="17"/>
+                <w:szCs w:val="17"/>
+              </w:rPr>
               <w:t xml:space="preserve">False</w:t>
             </w:r>
             <w:r>
@@ -6112,7 +6247,7 @@
                 <w:sz w:val="17"/>
                 <w:szCs w:val="17"/>
               </w:rPr>
-              <w:t xml:space="preserve">14  </w:t>
+              <w:t xml:space="preserve">19  </w:t>
             </w:r>
             <w:r>
               <w:rPr>
@@ -6428,7 +6563,7 @@
                 <w:sz w:val="19"/>
                 <w:szCs w:val="19"/>
               </w:rPr>
-              <w:t xml:space="preserve">6</w:t>
+              <w:t xml:space="preserve">8</w:t>
             </w:r>
           </w:p>
         </w:tc>
@@ -6530,7 +6665,7 @@
                 <w:sz w:val="19"/>
                 <w:szCs w:val="19"/>
               </w:rPr>
-              <w:t xml:space="preserve">7</w:t>
+              <w:t xml:space="preserve">10</w:t>
             </w:r>
           </w:p>
         </w:tc>
@@ -6632,7 +6767,7 @@
                 <w:sz w:val="19"/>
                 <w:szCs w:val="19"/>
               </w:rPr>
-              <w:t xml:space="preserve">9</w:t>
+              <w:t xml:space="preserve">13</w:t>
             </w:r>
           </w:p>
         </w:tc>
@@ -6744,7 +6879,7 @@
                 <w:sz w:val="19"/>
                 <w:szCs w:val="19"/>
               </w:rPr>
-              <w:t xml:space="preserve">13</w:t>
+              <w:t xml:space="preserve">18</w:t>
             </w:r>
           </w:p>
         </w:tc>
@@ -7542,678 +7677,13 @@
                 <w:rFonts w:ascii="Consolas" w:cs="Consolas" w:eastAsia="맑은 고딕" w:hAnsi="Consolas"/>
                 <w:b w:val="false"/>
                 <w:bCs w:val="false"/>
-                <w:i w:val="false"/>
-                <w:iCs w:val="false"/>
-                <w:color w:val="24292F"/>
-                <w:sz w:val="17"/>
-                <w:szCs w:val="17"/>
-              </w:rPr>
-              <w:t xml:space="preserve">names</w:t>
-            </w:r>
-            <w:r>
-              <w:rPr>
-                <w:rFonts w:ascii="Consolas" w:cs="Consolas" w:eastAsia="맑은 고딕" w:hAnsi="Consolas"/>
-                <w:b w:val="false"/>
-                <w:bCs w:val="false"/>
-                <w:i w:val="false"/>
-                <w:iCs w:val="false"/>
-                <w:color w:val="24292F"/>
-                <w:sz w:val="17"/>
-                <w:szCs w:val="17"/>
-              </w:rPr>
-              <w:t xml:space="preserve"> = </w:t>
-            </w:r>
-            <w:r>
-              <w:rPr>
-                <w:rFonts w:ascii="Consolas" w:cs="Consolas" w:eastAsia="맑은 고딕" w:hAnsi="Consolas"/>
-                <w:b w:val="false"/>
-                <w:bCs w:val="false"/>
-                <w:i w:val="false"/>
-                <w:iCs w:val="false"/>
-                <w:color w:val="24292F"/>
-                <w:sz w:val="17"/>
-                <w:szCs w:val="17"/>
-              </w:rPr>
-              <w:t xml:space="preserve">np</w:t>
-            </w:r>
-            <w:r>
-              <w:rPr>
-                <w:rFonts w:ascii="Consolas" w:cs="Consolas" w:eastAsia="맑은 고딕" w:hAnsi="Consolas"/>
-                <w:b w:val="false"/>
-                <w:bCs w:val="false"/>
-                <w:i w:val="false"/>
-                <w:iCs w:val="false"/>
-                <w:color w:val="24292F"/>
-                <w:sz w:val="17"/>
-                <w:szCs w:val="17"/>
-              </w:rPr>
-              <w:t xml:space="preserve">.</w:t>
-            </w:r>
-            <w:r>
-              <w:rPr>
-                <w:rFonts w:ascii="Consolas" w:cs="Consolas" w:eastAsia="맑은 고딕" w:hAnsi="Consolas"/>
-                <w:b w:val="false"/>
-                <w:bCs w:val="false"/>
-                <w:i w:val="false"/>
-                <w:iCs w:val="false"/>
-                <w:color w:val="24292F"/>
-                <w:sz w:val="17"/>
-                <w:szCs w:val="17"/>
-              </w:rPr>
-              <w:t xml:space="preserve">array</w:t>
-            </w:r>
-            <w:r>
-              <w:rPr>
-                <w:rFonts w:ascii="Consolas" w:cs="Consolas" w:eastAsia="맑은 고딕" w:hAnsi="Consolas"/>
-                <w:b w:val="false"/>
-                <w:bCs w:val="false"/>
-                <w:i w:val="false"/>
-                <w:iCs w:val="false"/>
-                <w:color w:val="24292F"/>
-                <w:sz w:val="17"/>
-                <w:szCs w:val="17"/>
-              </w:rPr>
-              <w:t xml:space="preserve">([</w:t>
-            </w:r>
-            <w:r>
-              <w:rPr>
-                <w:rFonts w:ascii="Consolas" w:cs="Consolas" w:eastAsia="맑은 고딕" w:hAnsi="Consolas"/>
-                <w:b w:val="false"/>
-                <w:bCs w:val="false"/>
-                <w:i w:val="false"/>
-                <w:iCs w:val="false"/>
-                <w:color w:val="24292F"/>
-                <w:sz w:val="17"/>
-                <w:szCs w:val="17"/>
-              </w:rPr>
-              <w:t xml:space="preserve">f</w:t>
-            </w:r>
-            <w:r>
-              <w:rPr>
-                <w:rFonts w:ascii="Consolas" w:cs="Consolas" w:eastAsia="맑은 고딕" w:hAnsi="Consolas"/>
-                <w:b w:val="false"/>
-                <w:bCs w:val="false"/>
-                <w:i w:val="false"/>
-                <w:iCs w:val="false"/>
-                <w:color w:val="A31515"/>
-                <w:sz w:val="17"/>
-                <w:szCs w:val="17"/>
-              </w:rPr>
-              <w:t xml:space="preserve">"학생{i}"</w:t>
-            </w:r>
-            <w:r>
-              <w:rPr>
-                <w:rFonts w:ascii="Consolas" w:cs="Consolas" w:eastAsia="맑은 고딕" w:hAnsi="Consolas"/>
-                <w:b w:val="false"/>
-                <w:bCs w:val="false"/>
-                <w:i w:val="false"/>
-                <w:iCs w:val="false"/>
-                <w:color w:val="24292F"/>
-                <w:sz w:val="17"/>
-                <w:szCs w:val="17"/>
-              </w:rPr>
-              <w:t xml:space="preserve"> </w:t>
-            </w:r>
-            <w:r>
-              <w:rPr>
-                <w:rFonts w:ascii="Consolas" w:cs="Consolas" w:eastAsia="맑은 고딕" w:hAnsi="Consolas"/>
-                <w:b/>
-                <w:bCs/>
-                <w:i w:val="false"/>
-                <w:iCs w:val="false"/>
-                <w:color w:val="0033B3"/>
-                <w:sz w:val="17"/>
-                <w:szCs w:val="17"/>
-              </w:rPr>
-              <w:t xml:space="preserve">for</w:t>
-            </w:r>
-            <w:r>
-              <w:rPr>
-                <w:rFonts w:ascii="Consolas" w:cs="Consolas" w:eastAsia="맑은 고딕" w:hAnsi="Consolas"/>
-                <w:b w:val="false"/>
-                <w:bCs w:val="false"/>
-                <w:i w:val="false"/>
-                <w:iCs w:val="false"/>
-                <w:color w:val="24292F"/>
-                <w:sz w:val="17"/>
-                <w:szCs w:val="17"/>
-              </w:rPr>
-              <w:t xml:space="preserve"> </w:t>
-            </w:r>
-            <w:r>
-              <w:rPr>
-                <w:rFonts w:ascii="Consolas" w:cs="Consolas" w:eastAsia="맑은 고딕" w:hAnsi="Consolas"/>
-                <w:b w:val="false"/>
-                <w:bCs w:val="false"/>
-                <w:i w:val="false"/>
-                <w:iCs w:val="false"/>
-                <w:color w:val="24292F"/>
-                <w:sz w:val="17"/>
-                <w:szCs w:val="17"/>
-              </w:rPr>
-              <w:t xml:space="preserve">i</w:t>
-            </w:r>
-            <w:r>
-              <w:rPr>
-                <w:rFonts w:ascii="Consolas" w:cs="Consolas" w:eastAsia="맑은 고딕" w:hAnsi="Consolas"/>
-                <w:b w:val="false"/>
-                <w:bCs w:val="false"/>
-                <w:i w:val="false"/>
-                <w:iCs w:val="false"/>
-                <w:color w:val="24292F"/>
-                <w:sz w:val="17"/>
-                <w:szCs w:val="17"/>
-              </w:rPr>
-              <w:t xml:space="preserve"> </w:t>
-            </w:r>
-            <w:r>
-              <w:rPr>
-                <w:rFonts w:ascii="Consolas" w:cs="Consolas" w:eastAsia="맑은 고딕" w:hAnsi="Consolas"/>
-                <w:b/>
-                <w:bCs/>
-                <w:i w:val="false"/>
-                <w:iCs w:val="false"/>
-                <w:color w:val="0033B3"/>
-                <w:sz w:val="17"/>
-                <w:szCs w:val="17"/>
-              </w:rPr>
-              <w:t xml:space="preserve">in</w:t>
-            </w:r>
-            <w:r>
-              <w:rPr>
-                <w:rFonts w:ascii="Consolas" w:cs="Consolas" w:eastAsia="맑은 고딕" w:hAnsi="Consolas"/>
-                <w:b w:val="false"/>
-                <w:bCs w:val="false"/>
-                <w:i w:val="false"/>
-                <w:iCs w:val="false"/>
-                <w:color w:val="24292F"/>
-                <w:sz w:val="17"/>
-                <w:szCs w:val="17"/>
-              </w:rPr>
-              <w:t xml:space="preserve"> </w:t>
-            </w:r>
-            <w:r>
-              <w:rPr>
-                <w:rFonts w:ascii="Consolas" w:cs="Consolas" w:eastAsia="맑은 고딕" w:hAnsi="Consolas"/>
-                <w:b w:val="false"/>
-                <w:bCs w:val="false"/>
-                <w:i w:val="false"/>
-                <w:iCs w:val="false"/>
-                <w:color w:val="795E26"/>
-                <w:sz w:val="17"/>
-                <w:szCs w:val="17"/>
-              </w:rPr>
-              <w:t xml:space="preserve">range</w:t>
-            </w:r>
-            <w:r>
-              <w:rPr>
-                <w:rFonts w:ascii="Consolas" w:cs="Consolas" w:eastAsia="맑은 고딕" w:hAnsi="Consolas"/>
-                <w:b w:val="false"/>
-                <w:bCs w:val="false"/>
-                <w:i w:val="false"/>
-                <w:iCs w:val="false"/>
-                <w:color w:val="24292F"/>
-                <w:sz w:val="17"/>
-                <w:szCs w:val="17"/>
-              </w:rPr>
-              <w:t xml:space="preserve">(</w:t>
-            </w:r>
-            <w:r>
-              <w:rPr>
-                <w:rFonts w:ascii="Consolas" w:cs="Consolas" w:eastAsia="맑은 고딕" w:hAnsi="Consolas"/>
-                <w:b w:val="false"/>
-                <w:bCs w:val="false"/>
-                <w:i w:val="false"/>
-                <w:iCs w:val="false"/>
-                <w:color w:val="098658"/>
-                <w:sz w:val="17"/>
-                <w:szCs w:val="17"/>
-              </w:rPr>
-              <w:t xml:space="preserve">1</w:t>
-            </w:r>
-            <w:r>
-              <w:rPr>
-                <w:rFonts w:ascii="Consolas" w:cs="Consolas" w:eastAsia="맑은 고딕" w:hAnsi="Consolas"/>
-                <w:b w:val="false"/>
-                <w:bCs w:val="false"/>
-                <w:i w:val="false"/>
-                <w:iCs w:val="false"/>
-                <w:color w:val="24292F"/>
-                <w:sz w:val="17"/>
-                <w:szCs w:val="17"/>
-              </w:rPr>
-              <w:t xml:space="preserve">, </w:t>
-            </w:r>
-            <w:r>
-              <w:rPr>
-                <w:rFonts w:ascii="Consolas" w:cs="Consolas" w:eastAsia="맑은 고딕" w:hAnsi="Consolas"/>
-                <w:b w:val="false"/>
-                <w:bCs w:val="false"/>
-                <w:i w:val="false"/>
-                <w:iCs w:val="false"/>
-                <w:color w:val="098658"/>
-                <w:sz w:val="17"/>
-                <w:szCs w:val="17"/>
-              </w:rPr>
-              <w:t xml:space="preserve">11</w:t>
-            </w:r>
-            <w:r>
-              <w:rPr>
-                <w:rFonts w:ascii="Consolas" w:cs="Consolas" w:eastAsia="맑은 고딕" w:hAnsi="Consolas"/>
-                <w:b w:val="false"/>
-                <w:bCs w:val="false"/>
-                <w:i w:val="false"/>
-                <w:iCs w:val="false"/>
-                <w:color w:val="24292F"/>
-                <w:sz w:val="17"/>
-                <w:szCs w:val="17"/>
-              </w:rPr>
-              <w:t xml:space="preserve">)])</w:t>
-            </w:r>
-          </w:p>
-          <w:p>
-            <w:pPr>
-              <w:spacing w:after="0" w:line="252"/>
-            </w:pPr>
-            <w:r>
-              <w:rPr>
-                <w:rFonts w:ascii="Consolas" w:cs="Consolas" w:eastAsia="맑은 고딕" w:hAnsi="Consolas"/>
-                <w:color w:val="A0A0A0"/>
-                <w:sz w:val="17"/>
-                <w:szCs w:val="17"/>
-              </w:rPr>
-              <w:t xml:space="preserve"> 5  </w:t>
-            </w:r>
-            <w:r>
-              <w:rPr>
-                <w:rFonts w:ascii="Consolas" w:cs="Consolas" w:eastAsia="맑은 고딕" w:hAnsi="Consolas"/>
-                <w:b w:val="false"/>
-                <w:bCs w:val="false"/>
-                <w:i w:val="false"/>
-                <w:iCs w:val="false"/>
-                <w:color w:val="24292F"/>
-                <w:sz w:val="17"/>
-                <w:szCs w:val="17"/>
-              </w:rPr>
-              <w:t xml:space="preserve">subjects</w:t>
-            </w:r>
-            <w:r>
-              <w:rPr>
-                <w:rFonts w:ascii="Consolas" w:cs="Consolas" w:eastAsia="맑은 고딕" w:hAnsi="Consolas"/>
-                <w:b w:val="false"/>
-                <w:bCs w:val="false"/>
-                <w:i w:val="false"/>
-                <w:iCs w:val="false"/>
-                <w:color w:val="24292F"/>
-                <w:sz w:val="17"/>
-                <w:szCs w:val="17"/>
-              </w:rPr>
-              <w:t xml:space="preserve"> = </w:t>
-            </w:r>
-            <w:r>
-              <w:rPr>
-                <w:rFonts w:ascii="Consolas" w:cs="Consolas" w:eastAsia="맑은 고딕" w:hAnsi="Consolas"/>
-                <w:b w:val="false"/>
-                <w:bCs w:val="false"/>
-                <w:i w:val="false"/>
-                <w:iCs w:val="false"/>
-                <w:color w:val="24292F"/>
-                <w:sz w:val="17"/>
-                <w:szCs w:val="17"/>
-              </w:rPr>
-              <w:t xml:space="preserve">np</w:t>
-            </w:r>
-            <w:r>
-              <w:rPr>
-                <w:rFonts w:ascii="Consolas" w:cs="Consolas" w:eastAsia="맑은 고딕" w:hAnsi="Consolas"/>
-                <w:b w:val="false"/>
-                <w:bCs w:val="false"/>
-                <w:i w:val="false"/>
-                <w:iCs w:val="false"/>
-                <w:color w:val="24292F"/>
-                <w:sz w:val="17"/>
-                <w:szCs w:val="17"/>
-              </w:rPr>
-              <w:t xml:space="preserve">.</w:t>
-            </w:r>
-            <w:r>
-              <w:rPr>
-                <w:rFonts w:ascii="Consolas" w:cs="Consolas" w:eastAsia="맑은 고딕" w:hAnsi="Consolas"/>
-                <w:b w:val="false"/>
-                <w:bCs w:val="false"/>
-                <w:i w:val="false"/>
-                <w:iCs w:val="false"/>
-                <w:color w:val="24292F"/>
-                <w:sz w:val="17"/>
-                <w:szCs w:val="17"/>
-              </w:rPr>
-              <w:t xml:space="preserve">array</w:t>
-            </w:r>
-            <w:r>
-              <w:rPr>
-                <w:rFonts w:ascii="Consolas" w:cs="Consolas" w:eastAsia="맑은 고딕" w:hAnsi="Consolas"/>
-                <w:b w:val="false"/>
-                <w:bCs w:val="false"/>
-                <w:i w:val="false"/>
-                <w:iCs w:val="false"/>
-                <w:color w:val="24292F"/>
-                <w:sz w:val="17"/>
-                <w:szCs w:val="17"/>
-              </w:rPr>
-              <w:t xml:space="preserve">([</w:t>
-            </w:r>
-            <w:r>
-              <w:rPr>
-                <w:rFonts w:ascii="Consolas" w:cs="Consolas" w:eastAsia="맑은 고딕" w:hAnsi="Consolas"/>
-                <w:b w:val="false"/>
-                <w:bCs w:val="false"/>
-                <w:i w:val="false"/>
-                <w:iCs w:val="false"/>
-                <w:color w:val="A31515"/>
-                <w:sz w:val="17"/>
-                <w:szCs w:val="17"/>
-              </w:rPr>
-              <w:t xml:space="preserve">"국어"</w:t>
-            </w:r>
-            <w:r>
-              <w:rPr>
-                <w:rFonts w:ascii="Consolas" w:cs="Consolas" w:eastAsia="맑은 고딕" w:hAnsi="Consolas"/>
-                <w:b w:val="false"/>
-                <w:bCs w:val="false"/>
-                <w:i w:val="false"/>
-                <w:iCs w:val="false"/>
-                <w:color w:val="24292F"/>
-                <w:sz w:val="17"/>
-                <w:szCs w:val="17"/>
-              </w:rPr>
-              <w:t xml:space="preserve">, </w:t>
-            </w:r>
-            <w:r>
-              <w:rPr>
-                <w:rFonts w:ascii="Consolas" w:cs="Consolas" w:eastAsia="맑은 고딕" w:hAnsi="Consolas"/>
-                <w:b w:val="false"/>
-                <w:bCs w:val="false"/>
-                <w:i w:val="false"/>
-                <w:iCs w:val="false"/>
-                <w:color w:val="A31515"/>
-                <w:sz w:val="17"/>
-                <w:szCs w:val="17"/>
-              </w:rPr>
-              <w:t xml:space="preserve">"영어"</w:t>
-            </w:r>
-            <w:r>
-              <w:rPr>
-                <w:rFonts w:ascii="Consolas" w:cs="Consolas" w:eastAsia="맑은 고딕" w:hAnsi="Consolas"/>
-                <w:b w:val="false"/>
-                <w:bCs w:val="false"/>
-                <w:i w:val="false"/>
-                <w:iCs w:val="false"/>
-                <w:color w:val="24292F"/>
-                <w:sz w:val="17"/>
-                <w:szCs w:val="17"/>
-              </w:rPr>
-              <w:t xml:space="preserve">, </w:t>
-            </w:r>
-            <w:r>
-              <w:rPr>
-                <w:rFonts w:ascii="Consolas" w:cs="Consolas" w:eastAsia="맑은 고딕" w:hAnsi="Consolas"/>
-                <w:b w:val="false"/>
-                <w:bCs w:val="false"/>
-                <w:i w:val="false"/>
-                <w:iCs w:val="false"/>
-                <w:color w:val="A31515"/>
-                <w:sz w:val="17"/>
-                <w:szCs w:val="17"/>
-              </w:rPr>
-              <w:t xml:space="preserve">"수학"</w:t>
-            </w:r>
-            <w:r>
-              <w:rPr>
-                <w:rFonts w:ascii="Consolas" w:cs="Consolas" w:eastAsia="맑은 고딕" w:hAnsi="Consolas"/>
-                <w:b w:val="false"/>
-                <w:bCs w:val="false"/>
-                <w:i w:val="false"/>
-                <w:iCs w:val="false"/>
-                <w:color w:val="24292F"/>
-                <w:sz w:val="17"/>
-                <w:szCs w:val="17"/>
-              </w:rPr>
-              <w:t xml:space="preserve">])</w:t>
-            </w:r>
-          </w:p>
-          <w:p>
-            <w:pPr>
-              <w:spacing w:after="0" w:line="252"/>
-            </w:pPr>
-            <w:r>
-              <w:rPr>
-                <w:rFonts w:ascii="Consolas" w:cs="Consolas" w:eastAsia="맑은 고딕" w:hAnsi="Consolas"/>
-                <w:color w:val="A0A0A0"/>
-                <w:sz w:val="17"/>
-                <w:szCs w:val="17"/>
-              </w:rPr>
-              <w:t xml:space="preserve"> 6  </w:t>
-            </w:r>
-            <w:r>
-              <w:rPr>
-                <w:rFonts w:ascii="Consolas" w:cs="Consolas" w:eastAsia="맑은 고딕" w:hAnsi="Consolas"/>
-                <w:b w:val="false"/>
-                <w:bCs w:val="false"/>
-                <w:i w:val="false"/>
-                <w:iCs w:val="false"/>
-                <w:color w:val="24292F"/>
-                <w:sz w:val="17"/>
-                <w:szCs w:val="17"/>
-              </w:rPr>
-              <w:t xml:space="preserve">scores</w:t>
-            </w:r>
-            <w:r>
-              <w:rPr>
-                <w:rFonts w:ascii="Consolas" w:cs="Consolas" w:eastAsia="맑은 고딕" w:hAnsi="Consolas"/>
-                <w:b w:val="false"/>
-                <w:bCs w:val="false"/>
-                <w:i w:val="false"/>
-                <w:iCs w:val="false"/>
-                <w:color w:val="24292F"/>
-                <w:sz w:val="17"/>
-                <w:szCs w:val="17"/>
-              </w:rPr>
-              <w:t xml:space="preserve"> = </w:t>
-            </w:r>
-            <w:r>
-              <w:rPr>
-                <w:rFonts w:ascii="Consolas" w:cs="Consolas" w:eastAsia="맑은 고딕" w:hAnsi="Consolas"/>
-                <w:b w:val="false"/>
-                <w:bCs w:val="false"/>
-                <w:i w:val="false"/>
-                <w:iCs w:val="false"/>
-                <w:color w:val="24292F"/>
-                <w:sz w:val="17"/>
-                <w:szCs w:val="17"/>
-              </w:rPr>
-              <w:t xml:space="preserve">rng</w:t>
-            </w:r>
-            <w:r>
-              <w:rPr>
-                <w:rFonts w:ascii="Consolas" w:cs="Consolas" w:eastAsia="맑은 고딕" w:hAnsi="Consolas"/>
-                <w:b w:val="false"/>
-                <w:bCs w:val="false"/>
-                <w:i w:val="false"/>
-                <w:iCs w:val="false"/>
-                <w:color w:val="24292F"/>
-                <w:sz w:val="17"/>
-                <w:szCs w:val="17"/>
-              </w:rPr>
-              <w:t xml:space="preserve">.</w:t>
-            </w:r>
-            <w:r>
-              <w:rPr>
-                <w:rFonts w:ascii="Consolas" w:cs="Consolas" w:eastAsia="맑은 고딕" w:hAnsi="Consolas"/>
-                <w:b w:val="false"/>
-                <w:bCs w:val="false"/>
-                <w:i w:val="false"/>
-                <w:iCs w:val="false"/>
-                <w:color w:val="24292F"/>
-                <w:sz w:val="17"/>
-                <w:szCs w:val="17"/>
-              </w:rPr>
-              <w:t xml:space="preserve">integers</w:t>
-            </w:r>
-            <w:r>
-              <w:rPr>
-                <w:rFonts w:ascii="Consolas" w:cs="Consolas" w:eastAsia="맑은 고딕" w:hAnsi="Consolas"/>
-                <w:b w:val="false"/>
-                <w:bCs w:val="false"/>
-                <w:i w:val="false"/>
-                <w:iCs w:val="false"/>
-                <w:color w:val="24292F"/>
-                <w:sz w:val="17"/>
-                <w:szCs w:val="17"/>
-              </w:rPr>
-              <w:t xml:space="preserve">(</w:t>
-            </w:r>
-            <w:r>
-              <w:rPr>
-                <w:rFonts w:ascii="Consolas" w:cs="Consolas" w:eastAsia="맑은 고딕" w:hAnsi="Consolas"/>
-                <w:b w:val="false"/>
-                <w:bCs w:val="false"/>
-                <w:i w:val="false"/>
-                <w:iCs w:val="false"/>
-                <w:color w:val="098658"/>
-                <w:sz w:val="17"/>
-                <w:szCs w:val="17"/>
-              </w:rPr>
-              <w:t xml:space="preserve">40</w:t>
-            </w:r>
-            <w:r>
-              <w:rPr>
-                <w:rFonts w:ascii="Consolas" w:cs="Consolas" w:eastAsia="맑은 고딕" w:hAnsi="Consolas"/>
-                <w:b w:val="false"/>
-                <w:bCs w:val="false"/>
-                <w:i w:val="false"/>
-                <w:iCs w:val="false"/>
-                <w:color w:val="24292F"/>
-                <w:sz w:val="17"/>
-                <w:szCs w:val="17"/>
-              </w:rPr>
-              <w:t xml:space="preserve">, </w:t>
-            </w:r>
-            <w:r>
-              <w:rPr>
-                <w:rFonts w:ascii="Consolas" w:cs="Consolas" w:eastAsia="맑은 고딕" w:hAnsi="Consolas"/>
-                <w:b w:val="false"/>
-                <w:bCs w:val="false"/>
-                <w:i w:val="false"/>
-                <w:iCs w:val="false"/>
-                <w:color w:val="098658"/>
-                <w:sz w:val="17"/>
-                <w:szCs w:val="17"/>
-              </w:rPr>
-              <w:t xml:space="preserve">101</w:t>
-            </w:r>
-            <w:r>
-              <w:rPr>
-                <w:rFonts w:ascii="Consolas" w:cs="Consolas" w:eastAsia="맑은 고딕" w:hAnsi="Consolas"/>
-                <w:b w:val="false"/>
-                <w:bCs w:val="false"/>
-                <w:i w:val="false"/>
-                <w:iCs w:val="false"/>
-                <w:color w:val="24292F"/>
-                <w:sz w:val="17"/>
-                <w:szCs w:val="17"/>
-              </w:rPr>
-              <w:t xml:space="preserve">, </w:t>
-            </w:r>
-            <w:r>
-              <w:rPr>
-                <w:rFonts w:ascii="Consolas" w:cs="Consolas" w:eastAsia="맑은 고딕" w:hAnsi="Consolas"/>
-                <w:b w:val="false"/>
-                <w:bCs w:val="false"/>
-                <w:i w:val="false"/>
-                <w:iCs w:val="false"/>
-                <w:color w:val="24292F"/>
-                <w:sz w:val="17"/>
-                <w:szCs w:val="17"/>
-              </w:rPr>
-              <w:t xml:space="preserve">size</w:t>
-            </w:r>
-            <w:r>
-              <w:rPr>
-                <w:rFonts w:ascii="Consolas" w:cs="Consolas" w:eastAsia="맑은 고딕" w:hAnsi="Consolas"/>
-                <w:b w:val="false"/>
-                <w:bCs w:val="false"/>
-                <w:i w:val="false"/>
-                <w:iCs w:val="false"/>
-                <w:color w:val="24292F"/>
-                <w:sz w:val="17"/>
-                <w:szCs w:val="17"/>
-              </w:rPr>
-              <w:t xml:space="preserve">=(</w:t>
-            </w:r>
-            <w:r>
-              <w:rPr>
-                <w:rFonts w:ascii="Consolas" w:cs="Consolas" w:eastAsia="맑은 고딕" w:hAnsi="Consolas"/>
-                <w:b w:val="false"/>
-                <w:bCs w:val="false"/>
-                <w:i w:val="false"/>
-                <w:iCs w:val="false"/>
-                <w:color w:val="098658"/>
-                <w:sz w:val="17"/>
-                <w:szCs w:val="17"/>
-              </w:rPr>
-              <w:t xml:space="preserve">10</w:t>
-            </w:r>
-            <w:r>
-              <w:rPr>
-                <w:rFonts w:ascii="Consolas" w:cs="Consolas" w:eastAsia="맑은 고딕" w:hAnsi="Consolas"/>
-                <w:b w:val="false"/>
-                <w:bCs w:val="false"/>
-                <w:i w:val="false"/>
-                <w:iCs w:val="false"/>
-                <w:color w:val="24292F"/>
-                <w:sz w:val="17"/>
-                <w:szCs w:val="17"/>
-              </w:rPr>
-              <w:t xml:space="preserve">, </w:t>
-            </w:r>
-            <w:r>
-              <w:rPr>
-                <w:rFonts w:ascii="Consolas" w:cs="Consolas" w:eastAsia="맑은 고딕" w:hAnsi="Consolas"/>
-                <w:b w:val="false"/>
-                <w:bCs w:val="false"/>
-                <w:i w:val="false"/>
-                <w:iCs w:val="false"/>
-                <w:color w:val="098658"/>
-                <w:sz w:val="17"/>
-                <w:szCs w:val="17"/>
-              </w:rPr>
-              <w:t xml:space="preserve">3</w:t>
-            </w:r>
-            <w:r>
-              <w:rPr>
-                <w:rFonts w:ascii="Consolas" w:cs="Consolas" w:eastAsia="맑은 고딕" w:hAnsi="Consolas"/>
-                <w:b w:val="false"/>
-                <w:bCs w:val="false"/>
-                <w:i w:val="false"/>
-                <w:iCs w:val="false"/>
-                <w:color w:val="24292F"/>
-                <w:sz w:val="17"/>
-                <w:szCs w:val="17"/>
-              </w:rPr>
-              <w:t xml:space="preserve">))      </w:t>
-            </w:r>
-            <w:r>
-              <w:rPr>
-                <w:rFonts w:ascii="Consolas" w:cs="Consolas" w:eastAsia="맑은 고딕" w:hAnsi="Consolas"/>
-                <w:b w:val="false"/>
-                <w:bCs w:val="false"/>
                 <w:i/>
                 <w:iCs/>
                 <w:color w:val="6A9955"/>
                 <w:sz w:val="17"/>
                 <w:szCs w:val="17"/>
               </w:rPr>
-              <w:t xml:space="preserve"># 10명 x 3과목</w:t>
+              <w:t xml:space="preserve"># 학생 이름 10개: 학생1 ~ 학생10</w:t>
             </w:r>
           </w:p>
           <w:p>
@@ -8227,42 +7697,529 @@
                 <w:sz w:val="17"/>
                 <w:szCs w:val="17"/>
               </w:rPr>
+              <w:t xml:space="preserve"> 5  </w:t>
+            </w:r>
+            <w:r>
+              <w:rPr>
+                <w:rFonts w:ascii="Consolas" w:cs="Consolas" w:eastAsia="맑은 고딕" w:hAnsi="Consolas"/>
+                <w:b w:val="false"/>
+                <w:bCs w:val="false"/>
+                <w:i w:val="false"/>
+                <w:iCs w:val="false"/>
+                <w:color w:val="24292F"/>
+                <w:sz w:val="17"/>
+                <w:szCs w:val="17"/>
+              </w:rPr>
+              <w:t xml:space="preserve">names</w:t>
+            </w:r>
+            <w:r>
+              <w:rPr>
+                <w:rFonts w:ascii="Consolas" w:cs="Consolas" w:eastAsia="맑은 고딕" w:hAnsi="Consolas"/>
+                <w:b w:val="false"/>
+                <w:bCs w:val="false"/>
+                <w:i w:val="false"/>
+                <w:iCs w:val="false"/>
+                <w:color w:val="24292F"/>
+                <w:sz w:val="17"/>
+                <w:szCs w:val="17"/>
+              </w:rPr>
+              <w:t xml:space="preserve"> = </w:t>
+            </w:r>
+            <w:r>
+              <w:rPr>
+                <w:rFonts w:ascii="Consolas" w:cs="Consolas" w:eastAsia="맑은 고딕" w:hAnsi="Consolas"/>
+                <w:b w:val="false"/>
+                <w:bCs w:val="false"/>
+                <w:i w:val="false"/>
+                <w:iCs w:val="false"/>
+                <w:color w:val="24292F"/>
+                <w:sz w:val="17"/>
+                <w:szCs w:val="17"/>
+              </w:rPr>
+              <w:t xml:space="preserve">np</w:t>
+            </w:r>
+            <w:r>
+              <w:rPr>
+                <w:rFonts w:ascii="Consolas" w:cs="Consolas" w:eastAsia="맑은 고딕" w:hAnsi="Consolas"/>
+                <w:b w:val="false"/>
+                <w:bCs w:val="false"/>
+                <w:i w:val="false"/>
+                <w:iCs w:val="false"/>
+                <w:color w:val="24292F"/>
+                <w:sz w:val="17"/>
+                <w:szCs w:val="17"/>
+              </w:rPr>
+              <w:t xml:space="preserve">.</w:t>
+            </w:r>
+            <w:r>
+              <w:rPr>
+                <w:rFonts w:ascii="Consolas" w:cs="Consolas" w:eastAsia="맑은 고딕" w:hAnsi="Consolas"/>
+                <w:b w:val="false"/>
+                <w:bCs w:val="false"/>
+                <w:i w:val="false"/>
+                <w:iCs w:val="false"/>
+                <w:color w:val="24292F"/>
+                <w:sz w:val="17"/>
+                <w:szCs w:val="17"/>
+              </w:rPr>
+              <w:t xml:space="preserve">array</w:t>
+            </w:r>
+            <w:r>
+              <w:rPr>
+                <w:rFonts w:ascii="Consolas" w:cs="Consolas" w:eastAsia="맑은 고딕" w:hAnsi="Consolas"/>
+                <w:b w:val="false"/>
+                <w:bCs w:val="false"/>
+                <w:i w:val="false"/>
+                <w:iCs w:val="false"/>
+                <w:color w:val="24292F"/>
+                <w:sz w:val="17"/>
+                <w:szCs w:val="17"/>
+              </w:rPr>
+              <w:t xml:space="preserve">([</w:t>
+            </w:r>
+            <w:r>
+              <w:rPr>
+                <w:rFonts w:ascii="Consolas" w:cs="Consolas" w:eastAsia="맑은 고딕" w:hAnsi="Consolas"/>
+                <w:b w:val="false"/>
+                <w:bCs w:val="false"/>
+                <w:i w:val="false"/>
+                <w:iCs w:val="false"/>
+                <w:color w:val="24292F"/>
+                <w:sz w:val="17"/>
+                <w:szCs w:val="17"/>
+              </w:rPr>
+              <w:t xml:space="preserve">f</w:t>
+            </w:r>
+            <w:r>
+              <w:rPr>
+                <w:rFonts w:ascii="Consolas" w:cs="Consolas" w:eastAsia="맑은 고딕" w:hAnsi="Consolas"/>
+                <w:b w:val="false"/>
+                <w:bCs w:val="false"/>
+                <w:i w:val="false"/>
+                <w:iCs w:val="false"/>
+                <w:color w:val="A31515"/>
+                <w:sz w:val="17"/>
+                <w:szCs w:val="17"/>
+              </w:rPr>
+              <w:t xml:space="preserve">"학생{i}"</w:t>
+            </w:r>
+            <w:r>
+              <w:rPr>
+                <w:rFonts w:ascii="Consolas" w:cs="Consolas" w:eastAsia="맑은 고딕" w:hAnsi="Consolas"/>
+                <w:b w:val="false"/>
+                <w:bCs w:val="false"/>
+                <w:i w:val="false"/>
+                <w:iCs w:val="false"/>
+                <w:color w:val="24292F"/>
+                <w:sz w:val="17"/>
+                <w:szCs w:val="17"/>
+              </w:rPr>
+              <w:t xml:space="preserve"> </w:t>
+            </w:r>
+            <w:r>
+              <w:rPr>
+                <w:rFonts w:ascii="Consolas" w:cs="Consolas" w:eastAsia="맑은 고딕" w:hAnsi="Consolas"/>
+                <w:b/>
+                <w:bCs/>
+                <w:i w:val="false"/>
+                <w:iCs w:val="false"/>
+                <w:color w:val="0033B3"/>
+                <w:sz w:val="17"/>
+                <w:szCs w:val="17"/>
+              </w:rPr>
+              <w:t xml:space="preserve">for</w:t>
+            </w:r>
+            <w:r>
+              <w:rPr>
+                <w:rFonts w:ascii="Consolas" w:cs="Consolas" w:eastAsia="맑은 고딕" w:hAnsi="Consolas"/>
+                <w:b w:val="false"/>
+                <w:bCs w:val="false"/>
+                <w:i w:val="false"/>
+                <w:iCs w:val="false"/>
+                <w:color w:val="24292F"/>
+                <w:sz w:val="17"/>
+                <w:szCs w:val="17"/>
+              </w:rPr>
+              <w:t xml:space="preserve"> </w:t>
+            </w:r>
+            <w:r>
+              <w:rPr>
+                <w:rFonts w:ascii="Consolas" w:cs="Consolas" w:eastAsia="맑은 고딕" w:hAnsi="Consolas"/>
+                <w:b w:val="false"/>
+                <w:bCs w:val="false"/>
+                <w:i w:val="false"/>
+                <w:iCs w:val="false"/>
+                <w:color w:val="24292F"/>
+                <w:sz w:val="17"/>
+                <w:szCs w:val="17"/>
+              </w:rPr>
+              <w:t xml:space="preserve">i</w:t>
+            </w:r>
+            <w:r>
+              <w:rPr>
+                <w:rFonts w:ascii="Consolas" w:cs="Consolas" w:eastAsia="맑은 고딕" w:hAnsi="Consolas"/>
+                <w:b w:val="false"/>
+                <w:bCs w:val="false"/>
+                <w:i w:val="false"/>
+                <w:iCs w:val="false"/>
+                <w:color w:val="24292F"/>
+                <w:sz w:val="17"/>
+                <w:szCs w:val="17"/>
+              </w:rPr>
+              <w:t xml:space="preserve"> </w:t>
+            </w:r>
+            <w:r>
+              <w:rPr>
+                <w:rFonts w:ascii="Consolas" w:cs="Consolas" w:eastAsia="맑은 고딕" w:hAnsi="Consolas"/>
+                <w:b/>
+                <w:bCs/>
+                <w:i w:val="false"/>
+                <w:iCs w:val="false"/>
+                <w:color w:val="0033B3"/>
+                <w:sz w:val="17"/>
+                <w:szCs w:val="17"/>
+              </w:rPr>
+              <w:t xml:space="preserve">in</w:t>
+            </w:r>
+            <w:r>
+              <w:rPr>
+                <w:rFonts w:ascii="Consolas" w:cs="Consolas" w:eastAsia="맑은 고딕" w:hAnsi="Consolas"/>
+                <w:b w:val="false"/>
+                <w:bCs w:val="false"/>
+                <w:i w:val="false"/>
+                <w:iCs w:val="false"/>
+                <w:color w:val="24292F"/>
+                <w:sz w:val="17"/>
+                <w:szCs w:val="17"/>
+              </w:rPr>
+              <w:t xml:space="preserve"> </w:t>
+            </w:r>
+            <w:r>
+              <w:rPr>
+                <w:rFonts w:ascii="Consolas" w:cs="Consolas" w:eastAsia="맑은 고딕" w:hAnsi="Consolas"/>
+                <w:b w:val="false"/>
+                <w:bCs w:val="false"/>
+                <w:i w:val="false"/>
+                <w:iCs w:val="false"/>
+                <w:color w:val="795E26"/>
+                <w:sz w:val="17"/>
+                <w:szCs w:val="17"/>
+              </w:rPr>
+              <w:t xml:space="preserve">range</w:t>
+            </w:r>
+            <w:r>
+              <w:rPr>
+                <w:rFonts w:ascii="Consolas" w:cs="Consolas" w:eastAsia="맑은 고딕" w:hAnsi="Consolas"/>
+                <w:b w:val="false"/>
+                <w:bCs w:val="false"/>
+                <w:i w:val="false"/>
+                <w:iCs w:val="false"/>
+                <w:color w:val="24292F"/>
+                <w:sz w:val="17"/>
+                <w:szCs w:val="17"/>
+              </w:rPr>
+              <w:t xml:space="preserve">(</w:t>
+            </w:r>
+            <w:r>
+              <w:rPr>
+                <w:rFonts w:ascii="Consolas" w:cs="Consolas" w:eastAsia="맑은 고딕" w:hAnsi="Consolas"/>
+                <w:b w:val="false"/>
+                <w:bCs w:val="false"/>
+                <w:i w:val="false"/>
+                <w:iCs w:val="false"/>
+                <w:color w:val="098658"/>
+                <w:sz w:val="17"/>
+                <w:szCs w:val="17"/>
+              </w:rPr>
+              <w:t xml:space="preserve">1</w:t>
+            </w:r>
+            <w:r>
+              <w:rPr>
+                <w:rFonts w:ascii="Consolas" w:cs="Consolas" w:eastAsia="맑은 고딕" w:hAnsi="Consolas"/>
+                <w:b w:val="false"/>
+                <w:bCs w:val="false"/>
+                <w:i w:val="false"/>
+                <w:iCs w:val="false"/>
+                <w:color w:val="24292F"/>
+                <w:sz w:val="17"/>
+                <w:szCs w:val="17"/>
+              </w:rPr>
+              <w:t xml:space="preserve">, </w:t>
+            </w:r>
+            <w:r>
+              <w:rPr>
+                <w:rFonts w:ascii="Consolas" w:cs="Consolas" w:eastAsia="맑은 고딕" w:hAnsi="Consolas"/>
+                <w:b w:val="false"/>
+                <w:bCs w:val="false"/>
+                <w:i w:val="false"/>
+                <w:iCs w:val="false"/>
+                <w:color w:val="098658"/>
+                <w:sz w:val="17"/>
+                <w:szCs w:val="17"/>
+              </w:rPr>
+              <w:t xml:space="preserve">11</w:t>
+            </w:r>
+            <w:r>
+              <w:rPr>
+                <w:rFonts w:ascii="Consolas" w:cs="Consolas" w:eastAsia="맑은 고딕" w:hAnsi="Consolas"/>
+                <w:b w:val="false"/>
+                <w:bCs w:val="false"/>
+                <w:i w:val="false"/>
+                <w:iCs w:val="false"/>
+                <w:color w:val="24292F"/>
+                <w:sz w:val="17"/>
+                <w:szCs w:val="17"/>
+              </w:rPr>
+              <w:t xml:space="preserve">)])</w:t>
+            </w:r>
+          </w:p>
+          <w:p>
+            <w:pPr>
+              <w:spacing w:after="0" w:line="252"/>
+            </w:pPr>
+            <w:r>
+              <w:rPr>
+                <w:rFonts w:ascii="Consolas" w:cs="Consolas" w:eastAsia="맑은 고딕" w:hAnsi="Consolas"/>
+                <w:color w:val="A0A0A0"/>
+                <w:sz w:val="17"/>
+                <w:szCs w:val="17"/>
+              </w:rPr>
+              <w:t xml:space="preserve"> 6  </w:t>
+            </w:r>
+            <w:r>
+              <w:rPr>
+                <w:rFonts w:ascii="Consolas" w:cs="Consolas" w:eastAsia="맑은 고딕" w:hAnsi="Consolas"/>
+                <w:b w:val="false"/>
+                <w:bCs w:val="false"/>
+                <w:i w:val="false"/>
+                <w:iCs w:val="false"/>
+                <w:color w:val="24292F"/>
+                <w:sz w:val="17"/>
+                <w:szCs w:val="17"/>
+              </w:rPr>
+              <w:t xml:space="preserve">subjects</w:t>
+            </w:r>
+            <w:r>
+              <w:rPr>
+                <w:rFonts w:ascii="Consolas" w:cs="Consolas" w:eastAsia="맑은 고딕" w:hAnsi="Consolas"/>
+                <w:b w:val="false"/>
+                <w:bCs w:val="false"/>
+                <w:i w:val="false"/>
+                <w:iCs w:val="false"/>
+                <w:color w:val="24292F"/>
+                <w:sz w:val="17"/>
+                <w:szCs w:val="17"/>
+              </w:rPr>
+              <w:t xml:space="preserve"> = </w:t>
+            </w:r>
+            <w:r>
+              <w:rPr>
+                <w:rFonts w:ascii="Consolas" w:cs="Consolas" w:eastAsia="맑은 고딕" w:hAnsi="Consolas"/>
+                <w:b w:val="false"/>
+                <w:bCs w:val="false"/>
+                <w:i w:val="false"/>
+                <w:iCs w:val="false"/>
+                <w:color w:val="24292F"/>
+                <w:sz w:val="17"/>
+                <w:szCs w:val="17"/>
+              </w:rPr>
+              <w:t xml:space="preserve">np</w:t>
+            </w:r>
+            <w:r>
+              <w:rPr>
+                <w:rFonts w:ascii="Consolas" w:cs="Consolas" w:eastAsia="맑은 고딕" w:hAnsi="Consolas"/>
+                <w:b w:val="false"/>
+                <w:bCs w:val="false"/>
+                <w:i w:val="false"/>
+                <w:iCs w:val="false"/>
+                <w:color w:val="24292F"/>
+                <w:sz w:val="17"/>
+                <w:szCs w:val="17"/>
+              </w:rPr>
+              <w:t xml:space="preserve">.</w:t>
+            </w:r>
+            <w:r>
+              <w:rPr>
+                <w:rFonts w:ascii="Consolas" w:cs="Consolas" w:eastAsia="맑은 고딕" w:hAnsi="Consolas"/>
+                <w:b w:val="false"/>
+                <w:bCs w:val="false"/>
+                <w:i w:val="false"/>
+                <w:iCs w:val="false"/>
+                <w:color w:val="24292F"/>
+                <w:sz w:val="17"/>
+                <w:szCs w:val="17"/>
+              </w:rPr>
+              <w:t xml:space="preserve">array</w:t>
+            </w:r>
+            <w:r>
+              <w:rPr>
+                <w:rFonts w:ascii="Consolas" w:cs="Consolas" w:eastAsia="맑은 고딕" w:hAnsi="Consolas"/>
+                <w:b w:val="false"/>
+                <w:bCs w:val="false"/>
+                <w:i w:val="false"/>
+                <w:iCs w:val="false"/>
+                <w:color w:val="24292F"/>
+                <w:sz w:val="17"/>
+                <w:szCs w:val="17"/>
+              </w:rPr>
+              <w:t xml:space="preserve">([</w:t>
+            </w:r>
+            <w:r>
+              <w:rPr>
+                <w:rFonts w:ascii="Consolas" w:cs="Consolas" w:eastAsia="맑은 고딕" w:hAnsi="Consolas"/>
+                <w:b w:val="false"/>
+                <w:bCs w:val="false"/>
+                <w:i w:val="false"/>
+                <w:iCs w:val="false"/>
+                <w:color w:val="A31515"/>
+                <w:sz w:val="17"/>
+                <w:szCs w:val="17"/>
+              </w:rPr>
+              <w:t xml:space="preserve">"국어"</w:t>
+            </w:r>
+            <w:r>
+              <w:rPr>
+                <w:rFonts w:ascii="Consolas" w:cs="Consolas" w:eastAsia="맑은 고딕" w:hAnsi="Consolas"/>
+                <w:b w:val="false"/>
+                <w:bCs w:val="false"/>
+                <w:i w:val="false"/>
+                <w:iCs w:val="false"/>
+                <w:color w:val="24292F"/>
+                <w:sz w:val="17"/>
+                <w:szCs w:val="17"/>
+              </w:rPr>
+              <w:t xml:space="preserve">, </w:t>
+            </w:r>
+            <w:r>
+              <w:rPr>
+                <w:rFonts w:ascii="Consolas" w:cs="Consolas" w:eastAsia="맑은 고딕" w:hAnsi="Consolas"/>
+                <w:b w:val="false"/>
+                <w:bCs w:val="false"/>
+                <w:i w:val="false"/>
+                <w:iCs w:val="false"/>
+                <w:color w:val="A31515"/>
+                <w:sz w:val="17"/>
+                <w:szCs w:val="17"/>
+              </w:rPr>
+              <w:t xml:space="preserve">"영어"</w:t>
+            </w:r>
+            <w:r>
+              <w:rPr>
+                <w:rFonts w:ascii="Consolas" w:cs="Consolas" w:eastAsia="맑은 고딕" w:hAnsi="Consolas"/>
+                <w:b w:val="false"/>
+                <w:bCs w:val="false"/>
+                <w:i w:val="false"/>
+                <w:iCs w:val="false"/>
+                <w:color w:val="24292F"/>
+                <w:sz w:val="17"/>
+                <w:szCs w:val="17"/>
+              </w:rPr>
+              <w:t xml:space="preserve">, </w:t>
+            </w:r>
+            <w:r>
+              <w:rPr>
+                <w:rFonts w:ascii="Consolas" w:cs="Consolas" w:eastAsia="맑은 고딕" w:hAnsi="Consolas"/>
+                <w:b w:val="false"/>
+                <w:bCs w:val="false"/>
+                <w:i w:val="false"/>
+                <w:iCs w:val="false"/>
+                <w:color w:val="A31515"/>
+                <w:sz w:val="17"/>
+                <w:szCs w:val="17"/>
+              </w:rPr>
+              <w:t xml:space="preserve">"수학"</w:t>
+            </w:r>
+            <w:r>
+              <w:rPr>
+                <w:rFonts w:ascii="Consolas" w:cs="Consolas" w:eastAsia="맑은 고딕" w:hAnsi="Consolas"/>
+                <w:b w:val="false"/>
+                <w:bCs w:val="false"/>
+                <w:i w:val="false"/>
+                <w:iCs w:val="false"/>
+                <w:color w:val="24292F"/>
+                <w:sz w:val="17"/>
+                <w:szCs w:val="17"/>
+              </w:rPr>
+              <w:t xml:space="preserve">])</w:t>
+            </w:r>
+          </w:p>
+          <w:p>
+            <w:pPr>
+              <w:spacing w:after="0" w:line="252"/>
+            </w:pPr>
+            <w:r>
+              <w:rPr>
+                <w:rFonts w:ascii="Consolas" w:cs="Consolas" w:eastAsia="맑은 고딕" w:hAnsi="Consolas"/>
+                <w:color w:val="A0A0A0"/>
+                <w:sz w:val="17"/>
+                <w:szCs w:val="17"/>
+              </w:rPr>
               <w:t xml:space="preserve"> 7  </w:t>
             </w:r>
             <w:r>
               <w:rPr>
                 <w:rFonts w:ascii="Consolas" w:cs="Consolas" w:eastAsia="맑은 고딕" w:hAnsi="Consolas"/>
-                <w:sz w:val="17"/>
-                <w:szCs w:val="17"/>
-              </w:rPr>
-              <w:t xml:space="preserve"> </w:t>
-            </w:r>
-          </w:p>
-          <w:p>
-            <w:pPr>
-              <w:spacing w:after="0" w:line="252"/>
-            </w:pPr>
-            <w:r>
-              <w:rPr>
-                <w:rFonts w:ascii="Consolas" w:cs="Consolas" w:eastAsia="맑은 고딕" w:hAnsi="Consolas"/>
-                <w:color w:val="A0A0A0"/>
-                <w:sz w:val="17"/>
-                <w:szCs w:val="17"/>
-              </w:rPr>
-              <w:t xml:space="preserve"> 8  </w:t>
-            </w:r>
-            <w:r>
-              <w:rPr>
-                <w:rFonts w:ascii="Consolas" w:cs="Consolas" w:eastAsia="맑은 고딕" w:hAnsi="Consolas"/>
-                <w:b w:val="false"/>
-                <w:bCs w:val="false"/>
-                <w:i w:val="false"/>
-                <w:iCs w:val="false"/>
-                <w:color w:val="795E26"/>
-                <w:sz w:val="17"/>
-                <w:szCs w:val="17"/>
-              </w:rPr>
-              <w:t xml:space="preserve">print</w:t>
+                <w:b w:val="false"/>
+                <w:bCs w:val="false"/>
+                <w:i w:val="false"/>
+                <w:iCs w:val="false"/>
+                <w:color w:val="24292F"/>
+                <w:sz w:val="17"/>
+                <w:szCs w:val="17"/>
+              </w:rPr>
+              <w:t xml:space="preserve">scores</w:t>
+            </w:r>
+            <w:r>
+              <w:rPr>
+                <w:rFonts w:ascii="Consolas" w:cs="Consolas" w:eastAsia="맑은 고딕" w:hAnsi="Consolas"/>
+                <w:b w:val="false"/>
+                <w:bCs w:val="false"/>
+                <w:i w:val="false"/>
+                <w:iCs w:val="false"/>
+                <w:color w:val="24292F"/>
+                <w:sz w:val="17"/>
+                <w:szCs w:val="17"/>
+              </w:rPr>
+              <w:t xml:space="preserve"> = </w:t>
+            </w:r>
+            <w:r>
+              <w:rPr>
+                <w:rFonts w:ascii="Consolas" w:cs="Consolas" w:eastAsia="맑은 고딕" w:hAnsi="Consolas"/>
+                <w:b w:val="false"/>
+                <w:bCs w:val="false"/>
+                <w:i w:val="false"/>
+                <w:iCs w:val="false"/>
+                <w:color w:val="24292F"/>
+                <w:sz w:val="17"/>
+                <w:szCs w:val="17"/>
+              </w:rPr>
+              <w:t xml:space="preserve">rng</w:t>
+            </w:r>
+            <w:r>
+              <w:rPr>
+                <w:rFonts w:ascii="Consolas" w:cs="Consolas" w:eastAsia="맑은 고딕" w:hAnsi="Consolas"/>
+                <w:b w:val="false"/>
+                <w:bCs w:val="false"/>
+                <w:i w:val="false"/>
+                <w:iCs w:val="false"/>
+                <w:color w:val="24292F"/>
+                <w:sz w:val="17"/>
+                <w:szCs w:val="17"/>
+              </w:rPr>
+              <w:t xml:space="preserve">.</w:t>
+            </w:r>
+            <w:r>
+              <w:rPr>
+                <w:rFonts w:ascii="Consolas" w:cs="Consolas" w:eastAsia="맑은 고딕" w:hAnsi="Consolas"/>
+                <w:b w:val="false"/>
+                <w:bCs w:val="false"/>
+                <w:i w:val="false"/>
+                <w:iCs w:val="false"/>
+                <w:color w:val="24292F"/>
+                <w:sz w:val="17"/>
+                <w:szCs w:val="17"/>
+              </w:rPr>
+              <w:t xml:space="preserve">integers</w:t>
             </w:r>
             <w:r>
               <w:rPr>
@@ -8284,102 +8241,114 @@
                 <w:bCs w:val="false"/>
                 <w:i w:val="false"/>
                 <w:iCs w:val="false"/>
-                <w:color w:val="A31515"/>
-                <w:sz w:val="17"/>
-                <w:szCs w:val="17"/>
-              </w:rPr>
-              <w:t xml:space="preserve">"점수표 (앞 3명):"</w:t>
-            </w:r>
-            <w:r>
-              <w:rPr>
-                <w:rFonts w:ascii="Consolas" w:cs="Consolas" w:eastAsia="맑은 고딕" w:hAnsi="Consolas"/>
-                <w:b w:val="false"/>
-                <w:bCs w:val="false"/>
-                <w:i w:val="false"/>
-                <w:iCs w:val="false"/>
-                <w:color w:val="24292F"/>
-                <w:sz w:val="17"/>
-                <w:szCs w:val="17"/>
-              </w:rPr>
-              <w:t xml:space="preserve">)</w:t>
-            </w:r>
-          </w:p>
-          <w:p>
-            <w:pPr>
-              <w:spacing w:after="0" w:line="252"/>
-            </w:pPr>
-            <w:r>
-              <w:rPr>
-                <w:rFonts w:ascii="Consolas" w:cs="Consolas" w:eastAsia="맑은 고딕" w:hAnsi="Consolas"/>
-                <w:color w:val="A0A0A0"/>
-                <w:sz w:val="17"/>
-                <w:szCs w:val="17"/>
-              </w:rPr>
-              <w:t xml:space="preserve"> 9  </w:t>
-            </w:r>
-            <w:r>
-              <w:rPr>
-                <w:rFonts w:ascii="Consolas" w:cs="Consolas" w:eastAsia="맑은 고딕" w:hAnsi="Consolas"/>
-                <w:b w:val="false"/>
-                <w:bCs w:val="false"/>
-                <w:i w:val="false"/>
-                <w:iCs w:val="false"/>
-                <w:color w:val="795E26"/>
-                <w:sz w:val="17"/>
-                <w:szCs w:val="17"/>
-              </w:rPr>
-              <w:t xml:space="preserve">print</w:t>
-            </w:r>
-            <w:r>
-              <w:rPr>
-                <w:rFonts w:ascii="Consolas" w:cs="Consolas" w:eastAsia="맑은 고딕" w:hAnsi="Consolas"/>
-                <w:b w:val="false"/>
-                <w:bCs w:val="false"/>
-                <w:i w:val="false"/>
-                <w:iCs w:val="false"/>
-                <w:color w:val="24292F"/>
-                <w:sz w:val="17"/>
-                <w:szCs w:val="17"/>
-              </w:rPr>
-              <w:t xml:space="preserve">(</w:t>
-            </w:r>
-            <w:r>
-              <w:rPr>
-                <w:rFonts w:ascii="Consolas" w:cs="Consolas" w:eastAsia="맑은 고딕" w:hAnsi="Consolas"/>
-                <w:b w:val="false"/>
-                <w:bCs w:val="false"/>
-                <w:i w:val="false"/>
-                <w:iCs w:val="false"/>
-                <w:color w:val="24292F"/>
-                <w:sz w:val="17"/>
-                <w:szCs w:val="17"/>
-              </w:rPr>
-              <w:t xml:space="preserve">scores</w:t>
-            </w:r>
-            <w:r>
-              <w:rPr>
-                <w:rFonts w:ascii="Consolas" w:cs="Consolas" w:eastAsia="맑은 고딕" w:hAnsi="Consolas"/>
-                <w:b w:val="false"/>
-                <w:bCs w:val="false"/>
-                <w:i w:val="false"/>
-                <w:iCs w:val="false"/>
-                <w:color w:val="24292F"/>
-                <w:sz w:val="17"/>
-                <w:szCs w:val="17"/>
-              </w:rPr>
-              <w:t xml:space="preserve">[:</w:t>
-            </w:r>
-            <w:r>
-              <w:rPr>
-                <w:rFonts w:ascii="Consolas" w:cs="Consolas" w:eastAsia="맑은 고딕" w:hAnsi="Consolas"/>
-                <w:b w:val="false"/>
-                <w:bCs w:val="false"/>
-                <w:i w:val="false"/>
-                <w:iCs w:val="false"/>
                 <w:color w:val="098658"/>
                 <w:sz w:val="17"/>
                 <w:szCs w:val="17"/>
               </w:rPr>
+              <w:t xml:space="preserve">40</w:t>
+            </w:r>
+            <w:r>
+              <w:rPr>
+                <w:rFonts w:ascii="Consolas" w:cs="Consolas" w:eastAsia="맑은 고딕" w:hAnsi="Consolas"/>
+                <w:b w:val="false"/>
+                <w:bCs w:val="false"/>
+                <w:i w:val="false"/>
+                <w:iCs w:val="false"/>
+                <w:color w:val="24292F"/>
+                <w:sz w:val="17"/>
+                <w:szCs w:val="17"/>
+              </w:rPr>
+              <w:t xml:space="preserve">, </w:t>
+            </w:r>
+            <w:r>
+              <w:rPr>
+                <w:rFonts w:ascii="Consolas" w:cs="Consolas" w:eastAsia="맑은 고딕" w:hAnsi="Consolas"/>
+                <w:b w:val="false"/>
+                <w:bCs w:val="false"/>
+                <w:i w:val="false"/>
+                <w:iCs w:val="false"/>
+                <w:color w:val="098658"/>
+                <w:sz w:val="17"/>
+                <w:szCs w:val="17"/>
+              </w:rPr>
+              <w:t xml:space="preserve">101</w:t>
+            </w:r>
+            <w:r>
+              <w:rPr>
+                <w:rFonts w:ascii="Consolas" w:cs="Consolas" w:eastAsia="맑은 고딕" w:hAnsi="Consolas"/>
+                <w:b w:val="false"/>
+                <w:bCs w:val="false"/>
+                <w:i w:val="false"/>
+                <w:iCs w:val="false"/>
+                <w:color w:val="24292F"/>
+                <w:sz w:val="17"/>
+                <w:szCs w:val="17"/>
+              </w:rPr>
+              <w:t xml:space="preserve">, </w:t>
+            </w:r>
+            <w:r>
+              <w:rPr>
+                <w:rFonts w:ascii="Consolas" w:cs="Consolas" w:eastAsia="맑은 고딕" w:hAnsi="Consolas"/>
+                <w:b w:val="false"/>
+                <w:bCs w:val="false"/>
+                <w:i w:val="false"/>
+                <w:iCs w:val="false"/>
+                <w:color w:val="24292F"/>
+                <w:sz w:val="17"/>
+                <w:szCs w:val="17"/>
+              </w:rPr>
+              <w:t xml:space="preserve">size</w:t>
+            </w:r>
+            <w:r>
+              <w:rPr>
+                <w:rFonts w:ascii="Consolas" w:cs="Consolas" w:eastAsia="맑은 고딕" w:hAnsi="Consolas"/>
+                <w:b w:val="false"/>
+                <w:bCs w:val="false"/>
+                <w:i w:val="false"/>
+                <w:iCs w:val="false"/>
+                <w:color w:val="24292F"/>
+                <w:sz w:val="17"/>
+                <w:szCs w:val="17"/>
+              </w:rPr>
+              <w:t xml:space="preserve">=(</w:t>
+            </w:r>
+            <w:r>
+              <w:rPr>
+                <w:rFonts w:ascii="Consolas" w:cs="Consolas" w:eastAsia="맑은 고딕" w:hAnsi="Consolas"/>
+                <w:b w:val="false"/>
+                <w:bCs w:val="false"/>
+                <w:i w:val="false"/>
+                <w:iCs w:val="false"/>
+                <w:color w:val="098658"/>
+                <w:sz w:val="17"/>
+                <w:szCs w:val="17"/>
+              </w:rPr>
+              <w:t xml:space="preserve">10</w:t>
+            </w:r>
+            <w:r>
+              <w:rPr>
+                <w:rFonts w:ascii="Consolas" w:cs="Consolas" w:eastAsia="맑은 고딕" w:hAnsi="Consolas"/>
+                <w:b w:val="false"/>
+                <w:bCs w:val="false"/>
+                <w:i w:val="false"/>
+                <w:iCs w:val="false"/>
+                <w:color w:val="24292F"/>
+                <w:sz w:val="17"/>
+                <w:szCs w:val="17"/>
+              </w:rPr>
+              <w:t xml:space="preserve">, </w:t>
+            </w:r>
+            <w:r>
+              <w:rPr>
+                <w:rFonts w:ascii="Consolas" w:cs="Consolas" w:eastAsia="맑은 고딕" w:hAnsi="Consolas"/>
+                <w:b w:val="false"/>
+                <w:bCs w:val="false"/>
+                <w:i w:val="false"/>
+                <w:iCs w:val="false"/>
+                <w:color w:val="098658"/>
+                <w:sz w:val="17"/>
+                <w:szCs w:val="17"/>
+              </w:rPr>
               <w:t xml:space="preserve">3</w:t>
             </w:r>
             <w:r>
@@ -8393,1430 +8362,7 @@
                 <w:sz w:val="17"/>
                 <w:szCs w:val="17"/>
               </w:rPr>
-              <w:t xml:space="preserve">])</w:t>
-            </w:r>
-          </w:p>
-          <w:p>
-            <w:pPr>
-              <w:spacing w:after="0" w:line="252"/>
-            </w:pPr>
-            <w:r>
-              <w:rPr>
-                <w:rFonts w:ascii="Consolas" w:cs="Consolas" w:eastAsia="맑은 고딕" w:hAnsi="Consolas"/>
-                <w:color w:val="A0A0A0"/>
-                <w:sz w:val="17"/>
-                <w:szCs w:val="17"/>
-              </w:rPr>
-              <w:t xml:space="preserve">10  </w:t>
-            </w:r>
-            <w:r>
-              <w:rPr>
-                <w:rFonts w:ascii="Consolas" w:cs="Consolas" w:eastAsia="맑은 고딕" w:hAnsi="Consolas"/>
-                <w:sz w:val="17"/>
-                <w:szCs w:val="17"/>
-              </w:rPr>
-              <w:t xml:space="preserve"> </w:t>
-            </w:r>
-          </w:p>
-          <w:p>
-            <w:pPr>
-              <w:spacing w:after="0" w:line="252"/>
-            </w:pPr>
-            <w:r>
-              <w:rPr>
-                <w:rFonts w:ascii="Consolas" w:cs="Consolas" w:eastAsia="맑은 고딕" w:hAnsi="Consolas"/>
-                <w:color w:val="A0A0A0"/>
-                <w:sz w:val="17"/>
-                <w:szCs w:val="17"/>
-              </w:rPr>
-              <w:t xml:space="preserve">11  </w:t>
-            </w:r>
-            <w:r>
-              <w:rPr>
-                <w:rFonts w:ascii="Consolas" w:cs="Consolas" w:eastAsia="맑은 고딕" w:hAnsi="Consolas"/>
-                <w:b w:val="false"/>
-                <w:bCs w:val="false"/>
-                <w:i w:val="false"/>
-                <w:iCs w:val="false"/>
-                <w:color w:val="24292F"/>
-                <w:sz w:val="17"/>
-                <w:szCs w:val="17"/>
-              </w:rPr>
-              <w:t xml:space="preserve">total</w:t>
-            </w:r>
-            <w:r>
-              <w:rPr>
-                <w:rFonts w:ascii="Consolas" w:cs="Consolas" w:eastAsia="맑은 고딕" w:hAnsi="Consolas"/>
-                <w:b w:val="false"/>
-                <w:bCs w:val="false"/>
-                <w:i w:val="false"/>
-                <w:iCs w:val="false"/>
-                <w:color w:val="24292F"/>
-                <w:sz w:val="17"/>
-                <w:szCs w:val="17"/>
-              </w:rPr>
-              <w:t xml:space="preserve"> = </w:t>
-            </w:r>
-            <w:r>
-              <w:rPr>
-                <w:rFonts w:ascii="Consolas" w:cs="Consolas" w:eastAsia="맑은 고딕" w:hAnsi="Consolas"/>
-                <w:b w:val="false"/>
-                <w:bCs w:val="false"/>
-                <w:i w:val="false"/>
-                <w:iCs w:val="false"/>
-                <w:color w:val="24292F"/>
-                <w:sz w:val="17"/>
-                <w:szCs w:val="17"/>
-              </w:rPr>
-              <w:t xml:space="preserve">scores</w:t>
-            </w:r>
-            <w:r>
-              <w:rPr>
-                <w:rFonts w:ascii="Consolas" w:cs="Consolas" w:eastAsia="맑은 고딕" w:hAnsi="Consolas"/>
-                <w:b w:val="false"/>
-                <w:bCs w:val="false"/>
-                <w:i w:val="false"/>
-                <w:iCs w:val="false"/>
-                <w:color w:val="24292F"/>
-                <w:sz w:val="17"/>
-                <w:szCs w:val="17"/>
-              </w:rPr>
-              <w:t xml:space="preserve">.</w:t>
-            </w:r>
-            <w:r>
-              <w:rPr>
-                <w:rFonts w:ascii="Consolas" w:cs="Consolas" w:eastAsia="맑은 고딕" w:hAnsi="Consolas"/>
-                <w:b w:val="false"/>
-                <w:bCs w:val="false"/>
-                <w:i w:val="false"/>
-                <w:iCs w:val="false"/>
-                <w:color w:val="795E26"/>
-                <w:sz w:val="17"/>
-                <w:szCs w:val="17"/>
-              </w:rPr>
-              <w:t xml:space="preserve">sum</w:t>
-            </w:r>
-            <w:r>
-              <w:rPr>
-                <w:rFonts w:ascii="Consolas" w:cs="Consolas" w:eastAsia="맑은 고딕" w:hAnsi="Consolas"/>
-                <w:b w:val="false"/>
-                <w:bCs w:val="false"/>
-                <w:i w:val="false"/>
-                <w:iCs w:val="false"/>
-                <w:color w:val="24292F"/>
-                <w:sz w:val="17"/>
-                <w:szCs w:val="17"/>
-              </w:rPr>
-              <w:t xml:space="preserve">(</w:t>
-            </w:r>
-            <w:r>
-              <w:rPr>
-                <w:rFonts w:ascii="Consolas" w:cs="Consolas" w:eastAsia="맑은 고딕" w:hAnsi="Consolas"/>
-                <w:b w:val="false"/>
-                <w:bCs w:val="false"/>
-                <w:i w:val="false"/>
-                <w:iCs w:val="false"/>
-                <w:color w:val="24292F"/>
-                <w:sz w:val="17"/>
-                <w:szCs w:val="17"/>
-              </w:rPr>
-              <w:t xml:space="preserve">axis</w:t>
-            </w:r>
-            <w:r>
-              <w:rPr>
-                <w:rFonts w:ascii="Consolas" w:cs="Consolas" w:eastAsia="맑은 고딕" w:hAnsi="Consolas"/>
-                <w:b w:val="false"/>
-                <w:bCs w:val="false"/>
-                <w:i w:val="false"/>
-                <w:iCs w:val="false"/>
-                <w:color w:val="24292F"/>
-                <w:sz w:val="17"/>
-                <w:szCs w:val="17"/>
-              </w:rPr>
-              <w:t xml:space="preserve">=</w:t>
-            </w:r>
-            <w:r>
-              <w:rPr>
-                <w:rFonts w:ascii="Consolas" w:cs="Consolas" w:eastAsia="맑은 고딕" w:hAnsi="Consolas"/>
-                <w:b w:val="false"/>
-                <w:bCs w:val="false"/>
-                <w:i w:val="false"/>
-                <w:iCs w:val="false"/>
-                <w:color w:val="098658"/>
-                <w:sz w:val="17"/>
-                <w:szCs w:val="17"/>
-              </w:rPr>
-              <w:t xml:space="preserve">1</w:t>
-            </w:r>
-            <w:r>
-              <w:rPr>
-                <w:rFonts w:ascii="Consolas" w:cs="Consolas" w:eastAsia="맑은 고딕" w:hAnsi="Consolas"/>
-                <w:b w:val="false"/>
-                <w:bCs w:val="false"/>
-                <w:i w:val="false"/>
-                <w:iCs w:val="false"/>
-                <w:color w:val="24292F"/>
-                <w:sz w:val="17"/>
-                <w:szCs w:val="17"/>
-              </w:rPr>
-              <w:t xml:space="preserve">)</w:t>
-            </w:r>
-          </w:p>
-          <w:p>
-            <w:pPr>
-              <w:spacing w:after="0" w:line="252"/>
-            </w:pPr>
-            <w:r>
-              <w:rPr>
-                <w:rFonts w:ascii="Consolas" w:cs="Consolas" w:eastAsia="맑은 고딕" w:hAnsi="Consolas"/>
-                <w:color w:val="A0A0A0"/>
-                <w:sz w:val="17"/>
-                <w:szCs w:val="17"/>
-              </w:rPr>
-              <w:t xml:space="preserve">12  </w:t>
-            </w:r>
-            <w:r>
-              <w:rPr>
-                <w:rFonts w:ascii="Consolas" w:cs="Consolas" w:eastAsia="맑은 고딕" w:hAnsi="Consolas"/>
-                <w:b w:val="false"/>
-                <w:bCs w:val="false"/>
-                <w:i w:val="false"/>
-                <w:iCs w:val="false"/>
-                <w:color w:val="24292F"/>
-                <w:sz w:val="17"/>
-                <w:szCs w:val="17"/>
-              </w:rPr>
-              <w:t xml:space="preserve">avg</w:t>
-            </w:r>
-            <w:r>
-              <w:rPr>
-                <w:rFonts w:ascii="Consolas" w:cs="Consolas" w:eastAsia="맑은 고딕" w:hAnsi="Consolas"/>
-                <w:b w:val="false"/>
-                <w:bCs w:val="false"/>
-                <w:i w:val="false"/>
-                <w:iCs w:val="false"/>
-                <w:color w:val="24292F"/>
-                <w:sz w:val="17"/>
-                <w:szCs w:val="17"/>
-              </w:rPr>
-              <w:t xml:space="preserve"> = </w:t>
-            </w:r>
-            <w:r>
-              <w:rPr>
-                <w:rFonts w:ascii="Consolas" w:cs="Consolas" w:eastAsia="맑은 고딕" w:hAnsi="Consolas"/>
-                <w:b w:val="false"/>
-                <w:bCs w:val="false"/>
-                <w:i w:val="false"/>
-                <w:iCs w:val="false"/>
-                <w:color w:val="24292F"/>
-                <w:sz w:val="17"/>
-                <w:szCs w:val="17"/>
-              </w:rPr>
-              <w:t xml:space="preserve">scores</w:t>
-            </w:r>
-            <w:r>
-              <w:rPr>
-                <w:rFonts w:ascii="Consolas" w:cs="Consolas" w:eastAsia="맑은 고딕" w:hAnsi="Consolas"/>
-                <w:b w:val="false"/>
-                <w:bCs w:val="false"/>
-                <w:i w:val="false"/>
-                <w:iCs w:val="false"/>
-                <w:color w:val="24292F"/>
-                <w:sz w:val="17"/>
-                <w:szCs w:val="17"/>
-              </w:rPr>
-              <w:t xml:space="preserve">.</w:t>
-            </w:r>
-            <w:r>
-              <w:rPr>
-                <w:rFonts w:ascii="Consolas" w:cs="Consolas" w:eastAsia="맑은 고딕" w:hAnsi="Consolas"/>
-                <w:b w:val="false"/>
-                <w:bCs w:val="false"/>
-                <w:i w:val="false"/>
-                <w:iCs w:val="false"/>
-                <w:color w:val="24292F"/>
-                <w:sz w:val="17"/>
-                <w:szCs w:val="17"/>
-              </w:rPr>
-              <w:t xml:space="preserve">mean</w:t>
-            </w:r>
-            <w:r>
-              <w:rPr>
-                <w:rFonts w:ascii="Consolas" w:cs="Consolas" w:eastAsia="맑은 고딕" w:hAnsi="Consolas"/>
-                <w:b w:val="false"/>
-                <w:bCs w:val="false"/>
-                <w:i w:val="false"/>
-                <w:iCs w:val="false"/>
-                <w:color w:val="24292F"/>
-                <w:sz w:val="17"/>
-                <w:szCs w:val="17"/>
-              </w:rPr>
-              <w:t xml:space="preserve">(</w:t>
-            </w:r>
-            <w:r>
-              <w:rPr>
-                <w:rFonts w:ascii="Consolas" w:cs="Consolas" w:eastAsia="맑은 고딕" w:hAnsi="Consolas"/>
-                <w:b w:val="false"/>
-                <w:bCs w:val="false"/>
-                <w:i w:val="false"/>
-                <w:iCs w:val="false"/>
-                <w:color w:val="24292F"/>
-                <w:sz w:val="17"/>
-                <w:szCs w:val="17"/>
-              </w:rPr>
-              <w:t xml:space="preserve">axis</w:t>
-            </w:r>
-            <w:r>
-              <w:rPr>
-                <w:rFonts w:ascii="Consolas" w:cs="Consolas" w:eastAsia="맑은 고딕" w:hAnsi="Consolas"/>
-                <w:b w:val="false"/>
-                <w:bCs w:val="false"/>
-                <w:i w:val="false"/>
-                <w:iCs w:val="false"/>
-                <w:color w:val="24292F"/>
-                <w:sz w:val="17"/>
-                <w:szCs w:val="17"/>
-              </w:rPr>
-              <w:t xml:space="preserve">=</w:t>
-            </w:r>
-            <w:r>
-              <w:rPr>
-                <w:rFonts w:ascii="Consolas" w:cs="Consolas" w:eastAsia="맑은 고딕" w:hAnsi="Consolas"/>
-                <w:b w:val="false"/>
-                <w:bCs w:val="false"/>
-                <w:i w:val="false"/>
-                <w:iCs w:val="false"/>
-                <w:color w:val="098658"/>
-                <w:sz w:val="17"/>
-                <w:szCs w:val="17"/>
-              </w:rPr>
-              <w:t xml:space="preserve">1</w:t>
-            </w:r>
-            <w:r>
-              <w:rPr>
-                <w:rFonts w:ascii="Consolas" w:cs="Consolas" w:eastAsia="맑은 고딕" w:hAnsi="Consolas"/>
-                <w:b w:val="false"/>
-                <w:bCs w:val="false"/>
-                <w:i w:val="false"/>
-                <w:iCs w:val="false"/>
-                <w:color w:val="24292F"/>
-                <w:sz w:val="17"/>
-                <w:szCs w:val="17"/>
-              </w:rPr>
-              <w:t xml:space="preserve">)</w:t>
-            </w:r>
-          </w:p>
-          <w:p>
-            <w:pPr>
-              <w:spacing w:after="0" w:line="252"/>
-            </w:pPr>
-            <w:r>
-              <w:rPr>
-                <w:rFonts w:ascii="Consolas" w:cs="Consolas" w:eastAsia="맑은 고딕" w:hAnsi="Consolas"/>
-                <w:color w:val="A0A0A0"/>
-                <w:sz w:val="17"/>
-                <w:szCs w:val="17"/>
-              </w:rPr>
-              <w:t xml:space="preserve">13  </w:t>
-            </w:r>
-            <w:r>
-              <w:rPr>
-                <w:rFonts w:ascii="Consolas" w:cs="Consolas" w:eastAsia="맑은 고딕" w:hAnsi="Consolas"/>
-                <w:b w:val="false"/>
-                <w:bCs w:val="false"/>
-                <w:i w:val="false"/>
-                <w:iCs w:val="false"/>
-                <w:color w:val="795E26"/>
-                <w:sz w:val="17"/>
-                <w:szCs w:val="17"/>
-              </w:rPr>
-              <w:t xml:space="preserve">print</w:t>
-            </w:r>
-            <w:r>
-              <w:rPr>
-                <w:rFonts w:ascii="Consolas" w:cs="Consolas" w:eastAsia="맑은 고딕" w:hAnsi="Consolas"/>
-                <w:b w:val="false"/>
-                <w:bCs w:val="false"/>
-                <w:i w:val="false"/>
-                <w:iCs w:val="false"/>
-                <w:color w:val="24292F"/>
-                <w:sz w:val="17"/>
-                <w:szCs w:val="17"/>
-              </w:rPr>
-              <w:t xml:space="preserve">(</w:t>
-            </w:r>
-            <w:r>
-              <w:rPr>
-                <w:rFonts w:ascii="Consolas" w:cs="Consolas" w:eastAsia="맑은 고딕" w:hAnsi="Consolas"/>
-                <w:b w:val="false"/>
-                <w:bCs w:val="false"/>
-                <w:i w:val="false"/>
-                <w:iCs w:val="false"/>
-                <w:color w:val="A31515"/>
-                <w:sz w:val="17"/>
-                <w:szCs w:val="17"/>
-              </w:rPr>
-              <w:t xml:space="preserve">"\n과목별 평균:"</w:t>
-            </w:r>
-            <w:r>
-              <w:rPr>
-                <w:rFonts w:ascii="Consolas" w:cs="Consolas" w:eastAsia="맑은 고딕" w:hAnsi="Consolas"/>
-                <w:b w:val="false"/>
-                <w:bCs w:val="false"/>
-                <w:i w:val="false"/>
-                <w:iCs w:val="false"/>
-                <w:color w:val="24292F"/>
-                <w:sz w:val="17"/>
-                <w:szCs w:val="17"/>
-              </w:rPr>
-              <w:t xml:space="preserve">, </w:t>
-            </w:r>
-            <w:r>
-              <w:rPr>
-                <w:rFonts w:ascii="Consolas" w:cs="Consolas" w:eastAsia="맑은 고딕" w:hAnsi="Consolas"/>
-                <w:b w:val="false"/>
-                <w:bCs w:val="false"/>
-                <w:i w:val="false"/>
-                <w:iCs w:val="false"/>
-                <w:color w:val="24292F"/>
-                <w:sz w:val="17"/>
-                <w:szCs w:val="17"/>
-              </w:rPr>
-              <w:t xml:space="preserve">scores</w:t>
-            </w:r>
-            <w:r>
-              <w:rPr>
-                <w:rFonts w:ascii="Consolas" w:cs="Consolas" w:eastAsia="맑은 고딕" w:hAnsi="Consolas"/>
-                <w:b w:val="false"/>
-                <w:bCs w:val="false"/>
-                <w:i w:val="false"/>
-                <w:iCs w:val="false"/>
-                <w:color w:val="24292F"/>
-                <w:sz w:val="17"/>
-                <w:szCs w:val="17"/>
-              </w:rPr>
-              <w:t xml:space="preserve">.</w:t>
-            </w:r>
-            <w:r>
-              <w:rPr>
-                <w:rFonts w:ascii="Consolas" w:cs="Consolas" w:eastAsia="맑은 고딕" w:hAnsi="Consolas"/>
-                <w:b w:val="false"/>
-                <w:bCs w:val="false"/>
-                <w:i w:val="false"/>
-                <w:iCs w:val="false"/>
-                <w:color w:val="24292F"/>
-                <w:sz w:val="17"/>
-                <w:szCs w:val="17"/>
-              </w:rPr>
-              <w:t xml:space="preserve">mean</w:t>
-            </w:r>
-            <w:r>
-              <w:rPr>
-                <w:rFonts w:ascii="Consolas" w:cs="Consolas" w:eastAsia="맑은 고딕" w:hAnsi="Consolas"/>
-                <w:b w:val="false"/>
-                <w:bCs w:val="false"/>
-                <w:i w:val="false"/>
-                <w:iCs w:val="false"/>
-                <w:color w:val="24292F"/>
-                <w:sz w:val="17"/>
-                <w:szCs w:val="17"/>
-              </w:rPr>
-              <w:t xml:space="preserve">(</w:t>
-            </w:r>
-            <w:r>
-              <w:rPr>
-                <w:rFonts w:ascii="Consolas" w:cs="Consolas" w:eastAsia="맑은 고딕" w:hAnsi="Consolas"/>
-                <w:b w:val="false"/>
-                <w:bCs w:val="false"/>
-                <w:i w:val="false"/>
-                <w:iCs w:val="false"/>
-                <w:color w:val="24292F"/>
-                <w:sz w:val="17"/>
-                <w:szCs w:val="17"/>
-              </w:rPr>
-              <w:t xml:space="preserve">axis</w:t>
-            </w:r>
-            <w:r>
-              <w:rPr>
-                <w:rFonts w:ascii="Consolas" w:cs="Consolas" w:eastAsia="맑은 고딕" w:hAnsi="Consolas"/>
-                <w:b w:val="false"/>
-                <w:bCs w:val="false"/>
-                <w:i w:val="false"/>
-                <w:iCs w:val="false"/>
-                <w:color w:val="24292F"/>
-                <w:sz w:val="17"/>
-                <w:szCs w:val="17"/>
-              </w:rPr>
-              <w:t xml:space="preserve">=</w:t>
-            </w:r>
-            <w:r>
-              <w:rPr>
-                <w:rFonts w:ascii="Consolas" w:cs="Consolas" w:eastAsia="맑은 고딕" w:hAnsi="Consolas"/>
-                <w:b w:val="false"/>
-                <w:bCs w:val="false"/>
-                <w:i w:val="false"/>
-                <w:iCs w:val="false"/>
-                <w:color w:val="098658"/>
-                <w:sz w:val="17"/>
-                <w:szCs w:val="17"/>
-              </w:rPr>
-              <w:t xml:space="preserve">0</w:t>
-            </w:r>
-            <w:r>
-              <w:rPr>
-                <w:rFonts w:ascii="Consolas" w:cs="Consolas" w:eastAsia="맑은 고딕" w:hAnsi="Consolas"/>
-                <w:b w:val="false"/>
-                <w:bCs w:val="false"/>
-                <w:i w:val="false"/>
-                <w:iCs w:val="false"/>
-                <w:color w:val="24292F"/>
-                <w:sz w:val="17"/>
-                <w:szCs w:val="17"/>
-              </w:rPr>
-              <w:t xml:space="preserve">).</w:t>
-            </w:r>
-            <w:r>
-              <w:rPr>
-                <w:rFonts w:ascii="Consolas" w:cs="Consolas" w:eastAsia="맑은 고딕" w:hAnsi="Consolas"/>
-                <w:b w:val="false"/>
-                <w:bCs w:val="false"/>
-                <w:i w:val="false"/>
-                <w:iCs w:val="false"/>
-                <w:color w:val="795E26"/>
-                <w:sz w:val="17"/>
-                <w:szCs w:val="17"/>
-              </w:rPr>
-              <w:t xml:space="preserve">round</w:t>
-            </w:r>
-            <w:r>
-              <w:rPr>
-                <w:rFonts w:ascii="Consolas" w:cs="Consolas" w:eastAsia="맑은 고딕" w:hAnsi="Consolas"/>
-                <w:b w:val="false"/>
-                <w:bCs w:val="false"/>
-                <w:i w:val="false"/>
-                <w:iCs w:val="false"/>
-                <w:color w:val="24292F"/>
-                <w:sz w:val="17"/>
-                <w:szCs w:val="17"/>
-              </w:rPr>
-              <w:t xml:space="preserve">(</w:t>
-            </w:r>
-            <w:r>
-              <w:rPr>
-                <w:rFonts w:ascii="Consolas" w:cs="Consolas" w:eastAsia="맑은 고딕" w:hAnsi="Consolas"/>
-                <w:b w:val="false"/>
-                <w:bCs w:val="false"/>
-                <w:i w:val="false"/>
-                <w:iCs w:val="false"/>
-                <w:color w:val="098658"/>
-                <w:sz w:val="17"/>
-                <w:szCs w:val="17"/>
-              </w:rPr>
-              <w:t xml:space="preserve">1</w:t>
-            </w:r>
-            <w:r>
-              <w:rPr>
-                <w:rFonts w:ascii="Consolas" w:cs="Consolas" w:eastAsia="맑은 고딕" w:hAnsi="Consolas"/>
-                <w:b w:val="false"/>
-                <w:bCs w:val="false"/>
-                <w:i w:val="false"/>
-                <w:iCs w:val="false"/>
-                <w:color w:val="24292F"/>
-                <w:sz w:val="17"/>
-                <w:szCs w:val="17"/>
-              </w:rPr>
-              <w:t xml:space="preserve">))</w:t>
-            </w:r>
-          </w:p>
-          <w:p>
-            <w:pPr>
-              <w:spacing w:after="0" w:line="252"/>
-            </w:pPr>
-            <w:r>
-              <w:rPr>
-                <w:rFonts w:ascii="Consolas" w:cs="Consolas" w:eastAsia="맑은 고딕" w:hAnsi="Consolas"/>
-                <w:color w:val="A0A0A0"/>
-                <w:sz w:val="17"/>
-                <w:szCs w:val="17"/>
-              </w:rPr>
-              <w:t xml:space="preserve">14  </w:t>
-            </w:r>
-            <w:r>
-              <w:rPr>
-                <w:rFonts w:ascii="Consolas" w:cs="Consolas" w:eastAsia="맑은 고딕" w:hAnsi="Consolas"/>
-                <w:b w:val="false"/>
-                <w:bCs w:val="false"/>
-                <w:i w:val="false"/>
-                <w:iCs w:val="false"/>
-                <w:color w:val="795E26"/>
-                <w:sz w:val="17"/>
-                <w:szCs w:val="17"/>
-              </w:rPr>
-              <w:t xml:space="preserve">print</w:t>
-            </w:r>
-            <w:r>
-              <w:rPr>
-                <w:rFonts w:ascii="Consolas" w:cs="Consolas" w:eastAsia="맑은 고딕" w:hAnsi="Consolas"/>
-                <w:b w:val="false"/>
-                <w:bCs w:val="false"/>
-                <w:i w:val="false"/>
-                <w:iCs w:val="false"/>
-                <w:color w:val="24292F"/>
-                <w:sz w:val="17"/>
-                <w:szCs w:val="17"/>
-              </w:rPr>
-              <w:t xml:space="preserve">(</w:t>
-            </w:r>
-            <w:r>
-              <w:rPr>
-                <w:rFonts w:ascii="Consolas" w:cs="Consolas" w:eastAsia="맑은 고딕" w:hAnsi="Consolas"/>
-                <w:b w:val="false"/>
-                <w:bCs w:val="false"/>
-                <w:i w:val="false"/>
-                <w:iCs w:val="false"/>
-                <w:color w:val="A31515"/>
-                <w:sz w:val="17"/>
-                <w:szCs w:val="17"/>
-              </w:rPr>
-              <w:t xml:space="preserve">"과목별 최고:"</w:t>
-            </w:r>
-            <w:r>
-              <w:rPr>
-                <w:rFonts w:ascii="Consolas" w:cs="Consolas" w:eastAsia="맑은 고딕" w:hAnsi="Consolas"/>
-                <w:b w:val="false"/>
-                <w:bCs w:val="false"/>
-                <w:i w:val="false"/>
-                <w:iCs w:val="false"/>
-                <w:color w:val="24292F"/>
-                <w:sz w:val="17"/>
-                <w:szCs w:val="17"/>
-              </w:rPr>
-              <w:t xml:space="preserve">, </w:t>
-            </w:r>
-            <w:r>
-              <w:rPr>
-                <w:rFonts w:ascii="Consolas" w:cs="Consolas" w:eastAsia="맑은 고딕" w:hAnsi="Consolas"/>
-                <w:b w:val="false"/>
-                <w:bCs w:val="false"/>
-                <w:i w:val="false"/>
-                <w:iCs w:val="false"/>
-                <w:color w:val="24292F"/>
-                <w:sz w:val="17"/>
-                <w:szCs w:val="17"/>
-              </w:rPr>
-              <w:t xml:space="preserve">scores</w:t>
-            </w:r>
-            <w:r>
-              <w:rPr>
-                <w:rFonts w:ascii="Consolas" w:cs="Consolas" w:eastAsia="맑은 고딕" w:hAnsi="Consolas"/>
-                <w:b w:val="false"/>
-                <w:bCs w:val="false"/>
-                <w:i w:val="false"/>
-                <w:iCs w:val="false"/>
-                <w:color w:val="24292F"/>
-                <w:sz w:val="17"/>
-                <w:szCs w:val="17"/>
-              </w:rPr>
-              <w:t xml:space="preserve">.</w:t>
-            </w:r>
-            <w:r>
-              <w:rPr>
-                <w:rFonts w:ascii="Consolas" w:cs="Consolas" w:eastAsia="맑은 고딕" w:hAnsi="Consolas"/>
-                <w:b w:val="false"/>
-                <w:bCs w:val="false"/>
-                <w:i w:val="false"/>
-                <w:iCs w:val="false"/>
-                <w:color w:val="795E26"/>
-                <w:sz w:val="17"/>
-                <w:szCs w:val="17"/>
-              </w:rPr>
-              <w:t xml:space="preserve">max</w:t>
-            </w:r>
-            <w:r>
-              <w:rPr>
-                <w:rFonts w:ascii="Consolas" w:cs="Consolas" w:eastAsia="맑은 고딕" w:hAnsi="Consolas"/>
-                <w:b w:val="false"/>
-                <w:bCs w:val="false"/>
-                <w:i w:val="false"/>
-                <w:iCs w:val="false"/>
-                <w:color w:val="24292F"/>
-                <w:sz w:val="17"/>
-                <w:szCs w:val="17"/>
-              </w:rPr>
-              <w:t xml:space="preserve">(</w:t>
-            </w:r>
-            <w:r>
-              <w:rPr>
-                <w:rFonts w:ascii="Consolas" w:cs="Consolas" w:eastAsia="맑은 고딕" w:hAnsi="Consolas"/>
-                <w:b w:val="false"/>
-                <w:bCs w:val="false"/>
-                <w:i w:val="false"/>
-                <w:iCs w:val="false"/>
-                <w:color w:val="24292F"/>
-                <w:sz w:val="17"/>
-                <w:szCs w:val="17"/>
-              </w:rPr>
-              <w:t xml:space="preserve">axis</w:t>
-            </w:r>
-            <w:r>
-              <w:rPr>
-                <w:rFonts w:ascii="Consolas" w:cs="Consolas" w:eastAsia="맑은 고딕" w:hAnsi="Consolas"/>
-                <w:b w:val="false"/>
-                <w:bCs w:val="false"/>
-                <w:i w:val="false"/>
-                <w:iCs w:val="false"/>
-                <w:color w:val="24292F"/>
-                <w:sz w:val="17"/>
-                <w:szCs w:val="17"/>
-              </w:rPr>
-              <w:t xml:space="preserve">=</w:t>
-            </w:r>
-            <w:r>
-              <w:rPr>
-                <w:rFonts w:ascii="Consolas" w:cs="Consolas" w:eastAsia="맑은 고딕" w:hAnsi="Consolas"/>
-                <w:b w:val="false"/>
-                <w:bCs w:val="false"/>
-                <w:i w:val="false"/>
-                <w:iCs w:val="false"/>
-                <w:color w:val="098658"/>
-                <w:sz w:val="17"/>
-                <w:szCs w:val="17"/>
-              </w:rPr>
-              <w:t xml:space="preserve">0</w:t>
-            </w:r>
-            <w:r>
-              <w:rPr>
-                <w:rFonts w:ascii="Consolas" w:cs="Consolas" w:eastAsia="맑은 고딕" w:hAnsi="Consolas"/>
-                <w:b w:val="false"/>
-                <w:bCs w:val="false"/>
-                <w:i w:val="false"/>
-                <w:iCs w:val="false"/>
-                <w:color w:val="24292F"/>
-                <w:sz w:val="17"/>
-                <w:szCs w:val="17"/>
-              </w:rPr>
-              <w:t xml:space="preserve">))</w:t>
-            </w:r>
-          </w:p>
-          <w:p>
-            <w:pPr>
-              <w:spacing w:after="0" w:line="252"/>
-            </w:pPr>
-            <w:r>
-              <w:rPr>
-                <w:rFonts w:ascii="Consolas" w:cs="Consolas" w:eastAsia="맑은 고딕" w:hAnsi="Consolas"/>
-                <w:color w:val="A0A0A0"/>
-                <w:sz w:val="17"/>
-                <w:szCs w:val="17"/>
-              </w:rPr>
-              <w:t xml:space="preserve">15  </w:t>
-            </w:r>
-            <w:r>
-              <w:rPr>
-                <w:rFonts w:ascii="Consolas" w:cs="Consolas" w:eastAsia="맑은 고딕" w:hAnsi="Consolas"/>
-                <w:sz w:val="17"/>
-                <w:szCs w:val="17"/>
-              </w:rPr>
-              <w:t xml:space="preserve"> </w:t>
-            </w:r>
-          </w:p>
-          <w:p>
-            <w:pPr>
-              <w:spacing w:after="0" w:line="252"/>
-            </w:pPr>
-            <w:r>
-              <w:rPr>
-                <w:rFonts w:ascii="Consolas" w:cs="Consolas" w:eastAsia="맑은 고딕" w:hAnsi="Consolas"/>
-                <w:color w:val="A0A0A0"/>
-                <w:sz w:val="17"/>
-                <w:szCs w:val="17"/>
-              </w:rPr>
-              <w:t xml:space="preserve">16  </w:t>
-            </w:r>
-            <w:r>
-              <w:rPr>
-                <w:rFonts w:ascii="Consolas" w:cs="Consolas" w:eastAsia="맑은 고딕" w:hAnsi="Consolas"/>
-                <w:b w:val="false"/>
-                <w:bCs w:val="false"/>
-                <w:i w:val="false"/>
-                <w:iCs w:val="false"/>
-                <w:color w:val="24292F"/>
-                <w:sz w:val="17"/>
-                <w:szCs w:val="17"/>
-              </w:rPr>
-              <w:t xml:space="preserve">best</w:t>
-            </w:r>
-            <w:r>
-              <w:rPr>
-                <w:rFonts w:ascii="Consolas" w:cs="Consolas" w:eastAsia="맑은 고딕" w:hAnsi="Consolas"/>
-                <w:b w:val="false"/>
-                <w:bCs w:val="false"/>
-                <w:i w:val="false"/>
-                <w:iCs w:val="false"/>
-                <w:color w:val="24292F"/>
-                <w:sz w:val="17"/>
-                <w:szCs w:val="17"/>
-              </w:rPr>
-              <w:t xml:space="preserve"> = </w:t>
-            </w:r>
-            <w:r>
-              <w:rPr>
-                <w:rFonts w:ascii="Consolas" w:cs="Consolas" w:eastAsia="맑은 고딕" w:hAnsi="Consolas"/>
-                <w:b w:val="false"/>
-                <w:bCs w:val="false"/>
-                <w:i w:val="false"/>
-                <w:iCs w:val="false"/>
-                <w:color w:val="24292F"/>
-                <w:sz w:val="17"/>
-                <w:szCs w:val="17"/>
-              </w:rPr>
-              <w:t xml:space="preserve">avg</w:t>
-            </w:r>
-            <w:r>
-              <w:rPr>
-                <w:rFonts w:ascii="Consolas" w:cs="Consolas" w:eastAsia="맑은 고딕" w:hAnsi="Consolas"/>
-                <w:b w:val="false"/>
-                <w:bCs w:val="false"/>
-                <w:i w:val="false"/>
-                <w:iCs w:val="false"/>
-                <w:color w:val="24292F"/>
-                <w:sz w:val="17"/>
-                <w:szCs w:val="17"/>
-              </w:rPr>
-              <w:t xml:space="preserve">.</w:t>
-            </w:r>
-            <w:r>
-              <w:rPr>
-                <w:rFonts w:ascii="Consolas" w:cs="Consolas" w:eastAsia="맑은 고딕" w:hAnsi="Consolas"/>
-                <w:b w:val="false"/>
-                <w:bCs w:val="false"/>
-                <w:i w:val="false"/>
-                <w:iCs w:val="false"/>
-                <w:color w:val="24292F"/>
-                <w:sz w:val="17"/>
-                <w:szCs w:val="17"/>
-              </w:rPr>
-              <w:t xml:space="preserve">argmax</w:t>
-            </w:r>
-            <w:r>
-              <w:rPr>
-                <w:rFonts w:ascii="Consolas" w:cs="Consolas" w:eastAsia="맑은 고딕" w:hAnsi="Consolas"/>
-                <w:b w:val="false"/>
-                <w:bCs w:val="false"/>
-                <w:i w:val="false"/>
-                <w:iCs w:val="false"/>
-                <w:color w:val="24292F"/>
-                <w:sz w:val="17"/>
-                <w:szCs w:val="17"/>
-              </w:rPr>
-              <w:t xml:space="preserve">()</w:t>
-            </w:r>
-          </w:p>
-          <w:p>
-            <w:pPr>
-              <w:spacing w:after="0" w:line="252"/>
-            </w:pPr>
-            <w:r>
-              <w:rPr>
-                <w:rFonts w:ascii="Consolas" w:cs="Consolas" w:eastAsia="맑은 고딕" w:hAnsi="Consolas"/>
-                <w:color w:val="A0A0A0"/>
-                <w:sz w:val="17"/>
-                <w:szCs w:val="17"/>
-              </w:rPr>
-              <w:t xml:space="preserve">17  </w:t>
-            </w:r>
-            <w:r>
-              <w:rPr>
-                <w:rFonts w:ascii="Consolas" w:cs="Consolas" w:eastAsia="맑은 고딕" w:hAnsi="Consolas"/>
-                <w:b w:val="false"/>
-                <w:bCs w:val="false"/>
-                <w:i w:val="false"/>
-                <w:iCs w:val="false"/>
-                <w:color w:val="795E26"/>
-                <w:sz w:val="17"/>
-                <w:szCs w:val="17"/>
-              </w:rPr>
-              <w:t xml:space="preserve">print</w:t>
-            </w:r>
-            <w:r>
-              <w:rPr>
-                <w:rFonts w:ascii="Consolas" w:cs="Consolas" w:eastAsia="맑은 고딕" w:hAnsi="Consolas"/>
-                <w:b w:val="false"/>
-                <w:bCs w:val="false"/>
-                <w:i w:val="false"/>
-                <w:iCs w:val="false"/>
-                <w:color w:val="24292F"/>
-                <w:sz w:val="17"/>
-                <w:szCs w:val="17"/>
-              </w:rPr>
-              <w:t xml:space="preserve">(</w:t>
-            </w:r>
-            <w:r>
-              <w:rPr>
-                <w:rFonts w:ascii="Consolas" w:cs="Consolas" w:eastAsia="맑은 고딕" w:hAnsi="Consolas"/>
-                <w:b w:val="false"/>
-                <w:bCs w:val="false"/>
-                <w:i w:val="false"/>
-                <w:iCs w:val="false"/>
-                <w:color w:val="24292F"/>
-                <w:sz w:val="17"/>
-                <w:szCs w:val="17"/>
-              </w:rPr>
-              <w:t xml:space="preserve">f</w:t>
-            </w:r>
-            <w:r>
-              <w:rPr>
-                <w:rFonts w:ascii="Consolas" w:cs="Consolas" w:eastAsia="맑은 고딕" w:hAnsi="Consolas"/>
-                <w:b w:val="false"/>
-                <w:bCs w:val="false"/>
-                <w:i w:val="false"/>
-                <w:iCs w:val="false"/>
-                <w:color w:val="A31515"/>
-                <w:sz w:val="17"/>
-                <w:szCs w:val="17"/>
-              </w:rPr>
-              <w:t xml:space="preserve">"\n전체 1등: {names[best]} (평균 {avg[best]:.1f})"</w:t>
-            </w:r>
-            <w:r>
-              <w:rPr>
-                <w:rFonts w:ascii="Consolas" w:cs="Consolas" w:eastAsia="맑은 고딕" w:hAnsi="Consolas"/>
-                <w:b w:val="false"/>
-                <w:bCs w:val="false"/>
-                <w:i w:val="false"/>
-                <w:iCs w:val="false"/>
-                <w:color w:val="24292F"/>
-                <w:sz w:val="17"/>
-                <w:szCs w:val="17"/>
-              </w:rPr>
-              <w:t xml:space="preserve">)</w:t>
-            </w:r>
-          </w:p>
-          <w:p>
-            <w:pPr>
-              <w:spacing w:after="0" w:line="252"/>
-            </w:pPr>
-            <w:r>
-              <w:rPr>
-                <w:rFonts w:ascii="Consolas" w:cs="Consolas" w:eastAsia="맑은 고딕" w:hAnsi="Consolas"/>
-                <w:color w:val="A0A0A0"/>
-                <w:sz w:val="17"/>
-                <w:szCs w:val="17"/>
-              </w:rPr>
-              <w:t xml:space="preserve">18  </w:t>
-            </w:r>
-            <w:r>
-              <w:rPr>
-                <w:rFonts w:ascii="Consolas" w:cs="Consolas" w:eastAsia="맑은 고딕" w:hAnsi="Consolas"/>
-                <w:sz w:val="17"/>
-                <w:szCs w:val="17"/>
-              </w:rPr>
-              <w:t xml:space="preserve"> </w:t>
-            </w:r>
-          </w:p>
-          <w:p>
-            <w:pPr>
-              <w:spacing w:after="0" w:line="252"/>
-            </w:pPr>
-            <w:r>
-              <w:rPr>
-                <w:rFonts w:ascii="Consolas" w:cs="Consolas" w:eastAsia="맑은 고딕" w:hAnsi="Consolas"/>
-                <w:color w:val="A0A0A0"/>
-                <w:sz w:val="17"/>
-                <w:szCs w:val="17"/>
-              </w:rPr>
-              <w:t xml:space="preserve">19  </w:t>
-            </w:r>
-            <w:r>
-              <w:rPr>
-                <w:rFonts w:ascii="Consolas" w:cs="Consolas" w:eastAsia="맑은 고딕" w:hAnsi="Consolas"/>
-                <w:b w:val="false"/>
-                <w:bCs w:val="false"/>
-                <w:i w:val="false"/>
-                <w:iCs w:val="false"/>
-                <w:color w:val="24292F"/>
-                <w:sz w:val="17"/>
-                <w:szCs w:val="17"/>
-              </w:rPr>
-              <w:t xml:space="preserve">rank</w:t>
-            </w:r>
-            <w:r>
-              <w:rPr>
-                <w:rFonts w:ascii="Consolas" w:cs="Consolas" w:eastAsia="맑은 고딕" w:hAnsi="Consolas"/>
-                <w:b w:val="false"/>
-                <w:bCs w:val="false"/>
-                <w:i w:val="false"/>
-                <w:iCs w:val="false"/>
-                <w:color w:val="24292F"/>
-                <w:sz w:val="17"/>
-                <w:szCs w:val="17"/>
-              </w:rPr>
-              <w:t xml:space="preserve"> = </w:t>
-            </w:r>
-            <w:r>
-              <w:rPr>
-                <w:rFonts w:ascii="Consolas" w:cs="Consolas" w:eastAsia="맑은 고딕" w:hAnsi="Consolas"/>
-                <w:b w:val="false"/>
-                <w:bCs w:val="false"/>
-                <w:i w:val="false"/>
-                <w:iCs w:val="false"/>
-                <w:color w:val="24292F"/>
-                <w:sz w:val="17"/>
-                <w:szCs w:val="17"/>
-              </w:rPr>
-              <w:t xml:space="preserve">np</w:t>
-            </w:r>
-            <w:r>
-              <w:rPr>
-                <w:rFonts w:ascii="Consolas" w:cs="Consolas" w:eastAsia="맑은 고딕" w:hAnsi="Consolas"/>
-                <w:b w:val="false"/>
-                <w:bCs w:val="false"/>
-                <w:i w:val="false"/>
-                <w:iCs w:val="false"/>
-                <w:color w:val="24292F"/>
-                <w:sz w:val="17"/>
-                <w:szCs w:val="17"/>
-              </w:rPr>
-              <w:t xml:space="preserve">.</w:t>
-            </w:r>
-            <w:r>
-              <w:rPr>
-                <w:rFonts w:ascii="Consolas" w:cs="Consolas" w:eastAsia="맑은 고딕" w:hAnsi="Consolas"/>
-                <w:b w:val="false"/>
-                <w:bCs w:val="false"/>
-                <w:i w:val="false"/>
-                <w:iCs w:val="false"/>
-                <w:color w:val="24292F"/>
-                <w:sz w:val="17"/>
-                <w:szCs w:val="17"/>
-              </w:rPr>
-              <w:t xml:space="preserve">argsort</w:t>
-            </w:r>
-            <w:r>
-              <w:rPr>
-                <w:rFonts w:ascii="Consolas" w:cs="Consolas" w:eastAsia="맑은 고딕" w:hAnsi="Consolas"/>
-                <w:b w:val="false"/>
-                <w:bCs w:val="false"/>
-                <w:i w:val="false"/>
-                <w:iCs w:val="false"/>
-                <w:color w:val="24292F"/>
-                <w:sz w:val="17"/>
-                <w:szCs w:val="17"/>
-              </w:rPr>
-              <w:t xml:space="preserve">(</w:t>
-            </w:r>
-            <w:r>
-              <w:rPr>
-                <w:rFonts w:ascii="Consolas" w:cs="Consolas" w:eastAsia="맑은 고딕" w:hAnsi="Consolas"/>
-                <w:b w:val="false"/>
-                <w:bCs w:val="false"/>
-                <w:i w:val="false"/>
-                <w:iCs w:val="false"/>
-                <w:color w:val="24292F"/>
-                <w:sz w:val="17"/>
-                <w:szCs w:val="17"/>
-              </w:rPr>
-              <w:t xml:space="preserve">total</w:t>
-            </w:r>
-            <w:r>
-              <w:rPr>
-                <w:rFonts w:ascii="Consolas" w:cs="Consolas" w:eastAsia="맑은 고딕" w:hAnsi="Consolas"/>
-                <w:b w:val="false"/>
-                <w:bCs w:val="false"/>
-                <w:i w:val="false"/>
-                <w:iCs w:val="false"/>
-                <w:color w:val="24292F"/>
-                <w:sz w:val="17"/>
-                <w:szCs w:val="17"/>
-              </w:rPr>
-              <w:t xml:space="preserve">)[::-</w:t>
-            </w:r>
-            <w:r>
-              <w:rPr>
-                <w:rFonts w:ascii="Consolas" w:cs="Consolas" w:eastAsia="맑은 고딕" w:hAnsi="Consolas"/>
-                <w:b w:val="false"/>
-                <w:bCs w:val="false"/>
-                <w:i w:val="false"/>
-                <w:iCs w:val="false"/>
-                <w:color w:val="098658"/>
-                <w:sz w:val="17"/>
-                <w:szCs w:val="17"/>
-              </w:rPr>
-              <w:t xml:space="preserve">1</w:t>
-            </w:r>
-            <w:r>
-              <w:rPr>
-                <w:rFonts w:ascii="Consolas" w:cs="Consolas" w:eastAsia="맑은 고딕" w:hAnsi="Consolas"/>
-                <w:b w:val="false"/>
-                <w:bCs w:val="false"/>
-                <w:i w:val="false"/>
-                <w:iCs w:val="false"/>
-                <w:color w:val="24292F"/>
-                <w:sz w:val="17"/>
-                <w:szCs w:val="17"/>
-              </w:rPr>
-              <w:t xml:space="preserve">]</w:t>
-            </w:r>
-          </w:p>
-          <w:p>
-            <w:pPr>
-              <w:spacing w:after="0" w:line="252"/>
-            </w:pPr>
-            <w:r>
-              <w:rPr>
-                <w:rFonts w:ascii="Consolas" w:cs="Consolas" w:eastAsia="맑은 고딕" w:hAnsi="Consolas"/>
-                <w:color w:val="A0A0A0"/>
-                <w:sz w:val="17"/>
-                <w:szCs w:val="17"/>
-              </w:rPr>
-              <w:t xml:space="preserve">20  </w:t>
-            </w:r>
-            <w:r>
-              <w:rPr>
-                <w:rFonts w:ascii="Consolas" w:cs="Consolas" w:eastAsia="맑은 고딕" w:hAnsi="Consolas"/>
-                <w:b w:val="false"/>
-                <w:bCs w:val="false"/>
-                <w:i w:val="false"/>
-                <w:iCs w:val="false"/>
-                <w:color w:val="795E26"/>
-                <w:sz w:val="17"/>
-                <w:szCs w:val="17"/>
-              </w:rPr>
-              <w:t xml:space="preserve">print</w:t>
-            </w:r>
-            <w:r>
-              <w:rPr>
-                <w:rFonts w:ascii="Consolas" w:cs="Consolas" w:eastAsia="맑은 고딕" w:hAnsi="Consolas"/>
-                <w:b w:val="false"/>
-                <w:bCs w:val="false"/>
-                <w:i w:val="false"/>
-                <w:iCs w:val="false"/>
-                <w:color w:val="24292F"/>
-                <w:sz w:val="17"/>
-                <w:szCs w:val="17"/>
-              </w:rPr>
-              <w:t xml:space="preserve">(</w:t>
-            </w:r>
-            <w:r>
-              <w:rPr>
-                <w:rFonts w:ascii="Consolas" w:cs="Consolas" w:eastAsia="맑은 고딕" w:hAnsi="Consolas"/>
-                <w:b w:val="false"/>
-                <w:bCs w:val="false"/>
-                <w:i w:val="false"/>
-                <w:iCs w:val="false"/>
-                <w:color w:val="A31515"/>
-                <w:sz w:val="17"/>
-                <w:szCs w:val="17"/>
-              </w:rPr>
-              <w:t xml:space="preserve">"상위 3명:"</w:t>
-            </w:r>
-            <w:r>
-              <w:rPr>
-                <w:rFonts w:ascii="Consolas" w:cs="Consolas" w:eastAsia="맑은 고딕" w:hAnsi="Consolas"/>
-                <w:b w:val="false"/>
-                <w:bCs w:val="false"/>
-                <w:i w:val="false"/>
-                <w:iCs w:val="false"/>
-                <w:color w:val="24292F"/>
-                <w:sz w:val="17"/>
-                <w:szCs w:val="17"/>
-              </w:rPr>
-              <w:t xml:space="preserve">, </w:t>
-            </w:r>
-            <w:r>
-              <w:rPr>
-                <w:rFonts w:ascii="Consolas" w:cs="Consolas" w:eastAsia="맑은 고딕" w:hAnsi="Consolas"/>
-                <w:b w:val="false"/>
-                <w:bCs w:val="false"/>
-                <w:i w:val="false"/>
-                <w:iCs w:val="false"/>
-                <w:color w:val="24292F"/>
-                <w:sz w:val="17"/>
-                <w:szCs w:val="17"/>
-              </w:rPr>
-              <w:t xml:space="preserve">names</w:t>
-            </w:r>
-            <w:r>
-              <w:rPr>
-                <w:rFonts w:ascii="Consolas" w:cs="Consolas" w:eastAsia="맑은 고딕" w:hAnsi="Consolas"/>
-                <w:b w:val="false"/>
-                <w:bCs w:val="false"/>
-                <w:i w:val="false"/>
-                <w:iCs w:val="false"/>
-                <w:color w:val="24292F"/>
-                <w:sz w:val="17"/>
-                <w:szCs w:val="17"/>
-              </w:rPr>
-              <w:t xml:space="preserve">[</w:t>
-            </w:r>
-            <w:r>
-              <w:rPr>
-                <w:rFonts w:ascii="Consolas" w:cs="Consolas" w:eastAsia="맑은 고딕" w:hAnsi="Consolas"/>
-                <w:b w:val="false"/>
-                <w:bCs w:val="false"/>
-                <w:i w:val="false"/>
-                <w:iCs w:val="false"/>
-                <w:color w:val="24292F"/>
-                <w:sz w:val="17"/>
-                <w:szCs w:val="17"/>
-              </w:rPr>
-              <w:t xml:space="preserve">rank</w:t>
-            </w:r>
-            <w:r>
-              <w:rPr>
-                <w:rFonts w:ascii="Consolas" w:cs="Consolas" w:eastAsia="맑은 고딕" w:hAnsi="Consolas"/>
-                <w:b w:val="false"/>
-                <w:bCs w:val="false"/>
-                <w:i w:val="false"/>
-                <w:iCs w:val="false"/>
-                <w:color w:val="24292F"/>
-                <w:sz w:val="17"/>
-                <w:szCs w:val="17"/>
-              </w:rPr>
-              <w:t xml:space="preserve">[:</w:t>
-            </w:r>
-            <w:r>
-              <w:rPr>
-                <w:rFonts w:ascii="Consolas" w:cs="Consolas" w:eastAsia="맑은 고딕" w:hAnsi="Consolas"/>
-                <w:b w:val="false"/>
-                <w:bCs w:val="false"/>
-                <w:i w:val="false"/>
-                <w:iCs w:val="false"/>
-                <w:color w:val="098658"/>
-                <w:sz w:val="17"/>
-                <w:szCs w:val="17"/>
-              </w:rPr>
-              <w:t xml:space="preserve">3</w:t>
-            </w:r>
-            <w:r>
-              <w:rPr>
-                <w:rFonts w:ascii="Consolas" w:cs="Consolas" w:eastAsia="맑은 고딕" w:hAnsi="Consolas"/>
-                <w:b w:val="false"/>
-                <w:bCs w:val="false"/>
-                <w:i w:val="false"/>
-                <w:iCs w:val="false"/>
-                <w:color w:val="24292F"/>
-                <w:sz w:val="17"/>
-                <w:szCs w:val="17"/>
-              </w:rPr>
-              <w:t xml:space="preserve">]])</w:t>
-            </w:r>
-          </w:p>
-          <w:p>
-            <w:pPr>
-              <w:spacing w:after="0" w:line="252"/>
-            </w:pPr>
-            <w:r>
-              <w:rPr>
-                <w:rFonts w:ascii="Consolas" w:cs="Consolas" w:eastAsia="맑은 고딕" w:hAnsi="Consolas"/>
-                <w:color w:val="A0A0A0"/>
-                <w:sz w:val="17"/>
-                <w:szCs w:val="17"/>
-              </w:rPr>
-              <w:t xml:space="preserve">21  </w:t>
-            </w:r>
-            <w:r>
-              <w:rPr>
-                <w:rFonts w:ascii="Consolas" w:cs="Consolas" w:eastAsia="맑은 고딕" w:hAnsi="Consolas"/>
-                <w:sz w:val="17"/>
-                <w:szCs w:val="17"/>
-              </w:rPr>
-              <w:t xml:space="preserve"> </w:t>
-            </w:r>
-          </w:p>
-          <w:p>
-            <w:pPr>
-              <w:spacing w:after="0" w:line="252"/>
-            </w:pPr>
-            <w:r>
-              <w:rPr>
-                <w:rFonts w:ascii="Consolas" w:cs="Consolas" w:eastAsia="맑은 고딕" w:hAnsi="Consolas"/>
-                <w:color w:val="A0A0A0"/>
-                <w:sz w:val="17"/>
-                <w:szCs w:val="17"/>
-              </w:rPr>
-              <w:t xml:space="preserve">22  </w:t>
-            </w:r>
-            <w:r>
-              <w:rPr>
-                <w:rFonts w:ascii="Consolas" w:cs="Consolas" w:eastAsia="맑은 고딕" w:hAnsi="Consolas"/>
-                <w:b w:val="false"/>
-                <w:bCs w:val="false"/>
-                <w:i w:val="false"/>
-                <w:iCs w:val="false"/>
-                <w:color w:val="24292F"/>
-                <w:sz w:val="17"/>
-                <w:szCs w:val="17"/>
-              </w:rPr>
-              <w:t xml:space="preserve">passed</w:t>
-            </w:r>
-            <w:r>
-              <w:rPr>
-                <w:rFonts w:ascii="Consolas" w:cs="Consolas" w:eastAsia="맑은 고딕" w:hAnsi="Consolas"/>
-                <w:b w:val="false"/>
-                <w:bCs w:val="false"/>
-                <w:i w:val="false"/>
-                <w:iCs w:val="false"/>
-                <w:color w:val="24292F"/>
-                <w:sz w:val="17"/>
-                <w:szCs w:val="17"/>
-              </w:rPr>
-              <w:t xml:space="preserve"> = </w:t>
-            </w:r>
-            <w:r>
-              <w:rPr>
-                <w:rFonts w:ascii="Consolas" w:cs="Consolas" w:eastAsia="맑은 고딕" w:hAnsi="Consolas"/>
-                <w:b w:val="false"/>
-                <w:bCs w:val="false"/>
-                <w:i w:val="false"/>
-                <w:iCs w:val="false"/>
-                <w:color w:val="24292F"/>
-                <w:sz w:val="17"/>
-                <w:szCs w:val="17"/>
-              </w:rPr>
-              <w:t xml:space="preserve">np</w:t>
-            </w:r>
-            <w:r>
-              <w:rPr>
-                <w:rFonts w:ascii="Consolas" w:cs="Consolas" w:eastAsia="맑은 고딕" w:hAnsi="Consolas"/>
-                <w:b w:val="false"/>
-                <w:bCs w:val="false"/>
-                <w:i w:val="false"/>
-                <w:iCs w:val="false"/>
-                <w:color w:val="24292F"/>
-                <w:sz w:val="17"/>
-                <w:szCs w:val="17"/>
-              </w:rPr>
-              <w:t xml:space="preserve">.</w:t>
-            </w:r>
-            <w:r>
-              <w:rPr>
-                <w:rFonts w:ascii="Consolas" w:cs="Consolas" w:eastAsia="맑은 고딕" w:hAnsi="Consolas"/>
-                <w:b w:val="false"/>
-                <w:bCs w:val="false"/>
-                <w:i w:val="false"/>
-                <w:iCs w:val="false"/>
-                <w:color w:val="24292F"/>
-                <w:sz w:val="17"/>
-                <w:szCs w:val="17"/>
-              </w:rPr>
-              <w:t xml:space="preserve">all</w:t>
-            </w:r>
-            <w:r>
-              <w:rPr>
-                <w:rFonts w:ascii="Consolas" w:cs="Consolas" w:eastAsia="맑은 고딕" w:hAnsi="Consolas"/>
-                <w:b w:val="false"/>
-                <w:bCs w:val="false"/>
-                <w:i w:val="false"/>
-                <w:iCs w:val="false"/>
-                <w:color w:val="24292F"/>
-                <w:sz w:val="17"/>
-                <w:szCs w:val="17"/>
-              </w:rPr>
-              <w:t xml:space="preserve">(</w:t>
-            </w:r>
-            <w:r>
-              <w:rPr>
-                <w:rFonts w:ascii="Consolas" w:cs="Consolas" w:eastAsia="맑은 고딕" w:hAnsi="Consolas"/>
-                <w:b w:val="false"/>
-                <w:bCs w:val="false"/>
-                <w:i w:val="false"/>
-                <w:iCs w:val="false"/>
-                <w:color w:val="24292F"/>
-                <w:sz w:val="17"/>
-                <w:szCs w:val="17"/>
-              </w:rPr>
-              <w:t xml:space="preserve">scores</w:t>
-            </w:r>
-            <w:r>
-              <w:rPr>
-                <w:rFonts w:ascii="Consolas" w:cs="Consolas" w:eastAsia="맑은 고딕" w:hAnsi="Consolas"/>
-                <w:b w:val="false"/>
-                <w:bCs w:val="false"/>
-                <w:i w:val="false"/>
-                <w:iCs w:val="false"/>
-                <w:color w:val="24292F"/>
-                <w:sz w:val="17"/>
-                <w:szCs w:val="17"/>
-              </w:rPr>
-              <w:t xml:space="preserve"> &gt;= </w:t>
-            </w:r>
-            <w:r>
-              <w:rPr>
-                <w:rFonts w:ascii="Consolas" w:cs="Consolas" w:eastAsia="맑은 고딕" w:hAnsi="Consolas"/>
-                <w:b w:val="false"/>
-                <w:bCs w:val="false"/>
-                <w:i w:val="false"/>
-                <w:iCs w:val="false"/>
-                <w:color w:val="098658"/>
-                <w:sz w:val="17"/>
-                <w:szCs w:val="17"/>
-              </w:rPr>
-              <w:t xml:space="preserve">60</w:t>
-            </w:r>
-            <w:r>
-              <w:rPr>
-                <w:rFonts w:ascii="Consolas" w:cs="Consolas" w:eastAsia="맑은 고딕" w:hAnsi="Consolas"/>
-                <w:b w:val="false"/>
-                <w:bCs w:val="false"/>
-                <w:i w:val="false"/>
-                <w:iCs w:val="false"/>
-                <w:color w:val="24292F"/>
-                <w:sz w:val="17"/>
-                <w:szCs w:val="17"/>
-              </w:rPr>
-              <w:t xml:space="preserve">, </w:t>
-            </w:r>
-            <w:r>
-              <w:rPr>
-                <w:rFonts w:ascii="Consolas" w:cs="Consolas" w:eastAsia="맑은 고딕" w:hAnsi="Consolas"/>
-                <w:b w:val="false"/>
-                <w:bCs w:val="false"/>
-                <w:i w:val="false"/>
-                <w:iCs w:val="false"/>
-                <w:color w:val="24292F"/>
-                <w:sz w:val="17"/>
-                <w:szCs w:val="17"/>
-              </w:rPr>
-              <w:t xml:space="preserve">axis</w:t>
-            </w:r>
-            <w:r>
-              <w:rPr>
-                <w:rFonts w:ascii="Consolas" w:cs="Consolas" w:eastAsia="맑은 고딕" w:hAnsi="Consolas"/>
-                <w:b w:val="false"/>
-                <w:bCs w:val="false"/>
-                <w:i w:val="false"/>
-                <w:iCs w:val="false"/>
-                <w:color w:val="24292F"/>
-                <w:sz w:val="17"/>
-                <w:szCs w:val="17"/>
-              </w:rPr>
-              <w:t xml:space="preserve">=</w:t>
-            </w:r>
-            <w:r>
-              <w:rPr>
-                <w:rFonts w:ascii="Consolas" w:cs="Consolas" w:eastAsia="맑은 고딕" w:hAnsi="Consolas"/>
-                <w:b w:val="false"/>
-                <w:bCs w:val="false"/>
-                <w:i w:val="false"/>
-                <w:iCs w:val="false"/>
-                <w:color w:val="098658"/>
-                <w:sz w:val="17"/>
-                <w:szCs w:val="17"/>
-              </w:rPr>
-              <w:t xml:space="preserve">1</w:t>
-            </w:r>
-            <w:r>
-              <w:rPr>
-                <w:rFonts w:ascii="Consolas" w:cs="Consolas" w:eastAsia="맑은 고딕" w:hAnsi="Consolas"/>
-                <w:b w:val="false"/>
-                <w:bCs w:val="false"/>
-                <w:i w:val="false"/>
-                <w:iCs w:val="false"/>
-                <w:color w:val="24292F"/>
-                <w:sz w:val="17"/>
-                <w:szCs w:val="17"/>
-              </w:rPr>
-              <w:t xml:space="preserve">)            </w:t>
+              <w:t xml:space="preserve">))      </w:t>
             </w:r>
             <w:r>
               <w:rPr>
@@ -9829,6 +8375,1730 @@
                 <w:sz w:val="17"/>
                 <w:szCs w:val="17"/>
               </w:rPr>
+              <w:t xml:space="preserve"># 10명 x 3과목</w:t>
+            </w:r>
+          </w:p>
+          <w:p>
+            <w:pPr>
+              <w:spacing w:after="0" w:line="252"/>
+            </w:pPr>
+            <w:r>
+              <w:rPr>
+                <w:rFonts w:ascii="Consolas" w:cs="Consolas" w:eastAsia="맑은 고딕" w:hAnsi="Consolas"/>
+                <w:color w:val="A0A0A0"/>
+                <w:sz w:val="17"/>
+                <w:szCs w:val="17"/>
+              </w:rPr>
+              <w:t xml:space="preserve"> 8  </w:t>
+            </w:r>
+            <w:r>
+              <w:rPr>
+                <w:rFonts w:ascii="Consolas" w:cs="Consolas" w:eastAsia="맑은 고딕" w:hAnsi="Consolas"/>
+                <w:sz w:val="17"/>
+                <w:szCs w:val="17"/>
+              </w:rPr>
+              <w:t xml:space="preserve"> </w:t>
+            </w:r>
+          </w:p>
+          <w:p>
+            <w:pPr>
+              <w:spacing w:after="0" w:line="252"/>
+            </w:pPr>
+            <w:r>
+              <w:rPr>
+                <w:rFonts w:ascii="Consolas" w:cs="Consolas" w:eastAsia="맑은 고딕" w:hAnsi="Consolas"/>
+                <w:color w:val="A0A0A0"/>
+                <w:sz w:val="17"/>
+                <w:szCs w:val="17"/>
+              </w:rPr>
+              <w:t xml:space="preserve"> 9  </w:t>
+            </w:r>
+            <w:r>
+              <w:rPr>
+                <w:rFonts w:ascii="Consolas" w:cs="Consolas" w:eastAsia="맑은 고딕" w:hAnsi="Consolas"/>
+                <w:b w:val="false"/>
+                <w:bCs w:val="false"/>
+                <w:i w:val="false"/>
+                <w:iCs w:val="false"/>
+                <w:color w:val="795E26"/>
+                <w:sz w:val="17"/>
+                <w:szCs w:val="17"/>
+              </w:rPr>
+              <w:t xml:space="preserve">print</w:t>
+            </w:r>
+            <w:r>
+              <w:rPr>
+                <w:rFonts w:ascii="Consolas" w:cs="Consolas" w:eastAsia="맑은 고딕" w:hAnsi="Consolas"/>
+                <w:b w:val="false"/>
+                <w:bCs w:val="false"/>
+                <w:i w:val="false"/>
+                <w:iCs w:val="false"/>
+                <w:color w:val="24292F"/>
+                <w:sz w:val="17"/>
+                <w:szCs w:val="17"/>
+              </w:rPr>
+              <w:t xml:space="preserve">(</w:t>
+            </w:r>
+            <w:r>
+              <w:rPr>
+                <w:rFonts w:ascii="Consolas" w:cs="Consolas" w:eastAsia="맑은 고딕" w:hAnsi="Consolas"/>
+                <w:b w:val="false"/>
+                <w:bCs w:val="false"/>
+                <w:i w:val="false"/>
+                <w:iCs w:val="false"/>
+                <w:color w:val="A31515"/>
+                <w:sz w:val="17"/>
+                <w:szCs w:val="17"/>
+              </w:rPr>
+              <w:t xml:space="preserve">"점수표 (앞 3명):"</w:t>
+            </w:r>
+            <w:r>
+              <w:rPr>
+                <w:rFonts w:ascii="Consolas" w:cs="Consolas" w:eastAsia="맑은 고딕" w:hAnsi="Consolas"/>
+                <w:b w:val="false"/>
+                <w:bCs w:val="false"/>
+                <w:i w:val="false"/>
+                <w:iCs w:val="false"/>
+                <w:color w:val="24292F"/>
+                <w:sz w:val="17"/>
+                <w:szCs w:val="17"/>
+              </w:rPr>
+              <w:t xml:space="preserve">)</w:t>
+            </w:r>
+          </w:p>
+          <w:p>
+            <w:pPr>
+              <w:spacing w:after="0" w:line="252"/>
+            </w:pPr>
+            <w:r>
+              <w:rPr>
+                <w:rFonts w:ascii="Consolas" w:cs="Consolas" w:eastAsia="맑은 고딕" w:hAnsi="Consolas"/>
+                <w:color w:val="A0A0A0"/>
+                <w:sz w:val="17"/>
+                <w:szCs w:val="17"/>
+              </w:rPr>
+              <w:t xml:space="preserve">10  </w:t>
+            </w:r>
+            <w:r>
+              <w:rPr>
+                <w:rFonts w:ascii="Consolas" w:cs="Consolas" w:eastAsia="맑은 고딕" w:hAnsi="Consolas"/>
+                <w:b w:val="false"/>
+                <w:bCs w:val="false"/>
+                <w:i w:val="false"/>
+                <w:iCs w:val="false"/>
+                <w:color w:val="795E26"/>
+                <w:sz w:val="17"/>
+                <w:szCs w:val="17"/>
+              </w:rPr>
+              <w:t xml:space="preserve">print</w:t>
+            </w:r>
+            <w:r>
+              <w:rPr>
+                <w:rFonts w:ascii="Consolas" w:cs="Consolas" w:eastAsia="맑은 고딕" w:hAnsi="Consolas"/>
+                <w:b w:val="false"/>
+                <w:bCs w:val="false"/>
+                <w:i w:val="false"/>
+                <w:iCs w:val="false"/>
+                <w:color w:val="24292F"/>
+                <w:sz w:val="17"/>
+                <w:szCs w:val="17"/>
+              </w:rPr>
+              <w:t xml:space="preserve">(</w:t>
+            </w:r>
+            <w:r>
+              <w:rPr>
+                <w:rFonts w:ascii="Consolas" w:cs="Consolas" w:eastAsia="맑은 고딕" w:hAnsi="Consolas"/>
+                <w:b w:val="false"/>
+                <w:bCs w:val="false"/>
+                <w:i w:val="false"/>
+                <w:iCs w:val="false"/>
+                <w:color w:val="24292F"/>
+                <w:sz w:val="17"/>
+                <w:szCs w:val="17"/>
+              </w:rPr>
+              <w:t xml:space="preserve">scores</w:t>
+            </w:r>
+            <w:r>
+              <w:rPr>
+                <w:rFonts w:ascii="Consolas" w:cs="Consolas" w:eastAsia="맑은 고딕" w:hAnsi="Consolas"/>
+                <w:b w:val="false"/>
+                <w:bCs w:val="false"/>
+                <w:i w:val="false"/>
+                <w:iCs w:val="false"/>
+                <w:color w:val="24292F"/>
+                <w:sz w:val="17"/>
+                <w:szCs w:val="17"/>
+              </w:rPr>
+              <w:t xml:space="preserve">[:</w:t>
+            </w:r>
+            <w:r>
+              <w:rPr>
+                <w:rFonts w:ascii="Consolas" w:cs="Consolas" w:eastAsia="맑은 고딕" w:hAnsi="Consolas"/>
+                <w:b w:val="false"/>
+                <w:bCs w:val="false"/>
+                <w:i w:val="false"/>
+                <w:iCs w:val="false"/>
+                <w:color w:val="098658"/>
+                <w:sz w:val="17"/>
+                <w:szCs w:val="17"/>
+              </w:rPr>
+              <w:t xml:space="preserve">3</w:t>
+            </w:r>
+            <w:r>
+              <w:rPr>
+                <w:rFonts w:ascii="Consolas" w:cs="Consolas" w:eastAsia="맑은 고딕" w:hAnsi="Consolas"/>
+                <w:b w:val="false"/>
+                <w:bCs w:val="false"/>
+                <w:i w:val="false"/>
+                <w:iCs w:val="false"/>
+                <w:color w:val="24292F"/>
+                <w:sz w:val="17"/>
+                <w:szCs w:val="17"/>
+              </w:rPr>
+              <w:t xml:space="preserve">])</w:t>
+            </w:r>
+          </w:p>
+          <w:p>
+            <w:pPr>
+              <w:spacing w:after="0" w:line="252"/>
+            </w:pPr>
+            <w:r>
+              <w:rPr>
+                <w:rFonts w:ascii="Consolas" w:cs="Consolas" w:eastAsia="맑은 고딕" w:hAnsi="Consolas"/>
+                <w:color w:val="A0A0A0"/>
+                <w:sz w:val="17"/>
+                <w:szCs w:val="17"/>
+              </w:rPr>
+              <w:t xml:space="preserve">11  </w:t>
+            </w:r>
+            <w:r>
+              <w:rPr>
+                <w:rFonts w:ascii="Consolas" w:cs="Consolas" w:eastAsia="맑은 고딕" w:hAnsi="Consolas"/>
+                <w:sz w:val="17"/>
+                <w:szCs w:val="17"/>
+              </w:rPr>
+              <w:t xml:space="preserve"> </w:t>
+            </w:r>
+          </w:p>
+          <w:p>
+            <w:pPr>
+              <w:spacing w:after="0" w:line="252"/>
+            </w:pPr>
+            <w:r>
+              <w:rPr>
+                <w:rFonts w:ascii="Consolas" w:cs="Consolas" w:eastAsia="맑은 고딕" w:hAnsi="Consolas"/>
+                <w:color w:val="A0A0A0"/>
+                <w:sz w:val="17"/>
+                <w:szCs w:val="17"/>
+              </w:rPr>
+              <w:t xml:space="preserve">12  </w:t>
+            </w:r>
+            <w:r>
+              <w:rPr>
+                <w:rFonts w:ascii="Consolas" w:cs="Consolas" w:eastAsia="맑은 고딕" w:hAnsi="Consolas"/>
+                <w:b w:val="false"/>
+                <w:bCs w:val="false"/>
+                <w:i/>
+                <w:iCs/>
+                <w:color w:val="6A9955"/>
+                <w:sz w:val="17"/>
+                <w:szCs w:val="17"/>
+              </w:rPr>
+              <w:t xml:space="preserve"># 학생별 총점 · 평균 (axis=1: 가로 방향)</w:t>
+            </w:r>
+          </w:p>
+          <w:p>
+            <w:pPr>
+              <w:spacing w:after="0" w:line="252"/>
+            </w:pPr>
+            <w:r>
+              <w:rPr>
+                <w:rFonts w:ascii="Consolas" w:cs="Consolas" w:eastAsia="맑은 고딕" w:hAnsi="Consolas"/>
+                <w:color w:val="A0A0A0"/>
+                <w:sz w:val="17"/>
+                <w:szCs w:val="17"/>
+              </w:rPr>
+              <w:t xml:space="preserve">13  </w:t>
+            </w:r>
+            <w:r>
+              <w:rPr>
+                <w:rFonts w:ascii="Consolas" w:cs="Consolas" w:eastAsia="맑은 고딕" w:hAnsi="Consolas"/>
+                <w:b w:val="false"/>
+                <w:bCs w:val="false"/>
+                <w:i w:val="false"/>
+                <w:iCs w:val="false"/>
+                <w:color w:val="24292F"/>
+                <w:sz w:val="17"/>
+                <w:szCs w:val="17"/>
+              </w:rPr>
+              <w:t xml:space="preserve">total</w:t>
+            </w:r>
+            <w:r>
+              <w:rPr>
+                <w:rFonts w:ascii="Consolas" w:cs="Consolas" w:eastAsia="맑은 고딕" w:hAnsi="Consolas"/>
+                <w:b w:val="false"/>
+                <w:bCs w:val="false"/>
+                <w:i w:val="false"/>
+                <w:iCs w:val="false"/>
+                <w:color w:val="24292F"/>
+                <w:sz w:val="17"/>
+                <w:szCs w:val="17"/>
+              </w:rPr>
+              <w:t xml:space="preserve"> = </w:t>
+            </w:r>
+            <w:r>
+              <w:rPr>
+                <w:rFonts w:ascii="Consolas" w:cs="Consolas" w:eastAsia="맑은 고딕" w:hAnsi="Consolas"/>
+                <w:b w:val="false"/>
+                <w:bCs w:val="false"/>
+                <w:i w:val="false"/>
+                <w:iCs w:val="false"/>
+                <w:color w:val="24292F"/>
+                <w:sz w:val="17"/>
+                <w:szCs w:val="17"/>
+              </w:rPr>
+              <w:t xml:space="preserve">scores</w:t>
+            </w:r>
+            <w:r>
+              <w:rPr>
+                <w:rFonts w:ascii="Consolas" w:cs="Consolas" w:eastAsia="맑은 고딕" w:hAnsi="Consolas"/>
+                <w:b w:val="false"/>
+                <w:bCs w:val="false"/>
+                <w:i w:val="false"/>
+                <w:iCs w:val="false"/>
+                <w:color w:val="24292F"/>
+                <w:sz w:val="17"/>
+                <w:szCs w:val="17"/>
+              </w:rPr>
+              <w:t xml:space="preserve">.</w:t>
+            </w:r>
+            <w:r>
+              <w:rPr>
+                <w:rFonts w:ascii="Consolas" w:cs="Consolas" w:eastAsia="맑은 고딕" w:hAnsi="Consolas"/>
+                <w:b w:val="false"/>
+                <w:bCs w:val="false"/>
+                <w:i w:val="false"/>
+                <w:iCs w:val="false"/>
+                <w:color w:val="795E26"/>
+                <w:sz w:val="17"/>
+                <w:szCs w:val="17"/>
+              </w:rPr>
+              <w:t xml:space="preserve">sum</w:t>
+            </w:r>
+            <w:r>
+              <w:rPr>
+                <w:rFonts w:ascii="Consolas" w:cs="Consolas" w:eastAsia="맑은 고딕" w:hAnsi="Consolas"/>
+                <w:b w:val="false"/>
+                <w:bCs w:val="false"/>
+                <w:i w:val="false"/>
+                <w:iCs w:val="false"/>
+                <w:color w:val="24292F"/>
+                <w:sz w:val="17"/>
+                <w:szCs w:val="17"/>
+              </w:rPr>
+              <w:t xml:space="preserve">(</w:t>
+            </w:r>
+            <w:r>
+              <w:rPr>
+                <w:rFonts w:ascii="Consolas" w:cs="Consolas" w:eastAsia="맑은 고딕" w:hAnsi="Consolas"/>
+                <w:b w:val="false"/>
+                <w:bCs w:val="false"/>
+                <w:i w:val="false"/>
+                <w:iCs w:val="false"/>
+                <w:color w:val="24292F"/>
+                <w:sz w:val="17"/>
+                <w:szCs w:val="17"/>
+              </w:rPr>
+              <w:t xml:space="preserve">axis</w:t>
+            </w:r>
+            <w:r>
+              <w:rPr>
+                <w:rFonts w:ascii="Consolas" w:cs="Consolas" w:eastAsia="맑은 고딕" w:hAnsi="Consolas"/>
+                <w:b w:val="false"/>
+                <w:bCs w:val="false"/>
+                <w:i w:val="false"/>
+                <w:iCs w:val="false"/>
+                <w:color w:val="24292F"/>
+                <w:sz w:val="17"/>
+                <w:szCs w:val="17"/>
+              </w:rPr>
+              <w:t xml:space="preserve">=</w:t>
+            </w:r>
+            <w:r>
+              <w:rPr>
+                <w:rFonts w:ascii="Consolas" w:cs="Consolas" w:eastAsia="맑은 고딕" w:hAnsi="Consolas"/>
+                <w:b w:val="false"/>
+                <w:bCs w:val="false"/>
+                <w:i w:val="false"/>
+                <w:iCs w:val="false"/>
+                <w:color w:val="098658"/>
+                <w:sz w:val="17"/>
+                <w:szCs w:val="17"/>
+              </w:rPr>
+              <w:t xml:space="preserve">1</w:t>
+            </w:r>
+            <w:r>
+              <w:rPr>
+                <w:rFonts w:ascii="Consolas" w:cs="Consolas" w:eastAsia="맑은 고딕" w:hAnsi="Consolas"/>
+                <w:b w:val="false"/>
+                <w:bCs w:val="false"/>
+                <w:i w:val="false"/>
+                <w:iCs w:val="false"/>
+                <w:color w:val="24292F"/>
+                <w:sz w:val="17"/>
+                <w:szCs w:val="17"/>
+              </w:rPr>
+              <w:t xml:space="preserve">)</w:t>
+            </w:r>
+          </w:p>
+          <w:p>
+            <w:pPr>
+              <w:spacing w:after="0" w:line="252"/>
+            </w:pPr>
+            <w:r>
+              <w:rPr>
+                <w:rFonts w:ascii="Consolas" w:cs="Consolas" w:eastAsia="맑은 고딕" w:hAnsi="Consolas"/>
+                <w:color w:val="A0A0A0"/>
+                <w:sz w:val="17"/>
+                <w:szCs w:val="17"/>
+              </w:rPr>
+              <w:t xml:space="preserve">14  </w:t>
+            </w:r>
+            <w:r>
+              <w:rPr>
+                <w:rFonts w:ascii="Consolas" w:cs="Consolas" w:eastAsia="맑은 고딕" w:hAnsi="Consolas"/>
+                <w:b w:val="false"/>
+                <w:bCs w:val="false"/>
+                <w:i w:val="false"/>
+                <w:iCs w:val="false"/>
+                <w:color w:val="24292F"/>
+                <w:sz w:val="17"/>
+                <w:szCs w:val="17"/>
+              </w:rPr>
+              <w:t xml:space="preserve">avg</w:t>
+            </w:r>
+            <w:r>
+              <w:rPr>
+                <w:rFonts w:ascii="Consolas" w:cs="Consolas" w:eastAsia="맑은 고딕" w:hAnsi="Consolas"/>
+                <w:b w:val="false"/>
+                <w:bCs w:val="false"/>
+                <w:i w:val="false"/>
+                <w:iCs w:val="false"/>
+                <w:color w:val="24292F"/>
+                <w:sz w:val="17"/>
+                <w:szCs w:val="17"/>
+              </w:rPr>
+              <w:t xml:space="preserve"> = </w:t>
+            </w:r>
+            <w:r>
+              <w:rPr>
+                <w:rFonts w:ascii="Consolas" w:cs="Consolas" w:eastAsia="맑은 고딕" w:hAnsi="Consolas"/>
+                <w:b w:val="false"/>
+                <w:bCs w:val="false"/>
+                <w:i w:val="false"/>
+                <w:iCs w:val="false"/>
+                <w:color w:val="24292F"/>
+                <w:sz w:val="17"/>
+                <w:szCs w:val="17"/>
+              </w:rPr>
+              <w:t xml:space="preserve">scores</w:t>
+            </w:r>
+            <w:r>
+              <w:rPr>
+                <w:rFonts w:ascii="Consolas" w:cs="Consolas" w:eastAsia="맑은 고딕" w:hAnsi="Consolas"/>
+                <w:b w:val="false"/>
+                <w:bCs w:val="false"/>
+                <w:i w:val="false"/>
+                <w:iCs w:val="false"/>
+                <w:color w:val="24292F"/>
+                <w:sz w:val="17"/>
+                <w:szCs w:val="17"/>
+              </w:rPr>
+              <w:t xml:space="preserve">.</w:t>
+            </w:r>
+            <w:r>
+              <w:rPr>
+                <w:rFonts w:ascii="Consolas" w:cs="Consolas" w:eastAsia="맑은 고딕" w:hAnsi="Consolas"/>
+                <w:b w:val="false"/>
+                <w:bCs w:val="false"/>
+                <w:i w:val="false"/>
+                <w:iCs w:val="false"/>
+                <w:color w:val="24292F"/>
+                <w:sz w:val="17"/>
+                <w:szCs w:val="17"/>
+              </w:rPr>
+              <w:t xml:space="preserve">mean</w:t>
+            </w:r>
+            <w:r>
+              <w:rPr>
+                <w:rFonts w:ascii="Consolas" w:cs="Consolas" w:eastAsia="맑은 고딕" w:hAnsi="Consolas"/>
+                <w:b w:val="false"/>
+                <w:bCs w:val="false"/>
+                <w:i w:val="false"/>
+                <w:iCs w:val="false"/>
+                <w:color w:val="24292F"/>
+                <w:sz w:val="17"/>
+                <w:szCs w:val="17"/>
+              </w:rPr>
+              <w:t xml:space="preserve">(</w:t>
+            </w:r>
+            <w:r>
+              <w:rPr>
+                <w:rFonts w:ascii="Consolas" w:cs="Consolas" w:eastAsia="맑은 고딕" w:hAnsi="Consolas"/>
+                <w:b w:val="false"/>
+                <w:bCs w:val="false"/>
+                <w:i w:val="false"/>
+                <w:iCs w:val="false"/>
+                <w:color w:val="24292F"/>
+                <w:sz w:val="17"/>
+                <w:szCs w:val="17"/>
+              </w:rPr>
+              <w:t xml:space="preserve">axis</w:t>
+            </w:r>
+            <w:r>
+              <w:rPr>
+                <w:rFonts w:ascii="Consolas" w:cs="Consolas" w:eastAsia="맑은 고딕" w:hAnsi="Consolas"/>
+                <w:b w:val="false"/>
+                <w:bCs w:val="false"/>
+                <w:i w:val="false"/>
+                <w:iCs w:val="false"/>
+                <w:color w:val="24292F"/>
+                <w:sz w:val="17"/>
+                <w:szCs w:val="17"/>
+              </w:rPr>
+              <w:t xml:space="preserve">=</w:t>
+            </w:r>
+            <w:r>
+              <w:rPr>
+                <w:rFonts w:ascii="Consolas" w:cs="Consolas" w:eastAsia="맑은 고딕" w:hAnsi="Consolas"/>
+                <w:b w:val="false"/>
+                <w:bCs w:val="false"/>
+                <w:i w:val="false"/>
+                <w:iCs w:val="false"/>
+                <w:color w:val="098658"/>
+                <w:sz w:val="17"/>
+                <w:szCs w:val="17"/>
+              </w:rPr>
+              <w:t xml:space="preserve">1</w:t>
+            </w:r>
+            <w:r>
+              <w:rPr>
+                <w:rFonts w:ascii="Consolas" w:cs="Consolas" w:eastAsia="맑은 고딕" w:hAnsi="Consolas"/>
+                <w:b w:val="false"/>
+                <w:bCs w:val="false"/>
+                <w:i w:val="false"/>
+                <w:iCs w:val="false"/>
+                <w:color w:val="24292F"/>
+                <w:sz w:val="17"/>
+                <w:szCs w:val="17"/>
+              </w:rPr>
+              <w:t xml:space="preserve">)</w:t>
+            </w:r>
+          </w:p>
+          <w:p>
+            <w:pPr>
+              <w:spacing w:after="0" w:line="252"/>
+            </w:pPr>
+            <w:r>
+              <w:rPr>
+                <w:rFonts w:ascii="Consolas" w:cs="Consolas" w:eastAsia="맑은 고딕" w:hAnsi="Consolas"/>
+                <w:color w:val="A0A0A0"/>
+                <w:sz w:val="17"/>
+                <w:szCs w:val="17"/>
+              </w:rPr>
+              <w:t xml:space="preserve">15  </w:t>
+            </w:r>
+            <w:r>
+              <w:rPr>
+                <w:rFonts w:ascii="Consolas" w:cs="Consolas" w:eastAsia="맑은 고딕" w:hAnsi="Consolas"/>
+                <w:b w:val="false"/>
+                <w:bCs w:val="false"/>
+                <w:i/>
+                <w:iCs/>
+                <w:color w:val="6A9955"/>
+                <w:sz w:val="17"/>
+                <w:szCs w:val="17"/>
+              </w:rPr>
+              <w:t xml:space="preserve"># 과목별 평균 · 최고점 (axis=0: 세로 방향)</w:t>
+            </w:r>
+          </w:p>
+          <w:p>
+            <w:pPr>
+              <w:spacing w:after="0" w:line="252"/>
+            </w:pPr>
+            <w:r>
+              <w:rPr>
+                <w:rFonts w:ascii="Consolas" w:cs="Consolas" w:eastAsia="맑은 고딕" w:hAnsi="Consolas"/>
+                <w:color w:val="A0A0A0"/>
+                <w:sz w:val="17"/>
+                <w:szCs w:val="17"/>
+              </w:rPr>
+              <w:t xml:space="preserve">16  </w:t>
+            </w:r>
+            <w:r>
+              <w:rPr>
+                <w:rFonts w:ascii="Consolas" w:cs="Consolas" w:eastAsia="맑은 고딕" w:hAnsi="Consolas"/>
+                <w:b w:val="false"/>
+                <w:bCs w:val="false"/>
+                <w:i w:val="false"/>
+                <w:iCs w:val="false"/>
+                <w:color w:val="795E26"/>
+                <w:sz w:val="17"/>
+                <w:szCs w:val="17"/>
+              </w:rPr>
+              <w:t xml:space="preserve">print</w:t>
+            </w:r>
+            <w:r>
+              <w:rPr>
+                <w:rFonts w:ascii="Consolas" w:cs="Consolas" w:eastAsia="맑은 고딕" w:hAnsi="Consolas"/>
+                <w:b w:val="false"/>
+                <w:bCs w:val="false"/>
+                <w:i w:val="false"/>
+                <w:iCs w:val="false"/>
+                <w:color w:val="24292F"/>
+                <w:sz w:val="17"/>
+                <w:szCs w:val="17"/>
+              </w:rPr>
+              <w:t xml:space="preserve">(</w:t>
+            </w:r>
+            <w:r>
+              <w:rPr>
+                <w:rFonts w:ascii="Consolas" w:cs="Consolas" w:eastAsia="맑은 고딕" w:hAnsi="Consolas"/>
+                <w:b w:val="false"/>
+                <w:bCs w:val="false"/>
+                <w:i w:val="false"/>
+                <w:iCs w:val="false"/>
+                <w:color w:val="A31515"/>
+                <w:sz w:val="17"/>
+                <w:szCs w:val="17"/>
+              </w:rPr>
+              <w:t xml:space="preserve">"\n과목별 평균:"</w:t>
+            </w:r>
+            <w:r>
+              <w:rPr>
+                <w:rFonts w:ascii="Consolas" w:cs="Consolas" w:eastAsia="맑은 고딕" w:hAnsi="Consolas"/>
+                <w:b w:val="false"/>
+                <w:bCs w:val="false"/>
+                <w:i w:val="false"/>
+                <w:iCs w:val="false"/>
+                <w:color w:val="24292F"/>
+                <w:sz w:val="17"/>
+                <w:szCs w:val="17"/>
+              </w:rPr>
+              <w:t xml:space="preserve">, </w:t>
+            </w:r>
+            <w:r>
+              <w:rPr>
+                <w:rFonts w:ascii="Consolas" w:cs="Consolas" w:eastAsia="맑은 고딕" w:hAnsi="Consolas"/>
+                <w:b w:val="false"/>
+                <w:bCs w:val="false"/>
+                <w:i w:val="false"/>
+                <w:iCs w:val="false"/>
+                <w:color w:val="24292F"/>
+                <w:sz w:val="17"/>
+                <w:szCs w:val="17"/>
+              </w:rPr>
+              <w:t xml:space="preserve">scores</w:t>
+            </w:r>
+            <w:r>
+              <w:rPr>
+                <w:rFonts w:ascii="Consolas" w:cs="Consolas" w:eastAsia="맑은 고딕" w:hAnsi="Consolas"/>
+                <w:b w:val="false"/>
+                <w:bCs w:val="false"/>
+                <w:i w:val="false"/>
+                <w:iCs w:val="false"/>
+                <w:color w:val="24292F"/>
+                <w:sz w:val="17"/>
+                <w:szCs w:val="17"/>
+              </w:rPr>
+              <w:t xml:space="preserve">.</w:t>
+            </w:r>
+            <w:r>
+              <w:rPr>
+                <w:rFonts w:ascii="Consolas" w:cs="Consolas" w:eastAsia="맑은 고딕" w:hAnsi="Consolas"/>
+                <w:b w:val="false"/>
+                <w:bCs w:val="false"/>
+                <w:i w:val="false"/>
+                <w:iCs w:val="false"/>
+                <w:color w:val="24292F"/>
+                <w:sz w:val="17"/>
+                <w:szCs w:val="17"/>
+              </w:rPr>
+              <w:t xml:space="preserve">mean</w:t>
+            </w:r>
+            <w:r>
+              <w:rPr>
+                <w:rFonts w:ascii="Consolas" w:cs="Consolas" w:eastAsia="맑은 고딕" w:hAnsi="Consolas"/>
+                <w:b w:val="false"/>
+                <w:bCs w:val="false"/>
+                <w:i w:val="false"/>
+                <w:iCs w:val="false"/>
+                <w:color w:val="24292F"/>
+                <w:sz w:val="17"/>
+                <w:szCs w:val="17"/>
+              </w:rPr>
+              <w:t xml:space="preserve">(</w:t>
+            </w:r>
+            <w:r>
+              <w:rPr>
+                <w:rFonts w:ascii="Consolas" w:cs="Consolas" w:eastAsia="맑은 고딕" w:hAnsi="Consolas"/>
+                <w:b w:val="false"/>
+                <w:bCs w:val="false"/>
+                <w:i w:val="false"/>
+                <w:iCs w:val="false"/>
+                <w:color w:val="24292F"/>
+                <w:sz w:val="17"/>
+                <w:szCs w:val="17"/>
+              </w:rPr>
+              <w:t xml:space="preserve">axis</w:t>
+            </w:r>
+            <w:r>
+              <w:rPr>
+                <w:rFonts w:ascii="Consolas" w:cs="Consolas" w:eastAsia="맑은 고딕" w:hAnsi="Consolas"/>
+                <w:b w:val="false"/>
+                <w:bCs w:val="false"/>
+                <w:i w:val="false"/>
+                <w:iCs w:val="false"/>
+                <w:color w:val="24292F"/>
+                <w:sz w:val="17"/>
+                <w:szCs w:val="17"/>
+              </w:rPr>
+              <w:t xml:space="preserve">=</w:t>
+            </w:r>
+            <w:r>
+              <w:rPr>
+                <w:rFonts w:ascii="Consolas" w:cs="Consolas" w:eastAsia="맑은 고딕" w:hAnsi="Consolas"/>
+                <w:b w:val="false"/>
+                <w:bCs w:val="false"/>
+                <w:i w:val="false"/>
+                <w:iCs w:val="false"/>
+                <w:color w:val="098658"/>
+                <w:sz w:val="17"/>
+                <w:szCs w:val="17"/>
+              </w:rPr>
+              <w:t xml:space="preserve">0</w:t>
+            </w:r>
+            <w:r>
+              <w:rPr>
+                <w:rFonts w:ascii="Consolas" w:cs="Consolas" w:eastAsia="맑은 고딕" w:hAnsi="Consolas"/>
+                <w:b w:val="false"/>
+                <w:bCs w:val="false"/>
+                <w:i w:val="false"/>
+                <w:iCs w:val="false"/>
+                <w:color w:val="24292F"/>
+                <w:sz w:val="17"/>
+                <w:szCs w:val="17"/>
+              </w:rPr>
+              <w:t xml:space="preserve">).</w:t>
+            </w:r>
+            <w:r>
+              <w:rPr>
+                <w:rFonts w:ascii="Consolas" w:cs="Consolas" w:eastAsia="맑은 고딕" w:hAnsi="Consolas"/>
+                <w:b w:val="false"/>
+                <w:bCs w:val="false"/>
+                <w:i w:val="false"/>
+                <w:iCs w:val="false"/>
+                <w:color w:val="795E26"/>
+                <w:sz w:val="17"/>
+                <w:szCs w:val="17"/>
+              </w:rPr>
+              <w:t xml:space="preserve">round</w:t>
+            </w:r>
+            <w:r>
+              <w:rPr>
+                <w:rFonts w:ascii="Consolas" w:cs="Consolas" w:eastAsia="맑은 고딕" w:hAnsi="Consolas"/>
+                <w:b w:val="false"/>
+                <w:bCs w:val="false"/>
+                <w:i w:val="false"/>
+                <w:iCs w:val="false"/>
+                <w:color w:val="24292F"/>
+                <w:sz w:val="17"/>
+                <w:szCs w:val="17"/>
+              </w:rPr>
+              <w:t xml:space="preserve">(</w:t>
+            </w:r>
+            <w:r>
+              <w:rPr>
+                <w:rFonts w:ascii="Consolas" w:cs="Consolas" w:eastAsia="맑은 고딕" w:hAnsi="Consolas"/>
+                <w:b w:val="false"/>
+                <w:bCs w:val="false"/>
+                <w:i w:val="false"/>
+                <w:iCs w:val="false"/>
+                <w:color w:val="098658"/>
+                <w:sz w:val="17"/>
+                <w:szCs w:val="17"/>
+              </w:rPr>
+              <w:t xml:space="preserve">1</w:t>
+            </w:r>
+            <w:r>
+              <w:rPr>
+                <w:rFonts w:ascii="Consolas" w:cs="Consolas" w:eastAsia="맑은 고딕" w:hAnsi="Consolas"/>
+                <w:b w:val="false"/>
+                <w:bCs w:val="false"/>
+                <w:i w:val="false"/>
+                <w:iCs w:val="false"/>
+                <w:color w:val="24292F"/>
+                <w:sz w:val="17"/>
+                <w:szCs w:val="17"/>
+              </w:rPr>
+              <w:t xml:space="preserve">))</w:t>
+            </w:r>
+          </w:p>
+          <w:p>
+            <w:pPr>
+              <w:spacing w:after="0" w:line="252"/>
+            </w:pPr>
+            <w:r>
+              <w:rPr>
+                <w:rFonts w:ascii="Consolas" w:cs="Consolas" w:eastAsia="맑은 고딕" w:hAnsi="Consolas"/>
+                <w:color w:val="A0A0A0"/>
+                <w:sz w:val="17"/>
+                <w:szCs w:val="17"/>
+              </w:rPr>
+              <w:t xml:space="preserve">17  </w:t>
+            </w:r>
+            <w:r>
+              <w:rPr>
+                <w:rFonts w:ascii="Consolas" w:cs="Consolas" w:eastAsia="맑은 고딕" w:hAnsi="Consolas"/>
+                <w:b w:val="false"/>
+                <w:bCs w:val="false"/>
+                <w:i w:val="false"/>
+                <w:iCs w:val="false"/>
+                <w:color w:val="795E26"/>
+                <w:sz w:val="17"/>
+                <w:szCs w:val="17"/>
+              </w:rPr>
+              <w:t xml:space="preserve">print</w:t>
+            </w:r>
+            <w:r>
+              <w:rPr>
+                <w:rFonts w:ascii="Consolas" w:cs="Consolas" w:eastAsia="맑은 고딕" w:hAnsi="Consolas"/>
+                <w:b w:val="false"/>
+                <w:bCs w:val="false"/>
+                <w:i w:val="false"/>
+                <w:iCs w:val="false"/>
+                <w:color w:val="24292F"/>
+                <w:sz w:val="17"/>
+                <w:szCs w:val="17"/>
+              </w:rPr>
+              <w:t xml:space="preserve">(</w:t>
+            </w:r>
+            <w:r>
+              <w:rPr>
+                <w:rFonts w:ascii="Consolas" w:cs="Consolas" w:eastAsia="맑은 고딕" w:hAnsi="Consolas"/>
+                <w:b w:val="false"/>
+                <w:bCs w:val="false"/>
+                <w:i w:val="false"/>
+                <w:iCs w:val="false"/>
+                <w:color w:val="A31515"/>
+                <w:sz w:val="17"/>
+                <w:szCs w:val="17"/>
+              </w:rPr>
+              <w:t xml:space="preserve">"과목별 최고:"</w:t>
+            </w:r>
+            <w:r>
+              <w:rPr>
+                <w:rFonts w:ascii="Consolas" w:cs="Consolas" w:eastAsia="맑은 고딕" w:hAnsi="Consolas"/>
+                <w:b w:val="false"/>
+                <w:bCs w:val="false"/>
+                <w:i w:val="false"/>
+                <w:iCs w:val="false"/>
+                <w:color w:val="24292F"/>
+                <w:sz w:val="17"/>
+                <w:szCs w:val="17"/>
+              </w:rPr>
+              <w:t xml:space="preserve">, </w:t>
+            </w:r>
+            <w:r>
+              <w:rPr>
+                <w:rFonts w:ascii="Consolas" w:cs="Consolas" w:eastAsia="맑은 고딕" w:hAnsi="Consolas"/>
+                <w:b w:val="false"/>
+                <w:bCs w:val="false"/>
+                <w:i w:val="false"/>
+                <w:iCs w:val="false"/>
+                <w:color w:val="24292F"/>
+                <w:sz w:val="17"/>
+                <w:szCs w:val="17"/>
+              </w:rPr>
+              <w:t xml:space="preserve">scores</w:t>
+            </w:r>
+            <w:r>
+              <w:rPr>
+                <w:rFonts w:ascii="Consolas" w:cs="Consolas" w:eastAsia="맑은 고딕" w:hAnsi="Consolas"/>
+                <w:b w:val="false"/>
+                <w:bCs w:val="false"/>
+                <w:i w:val="false"/>
+                <w:iCs w:val="false"/>
+                <w:color w:val="24292F"/>
+                <w:sz w:val="17"/>
+                <w:szCs w:val="17"/>
+              </w:rPr>
+              <w:t xml:space="preserve">.</w:t>
+            </w:r>
+            <w:r>
+              <w:rPr>
+                <w:rFonts w:ascii="Consolas" w:cs="Consolas" w:eastAsia="맑은 고딕" w:hAnsi="Consolas"/>
+                <w:b w:val="false"/>
+                <w:bCs w:val="false"/>
+                <w:i w:val="false"/>
+                <w:iCs w:val="false"/>
+                <w:color w:val="795E26"/>
+                <w:sz w:val="17"/>
+                <w:szCs w:val="17"/>
+              </w:rPr>
+              <w:t xml:space="preserve">max</w:t>
+            </w:r>
+            <w:r>
+              <w:rPr>
+                <w:rFonts w:ascii="Consolas" w:cs="Consolas" w:eastAsia="맑은 고딕" w:hAnsi="Consolas"/>
+                <w:b w:val="false"/>
+                <w:bCs w:val="false"/>
+                <w:i w:val="false"/>
+                <w:iCs w:val="false"/>
+                <w:color w:val="24292F"/>
+                <w:sz w:val="17"/>
+                <w:szCs w:val="17"/>
+              </w:rPr>
+              <w:t xml:space="preserve">(</w:t>
+            </w:r>
+            <w:r>
+              <w:rPr>
+                <w:rFonts w:ascii="Consolas" w:cs="Consolas" w:eastAsia="맑은 고딕" w:hAnsi="Consolas"/>
+                <w:b w:val="false"/>
+                <w:bCs w:val="false"/>
+                <w:i w:val="false"/>
+                <w:iCs w:val="false"/>
+                <w:color w:val="24292F"/>
+                <w:sz w:val="17"/>
+                <w:szCs w:val="17"/>
+              </w:rPr>
+              <w:t xml:space="preserve">axis</w:t>
+            </w:r>
+            <w:r>
+              <w:rPr>
+                <w:rFonts w:ascii="Consolas" w:cs="Consolas" w:eastAsia="맑은 고딕" w:hAnsi="Consolas"/>
+                <w:b w:val="false"/>
+                <w:bCs w:val="false"/>
+                <w:i w:val="false"/>
+                <w:iCs w:val="false"/>
+                <w:color w:val="24292F"/>
+                <w:sz w:val="17"/>
+                <w:szCs w:val="17"/>
+              </w:rPr>
+              <w:t xml:space="preserve">=</w:t>
+            </w:r>
+            <w:r>
+              <w:rPr>
+                <w:rFonts w:ascii="Consolas" w:cs="Consolas" w:eastAsia="맑은 고딕" w:hAnsi="Consolas"/>
+                <w:b w:val="false"/>
+                <w:bCs w:val="false"/>
+                <w:i w:val="false"/>
+                <w:iCs w:val="false"/>
+                <w:color w:val="098658"/>
+                <w:sz w:val="17"/>
+                <w:szCs w:val="17"/>
+              </w:rPr>
+              <w:t xml:space="preserve">0</w:t>
+            </w:r>
+            <w:r>
+              <w:rPr>
+                <w:rFonts w:ascii="Consolas" w:cs="Consolas" w:eastAsia="맑은 고딕" w:hAnsi="Consolas"/>
+                <w:b w:val="false"/>
+                <w:bCs w:val="false"/>
+                <w:i w:val="false"/>
+                <w:iCs w:val="false"/>
+                <w:color w:val="24292F"/>
+                <w:sz w:val="17"/>
+                <w:szCs w:val="17"/>
+              </w:rPr>
+              <w:t xml:space="preserve">))</w:t>
+            </w:r>
+          </w:p>
+          <w:p>
+            <w:pPr>
+              <w:spacing w:after="0" w:line="252"/>
+            </w:pPr>
+            <w:r>
+              <w:rPr>
+                <w:rFonts w:ascii="Consolas" w:cs="Consolas" w:eastAsia="맑은 고딕" w:hAnsi="Consolas"/>
+                <w:color w:val="A0A0A0"/>
+                <w:sz w:val="17"/>
+                <w:szCs w:val="17"/>
+              </w:rPr>
+              <w:t xml:space="preserve">18  </w:t>
+            </w:r>
+            <w:r>
+              <w:rPr>
+                <w:rFonts w:ascii="Consolas" w:cs="Consolas" w:eastAsia="맑은 고딕" w:hAnsi="Consolas"/>
+                <w:sz w:val="17"/>
+                <w:szCs w:val="17"/>
+              </w:rPr>
+              <w:t xml:space="preserve"> </w:t>
+            </w:r>
+          </w:p>
+          <w:p>
+            <w:pPr>
+              <w:spacing w:after="0" w:line="252"/>
+            </w:pPr>
+            <w:r>
+              <w:rPr>
+                <w:rFonts w:ascii="Consolas" w:cs="Consolas" w:eastAsia="맑은 고딕" w:hAnsi="Consolas"/>
+                <w:color w:val="A0A0A0"/>
+                <w:sz w:val="17"/>
+                <w:szCs w:val="17"/>
+              </w:rPr>
+              <w:t xml:space="preserve">19  </w:t>
+            </w:r>
+            <w:r>
+              <w:rPr>
+                <w:rFonts w:ascii="Consolas" w:cs="Consolas" w:eastAsia="맑은 고딕" w:hAnsi="Consolas"/>
+                <w:b w:val="false"/>
+                <w:bCs w:val="false"/>
+                <w:i/>
+                <w:iCs/>
+                <w:color w:val="6A9955"/>
+                <w:sz w:val="17"/>
+                <w:szCs w:val="17"/>
+              </w:rPr>
+              <w:t xml:space="preserve"># argmax: 가장 큰 값의 위치(번호) → 그 번호로 이름 꺼내기</w:t>
+            </w:r>
+          </w:p>
+          <w:p>
+            <w:pPr>
+              <w:spacing w:after="0" w:line="252"/>
+            </w:pPr>
+            <w:r>
+              <w:rPr>
+                <w:rFonts w:ascii="Consolas" w:cs="Consolas" w:eastAsia="맑은 고딕" w:hAnsi="Consolas"/>
+                <w:color w:val="A0A0A0"/>
+                <w:sz w:val="17"/>
+                <w:szCs w:val="17"/>
+              </w:rPr>
+              <w:t xml:space="preserve">20  </w:t>
+            </w:r>
+            <w:r>
+              <w:rPr>
+                <w:rFonts w:ascii="Consolas" w:cs="Consolas" w:eastAsia="맑은 고딕" w:hAnsi="Consolas"/>
+                <w:b w:val="false"/>
+                <w:bCs w:val="false"/>
+                <w:i w:val="false"/>
+                <w:iCs w:val="false"/>
+                <w:color w:val="24292F"/>
+                <w:sz w:val="17"/>
+                <w:szCs w:val="17"/>
+              </w:rPr>
+              <w:t xml:space="preserve">best</w:t>
+            </w:r>
+            <w:r>
+              <w:rPr>
+                <w:rFonts w:ascii="Consolas" w:cs="Consolas" w:eastAsia="맑은 고딕" w:hAnsi="Consolas"/>
+                <w:b w:val="false"/>
+                <w:bCs w:val="false"/>
+                <w:i w:val="false"/>
+                <w:iCs w:val="false"/>
+                <w:color w:val="24292F"/>
+                <w:sz w:val="17"/>
+                <w:szCs w:val="17"/>
+              </w:rPr>
+              <w:t xml:space="preserve"> = </w:t>
+            </w:r>
+            <w:r>
+              <w:rPr>
+                <w:rFonts w:ascii="Consolas" w:cs="Consolas" w:eastAsia="맑은 고딕" w:hAnsi="Consolas"/>
+                <w:b w:val="false"/>
+                <w:bCs w:val="false"/>
+                <w:i w:val="false"/>
+                <w:iCs w:val="false"/>
+                <w:color w:val="24292F"/>
+                <w:sz w:val="17"/>
+                <w:szCs w:val="17"/>
+              </w:rPr>
+              <w:t xml:space="preserve">avg</w:t>
+            </w:r>
+            <w:r>
+              <w:rPr>
+                <w:rFonts w:ascii="Consolas" w:cs="Consolas" w:eastAsia="맑은 고딕" w:hAnsi="Consolas"/>
+                <w:b w:val="false"/>
+                <w:bCs w:val="false"/>
+                <w:i w:val="false"/>
+                <w:iCs w:val="false"/>
+                <w:color w:val="24292F"/>
+                <w:sz w:val="17"/>
+                <w:szCs w:val="17"/>
+              </w:rPr>
+              <w:t xml:space="preserve">.</w:t>
+            </w:r>
+            <w:r>
+              <w:rPr>
+                <w:rFonts w:ascii="Consolas" w:cs="Consolas" w:eastAsia="맑은 고딕" w:hAnsi="Consolas"/>
+                <w:b w:val="false"/>
+                <w:bCs w:val="false"/>
+                <w:i w:val="false"/>
+                <w:iCs w:val="false"/>
+                <w:color w:val="24292F"/>
+                <w:sz w:val="17"/>
+                <w:szCs w:val="17"/>
+              </w:rPr>
+              <w:t xml:space="preserve">argmax</w:t>
+            </w:r>
+            <w:r>
+              <w:rPr>
+                <w:rFonts w:ascii="Consolas" w:cs="Consolas" w:eastAsia="맑은 고딕" w:hAnsi="Consolas"/>
+                <w:b w:val="false"/>
+                <w:bCs w:val="false"/>
+                <w:i w:val="false"/>
+                <w:iCs w:val="false"/>
+                <w:color w:val="24292F"/>
+                <w:sz w:val="17"/>
+                <w:szCs w:val="17"/>
+              </w:rPr>
+              <w:t xml:space="preserve">()</w:t>
+            </w:r>
+          </w:p>
+          <w:p>
+            <w:pPr>
+              <w:spacing w:after="0" w:line="252"/>
+            </w:pPr>
+            <w:r>
+              <w:rPr>
+                <w:rFonts w:ascii="Consolas" w:cs="Consolas" w:eastAsia="맑은 고딕" w:hAnsi="Consolas"/>
+                <w:color w:val="A0A0A0"/>
+                <w:sz w:val="17"/>
+                <w:szCs w:val="17"/>
+              </w:rPr>
+              <w:t xml:space="preserve">21  </w:t>
+            </w:r>
+            <w:r>
+              <w:rPr>
+                <w:rFonts w:ascii="Consolas" w:cs="Consolas" w:eastAsia="맑은 고딕" w:hAnsi="Consolas"/>
+                <w:b w:val="false"/>
+                <w:bCs w:val="false"/>
+                <w:i w:val="false"/>
+                <w:iCs w:val="false"/>
+                <w:color w:val="795E26"/>
+                <w:sz w:val="17"/>
+                <w:szCs w:val="17"/>
+              </w:rPr>
+              <w:t xml:space="preserve">print</w:t>
+            </w:r>
+            <w:r>
+              <w:rPr>
+                <w:rFonts w:ascii="Consolas" w:cs="Consolas" w:eastAsia="맑은 고딕" w:hAnsi="Consolas"/>
+                <w:b w:val="false"/>
+                <w:bCs w:val="false"/>
+                <w:i w:val="false"/>
+                <w:iCs w:val="false"/>
+                <w:color w:val="24292F"/>
+                <w:sz w:val="17"/>
+                <w:szCs w:val="17"/>
+              </w:rPr>
+              <w:t xml:space="preserve">(</w:t>
+            </w:r>
+            <w:r>
+              <w:rPr>
+                <w:rFonts w:ascii="Consolas" w:cs="Consolas" w:eastAsia="맑은 고딕" w:hAnsi="Consolas"/>
+                <w:b w:val="false"/>
+                <w:bCs w:val="false"/>
+                <w:i w:val="false"/>
+                <w:iCs w:val="false"/>
+                <w:color w:val="24292F"/>
+                <w:sz w:val="17"/>
+                <w:szCs w:val="17"/>
+              </w:rPr>
+              <w:t xml:space="preserve">f</w:t>
+            </w:r>
+            <w:r>
+              <w:rPr>
+                <w:rFonts w:ascii="Consolas" w:cs="Consolas" w:eastAsia="맑은 고딕" w:hAnsi="Consolas"/>
+                <w:b w:val="false"/>
+                <w:bCs w:val="false"/>
+                <w:i w:val="false"/>
+                <w:iCs w:val="false"/>
+                <w:color w:val="A31515"/>
+                <w:sz w:val="17"/>
+                <w:szCs w:val="17"/>
+              </w:rPr>
+              <w:t xml:space="preserve">"\n전체 1등: {names[best]} (평균 {avg[best]:.1f})"</w:t>
+            </w:r>
+            <w:r>
+              <w:rPr>
+                <w:rFonts w:ascii="Consolas" w:cs="Consolas" w:eastAsia="맑은 고딕" w:hAnsi="Consolas"/>
+                <w:b w:val="false"/>
+                <w:bCs w:val="false"/>
+                <w:i w:val="false"/>
+                <w:iCs w:val="false"/>
+                <w:color w:val="24292F"/>
+                <w:sz w:val="17"/>
+                <w:szCs w:val="17"/>
+              </w:rPr>
+              <w:t xml:space="preserve">)</w:t>
+            </w:r>
+          </w:p>
+          <w:p>
+            <w:pPr>
+              <w:spacing w:after="0" w:line="252"/>
+            </w:pPr>
+            <w:r>
+              <w:rPr>
+                <w:rFonts w:ascii="Consolas" w:cs="Consolas" w:eastAsia="맑은 고딕" w:hAnsi="Consolas"/>
+                <w:color w:val="A0A0A0"/>
+                <w:sz w:val="17"/>
+                <w:szCs w:val="17"/>
+              </w:rPr>
+              <w:t xml:space="preserve">22  </w:t>
+            </w:r>
+            <w:r>
+              <w:rPr>
+                <w:rFonts w:ascii="Consolas" w:cs="Consolas" w:eastAsia="맑은 고딕" w:hAnsi="Consolas"/>
+                <w:sz w:val="17"/>
+                <w:szCs w:val="17"/>
+              </w:rPr>
+              <w:t xml:space="preserve"> </w:t>
+            </w:r>
+          </w:p>
+          <w:p>
+            <w:pPr>
+              <w:spacing w:after="0" w:line="252"/>
+            </w:pPr>
+            <w:r>
+              <w:rPr>
+                <w:rFonts w:ascii="Consolas" w:cs="Consolas" w:eastAsia="맑은 고딕" w:hAnsi="Consolas"/>
+                <w:color w:val="A0A0A0"/>
+                <w:sz w:val="17"/>
+                <w:szCs w:val="17"/>
+              </w:rPr>
+              <w:t xml:space="preserve">23  </w:t>
+            </w:r>
+            <w:r>
+              <w:rPr>
+                <w:rFonts w:ascii="Consolas" w:cs="Consolas" w:eastAsia="맑은 고딕" w:hAnsi="Consolas"/>
+                <w:b w:val="false"/>
+                <w:bCs w:val="false"/>
+                <w:i/>
+                <w:iCs/>
+                <w:color w:val="6A9955"/>
+                <w:sz w:val="17"/>
+                <w:szCs w:val="17"/>
+              </w:rPr>
+              <w:t xml:space="preserve"># argsort: 작은 순서의 위치 목록 → [::-1] 로 뒤집으면 큰 순서</w:t>
+            </w:r>
+          </w:p>
+          <w:p>
+            <w:pPr>
+              <w:spacing w:after="0" w:line="252"/>
+            </w:pPr>
+            <w:r>
+              <w:rPr>
+                <w:rFonts w:ascii="Consolas" w:cs="Consolas" w:eastAsia="맑은 고딕" w:hAnsi="Consolas"/>
+                <w:color w:val="A0A0A0"/>
+                <w:sz w:val="17"/>
+                <w:szCs w:val="17"/>
+              </w:rPr>
+              <w:t xml:space="preserve">24  </w:t>
+            </w:r>
+            <w:r>
+              <w:rPr>
+                <w:rFonts w:ascii="Consolas" w:cs="Consolas" w:eastAsia="맑은 고딕" w:hAnsi="Consolas"/>
+                <w:b w:val="false"/>
+                <w:bCs w:val="false"/>
+                <w:i w:val="false"/>
+                <w:iCs w:val="false"/>
+                <w:color w:val="24292F"/>
+                <w:sz w:val="17"/>
+                <w:szCs w:val="17"/>
+              </w:rPr>
+              <w:t xml:space="preserve">rank</w:t>
+            </w:r>
+            <w:r>
+              <w:rPr>
+                <w:rFonts w:ascii="Consolas" w:cs="Consolas" w:eastAsia="맑은 고딕" w:hAnsi="Consolas"/>
+                <w:b w:val="false"/>
+                <w:bCs w:val="false"/>
+                <w:i w:val="false"/>
+                <w:iCs w:val="false"/>
+                <w:color w:val="24292F"/>
+                <w:sz w:val="17"/>
+                <w:szCs w:val="17"/>
+              </w:rPr>
+              <w:t xml:space="preserve"> = </w:t>
+            </w:r>
+            <w:r>
+              <w:rPr>
+                <w:rFonts w:ascii="Consolas" w:cs="Consolas" w:eastAsia="맑은 고딕" w:hAnsi="Consolas"/>
+                <w:b w:val="false"/>
+                <w:bCs w:val="false"/>
+                <w:i w:val="false"/>
+                <w:iCs w:val="false"/>
+                <w:color w:val="24292F"/>
+                <w:sz w:val="17"/>
+                <w:szCs w:val="17"/>
+              </w:rPr>
+              <w:t xml:space="preserve">np</w:t>
+            </w:r>
+            <w:r>
+              <w:rPr>
+                <w:rFonts w:ascii="Consolas" w:cs="Consolas" w:eastAsia="맑은 고딕" w:hAnsi="Consolas"/>
+                <w:b w:val="false"/>
+                <w:bCs w:val="false"/>
+                <w:i w:val="false"/>
+                <w:iCs w:val="false"/>
+                <w:color w:val="24292F"/>
+                <w:sz w:val="17"/>
+                <w:szCs w:val="17"/>
+              </w:rPr>
+              <w:t xml:space="preserve">.</w:t>
+            </w:r>
+            <w:r>
+              <w:rPr>
+                <w:rFonts w:ascii="Consolas" w:cs="Consolas" w:eastAsia="맑은 고딕" w:hAnsi="Consolas"/>
+                <w:b w:val="false"/>
+                <w:bCs w:val="false"/>
+                <w:i w:val="false"/>
+                <w:iCs w:val="false"/>
+                <w:color w:val="24292F"/>
+                <w:sz w:val="17"/>
+                <w:szCs w:val="17"/>
+              </w:rPr>
+              <w:t xml:space="preserve">argsort</w:t>
+            </w:r>
+            <w:r>
+              <w:rPr>
+                <w:rFonts w:ascii="Consolas" w:cs="Consolas" w:eastAsia="맑은 고딕" w:hAnsi="Consolas"/>
+                <w:b w:val="false"/>
+                <w:bCs w:val="false"/>
+                <w:i w:val="false"/>
+                <w:iCs w:val="false"/>
+                <w:color w:val="24292F"/>
+                <w:sz w:val="17"/>
+                <w:szCs w:val="17"/>
+              </w:rPr>
+              <w:t xml:space="preserve">(</w:t>
+            </w:r>
+            <w:r>
+              <w:rPr>
+                <w:rFonts w:ascii="Consolas" w:cs="Consolas" w:eastAsia="맑은 고딕" w:hAnsi="Consolas"/>
+                <w:b w:val="false"/>
+                <w:bCs w:val="false"/>
+                <w:i w:val="false"/>
+                <w:iCs w:val="false"/>
+                <w:color w:val="24292F"/>
+                <w:sz w:val="17"/>
+                <w:szCs w:val="17"/>
+              </w:rPr>
+              <w:t xml:space="preserve">total</w:t>
+            </w:r>
+            <w:r>
+              <w:rPr>
+                <w:rFonts w:ascii="Consolas" w:cs="Consolas" w:eastAsia="맑은 고딕" w:hAnsi="Consolas"/>
+                <w:b w:val="false"/>
+                <w:bCs w:val="false"/>
+                <w:i w:val="false"/>
+                <w:iCs w:val="false"/>
+                <w:color w:val="24292F"/>
+                <w:sz w:val="17"/>
+                <w:szCs w:val="17"/>
+              </w:rPr>
+              <w:t xml:space="preserve">)[::-</w:t>
+            </w:r>
+            <w:r>
+              <w:rPr>
+                <w:rFonts w:ascii="Consolas" w:cs="Consolas" w:eastAsia="맑은 고딕" w:hAnsi="Consolas"/>
+                <w:b w:val="false"/>
+                <w:bCs w:val="false"/>
+                <w:i w:val="false"/>
+                <w:iCs w:val="false"/>
+                <w:color w:val="098658"/>
+                <w:sz w:val="17"/>
+                <w:szCs w:val="17"/>
+              </w:rPr>
+              <w:t xml:space="preserve">1</w:t>
+            </w:r>
+            <w:r>
+              <w:rPr>
+                <w:rFonts w:ascii="Consolas" w:cs="Consolas" w:eastAsia="맑은 고딕" w:hAnsi="Consolas"/>
+                <w:b w:val="false"/>
+                <w:bCs w:val="false"/>
+                <w:i w:val="false"/>
+                <w:iCs w:val="false"/>
+                <w:color w:val="24292F"/>
+                <w:sz w:val="17"/>
+                <w:szCs w:val="17"/>
+              </w:rPr>
+              <w:t xml:space="preserve">]</w:t>
+            </w:r>
+          </w:p>
+          <w:p>
+            <w:pPr>
+              <w:spacing w:after="0" w:line="252"/>
+            </w:pPr>
+            <w:r>
+              <w:rPr>
+                <w:rFonts w:ascii="Consolas" w:cs="Consolas" w:eastAsia="맑은 고딕" w:hAnsi="Consolas"/>
+                <w:color w:val="A0A0A0"/>
+                <w:sz w:val="17"/>
+                <w:szCs w:val="17"/>
+              </w:rPr>
+              <w:t xml:space="preserve">25  </w:t>
+            </w:r>
+            <w:r>
+              <w:rPr>
+                <w:rFonts w:ascii="Consolas" w:cs="Consolas" w:eastAsia="맑은 고딕" w:hAnsi="Consolas"/>
+                <w:b w:val="false"/>
+                <w:bCs w:val="false"/>
+                <w:i w:val="false"/>
+                <w:iCs w:val="false"/>
+                <w:color w:val="795E26"/>
+                <w:sz w:val="17"/>
+                <w:szCs w:val="17"/>
+              </w:rPr>
+              <w:t xml:space="preserve">print</w:t>
+            </w:r>
+            <w:r>
+              <w:rPr>
+                <w:rFonts w:ascii="Consolas" w:cs="Consolas" w:eastAsia="맑은 고딕" w:hAnsi="Consolas"/>
+                <w:b w:val="false"/>
+                <w:bCs w:val="false"/>
+                <w:i w:val="false"/>
+                <w:iCs w:val="false"/>
+                <w:color w:val="24292F"/>
+                <w:sz w:val="17"/>
+                <w:szCs w:val="17"/>
+              </w:rPr>
+              <w:t xml:space="preserve">(</w:t>
+            </w:r>
+            <w:r>
+              <w:rPr>
+                <w:rFonts w:ascii="Consolas" w:cs="Consolas" w:eastAsia="맑은 고딕" w:hAnsi="Consolas"/>
+                <w:b w:val="false"/>
+                <w:bCs w:val="false"/>
+                <w:i w:val="false"/>
+                <w:iCs w:val="false"/>
+                <w:color w:val="A31515"/>
+                <w:sz w:val="17"/>
+                <w:szCs w:val="17"/>
+              </w:rPr>
+              <w:t xml:space="preserve">"상위 3명:"</w:t>
+            </w:r>
+            <w:r>
+              <w:rPr>
+                <w:rFonts w:ascii="Consolas" w:cs="Consolas" w:eastAsia="맑은 고딕" w:hAnsi="Consolas"/>
+                <w:b w:val="false"/>
+                <w:bCs w:val="false"/>
+                <w:i w:val="false"/>
+                <w:iCs w:val="false"/>
+                <w:color w:val="24292F"/>
+                <w:sz w:val="17"/>
+                <w:szCs w:val="17"/>
+              </w:rPr>
+              <w:t xml:space="preserve">, </w:t>
+            </w:r>
+            <w:r>
+              <w:rPr>
+                <w:rFonts w:ascii="Consolas" w:cs="Consolas" w:eastAsia="맑은 고딕" w:hAnsi="Consolas"/>
+                <w:b w:val="false"/>
+                <w:bCs w:val="false"/>
+                <w:i w:val="false"/>
+                <w:iCs w:val="false"/>
+                <w:color w:val="24292F"/>
+                <w:sz w:val="17"/>
+                <w:szCs w:val="17"/>
+              </w:rPr>
+              <w:t xml:space="preserve">names</w:t>
+            </w:r>
+            <w:r>
+              <w:rPr>
+                <w:rFonts w:ascii="Consolas" w:cs="Consolas" w:eastAsia="맑은 고딕" w:hAnsi="Consolas"/>
+                <w:b w:val="false"/>
+                <w:bCs w:val="false"/>
+                <w:i w:val="false"/>
+                <w:iCs w:val="false"/>
+                <w:color w:val="24292F"/>
+                <w:sz w:val="17"/>
+                <w:szCs w:val="17"/>
+              </w:rPr>
+              <w:t xml:space="preserve">[</w:t>
+            </w:r>
+            <w:r>
+              <w:rPr>
+                <w:rFonts w:ascii="Consolas" w:cs="Consolas" w:eastAsia="맑은 고딕" w:hAnsi="Consolas"/>
+                <w:b w:val="false"/>
+                <w:bCs w:val="false"/>
+                <w:i w:val="false"/>
+                <w:iCs w:val="false"/>
+                <w:color w:val="24292F"/>
+                <w:sz w:val="17"/>
+                <w:szCs w:val="17"/>
+              </w:rPr>
+              <w:t xml:space="preserve">rank</w:t>
+            </w:r>
+            <w:r>
+              <w:rPr>
+                <w:rFonts w:ascii="Consolas" w:cs="Consolas" w:eastAsia="맑은 고딕" w:hAnsi="Consolas"/>
+                <w:b w:val="false"/>
+                <w:bCs w:val="false"/>
+                <w:i w:val="false"/>
+                <w:iCs w:val="false"/>
+                <w:color w:val="24292F"/>
+                <w:sz w:val="17"/>
+                <w:szCs w:val="17"/>
+              </w:rPr>
+              <w:t xml:space="preserve">[:</w:t>
+            </w:r>
+            <w:r>
+              <w:rPr>
+                <w:rFonts w:ascii="Consolas" w:cs="Consolas" w:eastAsia="맑은 고딕" w:hAnsi="Consolas"/>
+                <w:b w:val="false"/>
+                <w:bCs w:val="false"/>
+                <w:i w:val="false"/>
+                <w:iCs w:val="false"/>
+                <w:color w:val="098658"/>
+                <w:sz w:val="17"/>
+                <w:szCs w:val="17"/>
+              </w:rPr>
+              <w:t xml:space="preserve">3</w:t>
+            </w:r>
+            <w:r>
+              <w:rPr>
+                <w:rFonts w:ascii="Consolas" w:cs="Consolas" w:eastAsia="맑은 고딕" w:hAnsi="Consolas"/>
+                <w:b w:val="false"/>
+                <w:bCs w:val="false"/>
+                <w:i w:val="false"/>
+                <w:iCs w:val="false"/>
+                <w:color w:val="24292F"/>
+                <w:sz w:val="17"/>
+                <w:szCs w:val="17"/>
+              </w:rPr>
+              <w:t xml:space="preserve">]])</w:t>
+            </w:r>
+          </w:p>
+          <w:p>
+            <w:pPr>
+              <w:spacing w:after="0" w:line="252"/>
+            </w:pPr>
+            <w:r>
+              <w:rPr>
+                <w:rFonts w:ascii="Consolas" w:cs="Consolas" w:eastAsia="맑은 고딕" w:hAnsi="Consolas"/>
+                <w:color w:val="A0A0A0"/>
+                <w:sz w:val="17"/>
+                <w:szCs w:val="17"/>
+              </w:rPr>
+              <w:t xml:space="preserve">26  </w:t>
+            </w:r>
+            <w:r>
+              <w:rPr>
+                <w:rFonts w:ascii="Consolas" w:cs="Consolas" w:eastAsia="맑은 고딕" w:hAnsi="Consolas"/>
+                <w:sz w:val="17"/>
+                <w:szCs w:val="17"/>
+              </w:rPr>
+              <w:t xml:space="preserve"> </w:t>
+            </w:r>
+          </w:p>
+          <w:p>
+            <w:pPr>
+              <w:spacing w:after="0" w:line="252"/>
+            </w:pPr>
+            <w:r>
+              <w:rPr>
+                <w:rFonts w:ascii="Consolas" w:cs="Consolas" w:eastAsia="맑은 고딕" w:hAnsi="Consolas"/>
+                <w:color w:val="A0A0A0"/>
+                <w:sz w:val="17"/>
+                <w:szCs w:val="17"/>
+              </w:rPr>
+              <w:t xml:space="preserve">27  </w:t>
+            </w:r>
+            <w:r>
+              <w:rPr>
+                <w:rFonts w:ascii="Consolas" w:cs="Consolas" w:eastAsia="맑은 고딕" w:hAnsi="Consolas"/>
+                <w:b w:val="false"/>
+                <w:bCs w:val="false"/>
+                <w:i w:val="false"/>
+                <w:iCs w:val="false"/>
+                <w:color w:val="24292F"/>
+                <w:sz w:val="17"/>
+                <w:szCs w:val="17"/>
+              </w:rPr>
+              <w:t xml:space="preserve">passed</w:t>
+            </w:r>
+            <w:r>
+              <w:rPr>
+                <w:rFonts w:ascii="Consolas" w:cs="Consolas" w:eastAsia="맑은 고딕" w:hAnsi="Consolas"/>
+                <w:b w:val="false"/>
+                <w:bCs w:val="false"/>
+                <w:i w:val="false"/>
+                <w:iCs w:val="false"/>
+                <w:color w:val="24292F"/>
+                <w:sz w:val="17"/>
+                <w:szCs w:val="17"/>
+              </w:rPr>
+              <w:t xml:space="preserve"> = </w:t>
+            </w:r>
+            <w:r>
+              <w:rPr>
+                <w:rFonts w:ascii="Consolas" w:cs="Consolas" w:eastAsia="맑은 고딕" w:hAnsi="Consolas"/>
+                <w:b w:val="false"/>
+                <w:bCs w:val="false"/>
+                <w:i w:val="false"/>
+                <w:iCs w:val="false"/>
+                <w:color w:val="24292F"/>
+                <w:sz w:val="17"/>
+                <w:szCs w:val="17"/>
+              </w:rPr>
+              <w:t xml:space="preserve">np</w:t>
+            </w:r>
+            <w:r>
+              <w:rPr>
+                <w:rFonts w:ascii="Consolas" w:cs="Consolas" w:eastAsia="맑은 고딕" w:hAnsi="Consolas"/>
+                <w:b w:val="false"/>
+                <w:bCs w:val="false"/>
+                <w:i w:val="false"/>
+                <w:iCs w:val="false"/>
+                <w:color w:val="24292F"/>
+                <w:sz w:val="17"/>
+                <w:szCs w:val="17"/>
+              </w:rPr>
+              <w:t xml:space="preserve">.</w:t>
+            </w:r>
+            <w:r>
+              <w:rPr>
+                <w:rFonts w:ascii="Consolas" w:cs="Consolas" w:eastAsia="맑은 고딕" w:hAnsi="Consolas"/>
+                <w:b w:val="false"/>
+                <w:bCs w:val="false"/>
+                <w:i w:val="false"/>
+                <w:iCs w:val="false"/>
+                <w:color w:val="24292F"/>
+                <w:sz w:val="17"/>
+                <w:szCs w:val="17"/>
+              </w:rPr>
+              <w:t xml:space="preserve">all</w:t>
+            </w:r>
+            <w:r>
+              <w:rPr>
+                <w:rFonts w:ascii="Consolas" w:cs="Consolas" w:eastAsia="맑은 고딕" w:hAnsi="Consolas"/>
+                <w:b w:val="false"/>
+                <w:bCs w:val="false"/>
+                <w:i w:val="false"/>
+                <w:iCs w:val="false"/>
+                <w:color w:val="24292F"/>
+                <w:sz w:val="17"/>
+                <w:szCs w:val="17"/>
+              </w:rPr>
+              <w:t xml:space="preserve">(</w:t>
+            </w:r>
+            <w:r>
+              <w:rPr>
+                <w:rFonts w:ascii="Consolas" w:cs="Consolas" w:eastAsia="맑은 고딕" w:hAnsi="Consolas"/>
+                <w:b w:val="false"/>
+                <w:bCs w:val="false"/>
+                <w:i w:val="false"/>
+                <w:iCs w:val="false"/>
+                <w:color w:val="24292F"/>
+                <w:sz w:val="17"/>
+                <w:szCs w:val="17"/>
+              </w:rPr>
+              <w:t xml:space="preserve">scores</w:t>
+            </w:r>
+            <w:r>
+              <w:rPr>
+                <w:rFonts w:ascii="Consolas" w:cs="Consolas" w:eastAsia="맑은 고딕" w:hAnsi="Consolas"/>
+                <w:b w:val="false"/>
+                <w:bCs w:val="false"/>
+                <w:i w:val="false"/>
+                <w:iCs w:val="false"/>
+                <w:color w:val="24292F"/>
+                <w:sz w:val="17"/>
+                <w:szCs w:val="17"/>
+              </w:rPr>
+              <w:t xml:space="preserve"> &gt;= </w:t>
+            </w:r>
+            <w:r>
+              <w:rPr>
+                <w:rFonts w:ascii="Consolas" w:cs="Consolas" w:eastAsia="맑은 고딕" w:hAnsi="Consolas"/>
+                <w:b w:val="false"/>
+                <w:bCs w:val="false"/>
+                <w:i w:val="false"/>
+                <w:iCs w:val="false"/>
+                <w:color w:val="098658"/>
+                <w:sz w:val="17"/>
+                <w:szCs w:val="17"/>
+              </w:rPr>
+              <w:t xml:space="preserve">60</w:t>
+            </w:r>
+            <w:r>
+              <w:rPr>
+                <w:rFonts w:ascii="Consolas" w:cs="Consolas" w:eastAsia="맑은 고딕" w:hAnsi="Consolas"/>
+                <w:b w:val="false"/>
+                <w:bCs w:val="false"/>
+                <w:i w:val="false"/>
+                <w:iCs w:val="false"/>
+                <w:color w:val="24292F"/>
+                <w:sz w:val="17"/>
+                <w:szCs w:val="17"/>
+              </w:rPr>
+              <w:t xml:space="preserve">, </w:t>
+            </w:r>
+            <w:r>
+              <w:rPr>
+                <w:rFonts w:ascii="Consolas" w:cs="Consolas" w:eastAsia="맑은 고딕" w:hAnsi="Consolas"/>
+                <w:b w:val="false"/>
+                <w:bCs w:val="false"/>
+                <w:i w:val="false"/>
+                <w:iCs w:val="false"/>
+                <w:color w:val="24292F"/>
+                <w:sz w:val="17"/>
+                <w:szCs w:val="17"/>
+              </w:rPr>
+              <w:t xml:space="preserve">axis</w:t>
+            </w:r>
+            <w:r>
+              <w:rPr>
+                <w:rFonts w:ascii="Consolas" w:cs="Consolas" w:eastAsia="맑은 고딕" w:hAnsi="Consolas"/>
+                <w:b w:val="false"/>
+                <w:bCs w:val="false"/>
+                <w:i w:val="false"/>
+                <w:iCs w:val="false"/>
+                <w:color w:val="24292F"/>
+                <w:sz w:val="17"/>
+                <w:szCs w:val="17"/>
+              </w:rPr>
+              <w:t xml:space="preserve">=</w:t>
+            </w:r>
+            <w:r>
+              <w:rPr>
+                <w:rFonts w:ascii="Consolas" w:cs="Consolas" w:eastAsia="맑은 고딕" w:hAnsi="Consolas"/>
+                <w:b w:val="false"/>
+                <w:bCs w:val="false"/>
+                <w:i w:val="false"/>
+                <w:iCs w:val="false"/>
+                <w:color w:val="098658"/>
+                <w:sz w:val="17"/>
+                <w:szCs w:val="17"/>
+              </w:rPr>
+              <w:t xml:space="preserve">1</w:t>
+            </w:r>
+            <w:r>
+              <w:rPr>
+                <w:rFonts w:ascii="Consolas" w:cs="Consolas" w:eastAsia="맑은 고딕" w:hAnsi="Consolas"/>
+                <w:b w:val="false"/>
+                <w:bCs w:val="false"/>
+                <w:i w:val="false"/>
+                <w:iCs w:val="false"/>
+                <w:color w:val="24292F"/>
+                <w:sz w:val="17"/>
+                <w:szCs w:val="17"/>
+              </w:rPr>
+              <w:t xml:space="preserve">)            </w:t>
+            </w:r>
+            <w:r>
+              <w:rPr>
+                <w:rFonts w:ascii="Consolas" w:cs="Consolas" w:eastAsia="맑은 고딕" w:hAnsi="Consolas"/>
+                <w:b w:val="false"/>
+                <w:bCs w:val="false"/>
+                <w:i/>
+                <w:iCs/>
+                <w:color w:val="6A9955"/>
+                <w:sz w:val="17"/>
+                <w:szCs w:val="17"/>
+              </w:rPr>
               <w:t xml:space="preserve"># 모든 과목 60 이상</w:t>
             </w:r>
           </w:p>
@@ -9843,7 +10113,34 @@
                 <w:sz w:val="17"/>
                 <w:szCs w:val="17"/>
               </w:rPr>
-              <w:t xml:space="preserve">23  </w:t>
+              <w:t xml:space="preserve">28  </w:t>
+            </w:r>
+            <w:r>
+              <w:rPr>
+                <w:rFonts w:ascii="Consolas" w:cs="Consolas" w:eastAsia="맑은 고딕" w:hAnsi="Consolas"/>
+                <w:b w:val="false"/>
+                <w:bCs w:val="false"/>
+                <w:i/>
+                <w:iCs/>
+                <w:color w:val="6A9955"/>
+                <w:sz w:val="17"/>
+                <w:szCs w:val="17"/>
+              </w:rPr>
+              <w:t xml:space="preserve"># passed 는 True/False 배열 → 이름 배열에 넣으면 True 인 학생만 / mean() = True 비율</w:t>
+            </w:r>
+          </w:p>
+          <w:p>
+            <w:pPr>
+              <w:spacing w:after="0" w:line="252"/>
+            </w:pPr>
+            <w:r>
+              <w:rPr>
+                <w:rFonts w:ascii="Consolas" w:cs="Consolas" w:eastAsia="맑은 고딕" w:hAnsi="Consolas"/>
+                <w:color w:val="A0A0A0"/>
+                <w:sz w:val="17"/>
+                <w:szCs w:val="17"/>
+              </w:rPr>
+              <w:t xml:space="preserve">29  </w:t>
             </w:r>
             <w:r>
               <w:rPr>
@@ -9961,7 +10258,7 @@
                 <w:sz w:val="17"/>
                 <w:szCs w:val="17"/>
               </w:rPr>
-              <w:t xml:space="preserve">24  </w:t>
+              <w:t xml:space="preserve">30  </w:t>
             </w:r>
             <w:r>
               <w:rPr>
@@ -10066,7 +10363,7 @@
                 <w:sz w:val="17"/>
                 <w:szCs w:val="17"/>
               </w:rPr>
-              <w:t xml:space="preserve">25  </w:t>
+              <w:t xml:space="preserve">31  </w:t>
             </w:r>
             <w:r>
               <w:rPr>
@@ -10088,7 +10385,34 @@
                 <w:sz w:val="17"/>
                 <w:szCs w:val="17"/>
               </w:rPr>
-              <w:t xml:space="preserve">26  </w:t>
+              <w:t xml:space="preserve">32  </w:t>
+            </w:r>
+            <w:r>
+              <w:rPr>
+                <w:rFonts w:ascii="Consolas" w:cs="Consolas" w:eastAsia="맑은 고딕" w:hAnsi="Consolas"/>
+                <w:b w:val="false"/>
+                <w:bCs w:val="false"/>
+                <w:i/>
+                <w:iCs/>
+                <w:color w:val="6A9955"/>
+                <w:sz w:val="17"/>
+                <w:szCs w:val="17"/>
+              </w:rPr>
+              <w:t xml:space="preserve"># np.where(조건, 참일 때, 거짓일 때) 를 겹쳐서 학점 매기기</w:t>
+            </w:r>
+          </w:p>
+          <w:p>
+            <w:pPr>
+              <w:spacing w:after="0" w:line="252"/>
+            </w:pPr>
+            <w:r>
+              <w:rPr>
+                <w:rFonts w:ascii="Consolas" w:cs="Consolas" w:eastAsia="맑은 고딕" w:hAnsi="Consolas"/>
+                <w:color w:val="A0A0A0"/>
+                <w:sz w:val="17"/>
+                <w:szCs w:val="17"/>
+              </w:rPr>
+              <w:t xml:space="preserve">33  </w:t>
             </w:r>
             <w:r>
               <w:rPr>
@@ -10544,7 +10868,34 @@
                 <w:sz w:val="17"/>
                 <w:szCs w:val="17"/>
               </w:rPr>
-              <w:t xml:space="preserve">27  </w:t>
+              <w:t xml:space="preserve">34  </w:t>
+            </w:r>
+            <w:r>
+              <w:rPr>
+                <w:rFonts w:ascii="Consolas" w:cs="Consolas" w:eastAsia="맑은 고딕" w:hAnsi="Consolas"/>
+                <w:b w:val="false"/>
+                <w:bCs w:val="false"/>
+                <w:i/>
+                <w:iCs/>
+                <w:color w:val="6A9955"/>
+                <w:sz w:val="17"/>
+                <w:szCs w:val="17"/>
+              </w:rPr>
+              <w:t xml:space="preserve"># 앞의 5명만 평균과 학점 출력</w:t>
+            </w:r>
+          </w:p>
+          <w:p>
+            <w:pPr>
+              <w:spacing w:after="0" w:line="252"/>
+            </w:pPr>
+            <w:r>
+              <w:rPr>
+                <w:rFonts w:ascii="Consolas" w:cs="Consolas" w:eastAsia="맑은 고딕" w:hAnsi="Consolas"/>
+                <w:color w:val="A0A0A0"/>
+                <w:sz w:val="17"/>
+                <w:szCs w:val="17"/>
+              </w:rPr>
+              <w:t xml:space="preserve">35  </w:t>
             </w:r>
             <w:r>
               <w:rPr>
@@ -10870,7 +11221,7 @@
                 <w:sz w:val="17"/>
                 <w:szCs w:val="17"/>
               </w:rPr>
-              <w:t xml:space="preserve">28  </w:t>
+              <w:t xml:space="preserve">36  </w:t>
             </w:r>
             <w:r>
               <w:rPr>
@@ -11134,7 +11485,7 @@
                 <w:sz w:val="19"/>
                 <w:szCs w:val="19"/>
               </w:rPr>
-              <w:t xml:space="preserve">4</w:t>
+              <w:t xml:space="preserve">5</w:t>
             </w:r>
           </w:p>
         </w:tc>
@@ -11236,7 +11587,7 @@
                 <w:sz w:val="19"/>
                 <w:szCs w:val="19"/>
               </w:rPr>
-              <w:t xml:space="preserve">6</w:t>
+              <w:t xml:space="preserve">7</w:t>
             </w:r>
           </w:p>
         </w:tc>
@@ -11338,7 +11689,7 @@
                 <w:sz w:val="19"/>
                 <w:szCs w:val="19"/>
               </w:rPr>
-              <w:t xml:space="preserve">11</w:t>
+              <w:t xml:space="preserve">13</w:t>
             </w:r>
           </w:p>
         </w:tc>
@@ -11440,7 +11791,7 @@
                 <w:sz w:val="19"/>
                 <w:szCs w:val="19"/>
               </w:rPr>
-              <w:t xml:space="preserve">13</w:t>
+              <w:t xml:space="preserve">16</w:t>
             </w:r>
           </w:p>
         </w:tc>
@@ -11542,7 +11893,7 @@
                 <w:sz w:val="19"/>
                 <w:szCs w:val="19"/>
               </w:rPr>
-              <w:t xml:space="preserve">16</w:t>
+              <w:t xml:space="preserve">20</w:t>
             </w:r>
           </w:p>
         </w:tc>
@@ -11644,7 +11995,7 @@
                 <w:sz w:val="19"/>
                 <w:szCs w:val="19"/>
               </w:rPr>
-              <w:t xml:space="preserve">19</w:t>
+              <w:t xml:space="preserve">24</w:t>
             </w:r>
           </w:p>
         </w:tc>
@@ -11746,7 +12097,7 @@
                 <w:sz w:val="19"/>
                 <w:szCs w:val="19"/>
               </w:rPr>
-              <w:t xml:space="preserve">22</w:t>
+              <w:t xml:space="preserve">27</w:t>
             </w:r>
           </w:p>
         </w:tc>
@@ -11848,7 +12199,7 @@
                 <w:sz w:val="19"/>
                 <w:szCs w:val="19"/>
               </w:rPr>
-              <w:t xml:space="preserve">23</w:t>
+              <w:t xml:space="preserve">29</w:t>
             </w:r>
           </w:p>
         </w:tc>
@@ -11950,7 +12301,7 @@
                 <w:sz w:val="19"/>
                 <w:szCs w:val="19"/>
               </w:rPr>
-              <w:t xml:space="preserve">26</w:t>
+              <w:t xml:space="preserve">33</w:t>
             </w:r>
           </w:p>
         </w:tc>
